--- a/downloads/workbook/bridge-week-12.docx
+++ b/downloads/workbook/bridge-week-12.docx
@@ -971,6 +971,178 @@
         <w:t>Project connection: For Python readiness before the Responsible Plant Classifier, retain a trace of the values, the predicted outputs and the changed-case explanation. Use actual Python 3 results to check the prediction after reasoning first.</w:t>
       </w:r>
     </w:p>
+    <w:p>
+      <w:pPr>
+        <w:pStyle w:val="Heading1"/>
+      </w:pPr>
+      <w:r>
+        <w:t>13. Project portfolio milestone</w:t>
+      </w:r>
+    </w:p>
+    <w:p>
+      <w:r>
+        <w:t>Project: Python readiness portfolio</w:t>
+      </w:r>
+    </w:p>
+    <w:p>
+      <w:r>
+        <w:t>Current milestone: Python readiness portfolio. Keep runnable code, predictions, actual outputs, one repaired error and an explanation of a function on changed inputs.</w:t>
+      </w:r>
+    </w:p>
+    <w:p>
+      <w:r>
+        <w:t>For Python readiness before the Responsible Plant Classifier, retain a trace of the values, the predicted outputs and the changed-case explanation. Use actual Python 3 results to check the prediction after reasoning first.</w:t>
+      </w:r>
+    </w:p>
+    <w:tbl>
+      <w:tblPr>
+        <w:tblStyle w:val="LightShading-Accent1"/>
+        <w:tblW w:type="auto" w:w="0"/>
+        <w:tblLook w:firstColumn="1" w:firstRow="1" w:lastColumn="0" w:lastRow="0" w:noHBand="0" w:noVBand="1" w:val="04A0"/>
+      </w:tblPr>
+      <w:tblGrid>
+        <w:gridCol w:w="5112"/>
+        <w:gridCol w:w="5112"/>
+      </w:tblGrid>
+      <w:tr>
+        <w:trPr>
+          <w:tblHeader/>
+        </w:trPr>
+        <w:tc>
+          <w:tcPr>
+            <w:tcW w:type="dxa" w:w="5112"/>
+          </w:tcPr>
+          <w:p>
+            <w:r>
+              <w:t>Evidence to keep</w:t>
+            </w:r>
+          </w:p>
+        </w:tc>
+        <w:tc>
+          <w:tcPr>
+            <w:tcW w:type="dxa" w:w="5112"/>
+          </w:tcPr>
+          <w:p>
+            <w:r>
+              <w:t>My record</w:t>
+            </w:r>
+          </w:p>
+        </w:tc>
+      </w:tr>
+      <w:tr>
+        <w:tc>
+          <w:tcPr>
+            <w:tcW w:type="dxa" w:w="5112"/>
+          </w:tcPr>
+          <w:p>
+            <w:r>
+              <w:t>This week’s input and deciding step</w:t>
+            </w:r>
+          </w:p>
+        </w:tc>
+        <w:tc>
+          <w:tcPr>
+            <w:tcW w:type="dxa" w:w="5112"/>
+          </w:tcPr>
+          <w:p>
+            <w:r/>
+          </w:p>
+        </w:tc>
+      </w:tr>
+      <w:tr>
+        <w:tc>
+          <w:tcPr>
+            <w:tcW w:type="dxa" w:w="5112"/>
+          </w:tcPr>
+          <w:p>
+            <w:r>
+              <w:t>Prediction and actual result (or labelled paper trace)</w:t>
+            </w:r>
+          </w:p>
+        </w:tc>
+        <w:tc>
+          <w:tcPr>
+            <w:tcW w:type="dxa" w:w="5112"/>
+          </w:tcPr>
+          <w:p>
+            <w:r/>
+          </w:p>
+        </w:tc>
+      </w:tr>
+      <w:tr>
+        <w:tc>
+          <w:tcPr>
+            <w:tcW w:type="dxa" w:w="5112"/>
+          </w:tcPr>
+          <w:p>
+            <w:r>
+              <w:t>One change since the previous checkpoint and why</w:t>
+            </w:r>
+          </w:p>
+        </w:tc>
+        <w:tc>
+          <w:tcPr>
+            <w:tcW w:type="dxa" w:w="5112"/>
+          </w:tcPr>
+          <w:p>
+            <w:r/>
+          </w:p>
+        </w:tc>
+      </w:tr>
+      <w:tr>
+        <w:tc>
+          <w:tcPr>
+            <w:tcW w:type="dxa" w:w="5112"/>
+          </w:tcPr>
+          <w:p>
+            <w:r>
+              <w:t>One error or limit and the next test</w:t>
+            </w:r>
+          </w:p>
+        </w:tc>
+        <w:tc>
+          <w:tcPr>
+            <w:tcW w:type="dxa" w:w="5112"/>
+          </w:tcPr>
+          <w:p>
+            <w:r/>
+          </w:p>
+        </w:tc>
+      </w:tr>
+    </w:tbl>
+    <w:p>
+      <w:pPr>
+        <w:pStyle w:val="Heading3"/>
+      </w:pPr>
+      <w:r>
+        <w:t>Explain what this week adds to your project. Reuse last week’s record rather than starting again.</w:t>
+      </w:r>
+    </w:p>
+    <w:p>
+      <w:r>
+        <w:t>________________________________________________________________</w:t>
+      </w:r>
+    </w:p>
+    <w:p>
+      <w:r>
+        <w:t>________________________________________________________________</w:t>
+      </w:r>
+    </w:p>
+    <w:p>
+      <w:r>
+        <w:t>________________________________________________________________</w:t>
+      </w:r>
+    </w:p>
+    <w:p>
+      <w:r>
+        <w:t>________________________________________________________________</w:t>
+      </w:r>
+    </w:p>
+    <w:p>
+      <w:r>
+        <w:t>________________________________________________________________</w:t>
+      </w:r>
+    </w:p>
     <w:sectPr>
       <w:pgSz w:w="12240" w:h="15840"/>
       <w:pgMar w:top="936" w:right="1008" w:bottom="936" w:left="1008" w:header="720" w:footer="720" w:gutter="0"/>

--- a/downloads/workbook/bridge-week-12.docx
+++ b/downloads/workbook/bridge-week-12.docx
@@ -1143,6 +1143,248 @@
         <w:t>________________________________________________________________</w:t>
       </w:r>
     </w:p>
+    <w:p>
+      <w:pPr>
+        <w:pStyle w:val="Heading1"/>
+      </w:pPr>
+      <w:r>
+        <w:t>14. Supported practice and learning evidence</w:t>
+      </w:r>
+    </w:p>
+    <w:p>
+      <w:r>
+        <w:t>Use this supported practice once, in the browser or on paper. Keep the reserved independent assessment for a separate first attempt before teacher feedback.</w:t>
+      </w:r>
+    </w:p>
+    <w:p>
+      <w:r>
+        <w:t>Use a test that catches the boundary bug. A function should classify an integer as tiny exactly when it is less than three.</w:t>
+      </w:r>
+    </w:p>
+    <w:p>
+      <w:pPr>
+        <w:pStyle w:val="Heading3"/>
+      </w:pPr>
+      <w:r>
+        <w:t>Practice 1: explain the deciding evidence</w:t>
+      </w:r>
+    </w:p>
+    <w:p>
+      <w:r>
+        <w:t>Which labelled step matches this detail? Using &lt;= passes 2 but fails the test at 3 before the later test.</w:t>
+      </w:r>
+    </w:p>
+    <w:p>
+      <w:r>
+        <w:t>1. Locate the bug</w:t>
+      </w:r>
+    </w:p>
+    <w:p>
+      <w:r>
+        <w:t>2. Record contract</w:t>
+      </w:r>
+    </w:p>
+    <w:p>
+      <w:r>
+        <w:t>3. Run boundary cases</w:t>
+      </w:r>
+    </w:p>
+    <w:p>
+      <w:pPr>
+        <w:pStyle w:val="Heading3"/>
+      </w:pPr>
+      <w:r>
+        <w:t>My selected conclusion, deciding fact and explanation</w:t>
+      </w:r>
+    </w:p>
+    <w:p>
+      <w:r>
+        <w:t>________________________________________________________________</w:t>
+      </w:r>
+    </w:p>
+    <w:p>
+      <w:r>
+        <w:t>________________________________________________________________</w:t>
+      </w:r>
+    </w:p>
+    <w:p>
+      <w:r>
+        <w:t>________________________________________________________________</w:t>
+      </w:r>
+    </w:p>
+    <w:p>
+      <w:r>
+        <w:t>________________________________________________________________</w:t>
+      </w:r>
+    </w:p>
+    <w:p>
+      <w:r>
+        <w:t>________________________________________________________________</w:t>
+      </w:r>
+    </w:p>
+    <w:p>
+      <w:r>
+        <w:t>Hint if needed: Read the steps in the pictorial case. Match the supplied detail to the stage that performs or records it.</w:t>
+      </w:r>
+    </w:p>
+    <w:p>
+      <w:r>
+        <w:t>After your attempt, compare with the supported explanation: Locate the bug Using &lt;= passes 2 but fails the test at 3 before the later test. A revealing test distinguishes a correct implementation from a plausible mistake. Checking only values far from the boundary would miss this inclusive-versus-strict bug.</w:t>
+      </w:r>
+    </w:p>
+    <w:p>
+      <w:pPr>
+        <w:pStyle w:val="Heading3"/>
+      </w:pPr>
+      <w:r>
+        <w:t>Practice 2: explain the deciding evidence</w:t>
+      </w:r>
+    </w:p>
+    <w:p>
+      <w:r>
+        <w:t>Changed-case practice: Remove the test at 3 and keep only 2 and 4. Which conclusion is supported by the supplied facts?</w:t>
+      </w:r>
+    </w:p>
+    <w:p>
+      <w:r>
+        <w:t>1. The buggy &lt;= function passes those remaining tests.</w:t>
+      </w:r>
+    </w:p>
+    <w:p>
+      <w:r>
+        <w:t>2. This one example guarantees correct results for every future input.</w:t>
+      </w:r>
+    </w:p>
+    <w:p>
+      <w:r>
+        <w:t>3. We can decide the result without examining the changed input or the procedure.</w:t>
+      </w:r>
+    </w:p>
+    <w:p>
+      <w:pPr>
+        <w:pStyle w:val="Heading3"/>
+      </w:pPr>
+      <w:r>
+        <w:t>My selected conclusion, deciding fact and explanation</w:t>
+      </w:r>
+    </w:p>
+    <w:p>
+      <w:r>
+        <w:t>________________________________________________________________</w:t>
+      </w:r>
+    </w:p>
+    <w:p>
+      <w:r>
+        <w:t>________________________________________________________________</w:t>
+      </w:r>
+    </w:p>
+    <w:p>
+      <w:r>
+        <w:t>________________________________________________________________</w:t>
+      </w:r>
+    </w:p>
+    <w:p>
+      <w:r>
+        <w:t>________________________________________________________________</w:t>
+      </w:r>
+    </w:p>
+    <w:p>
+      <w:r>
+        <w:t>________________________________________________________________</w:t>
+      </w:r>
+    </w:p>
+    <w:p>
+      <w:r>
+        <w:t>Hint if needed: Use the changed condition and the deciding step in the pictorial trace. The answer must say what follows from those facts.</w:t>
+      </w:r>
+    </w:p>
+    <w:p>
+      <w:r>
+        <w:t>After your attempt, compare with the supported explanation: The buggy &lt;= function passes those remaining tests. Both procedures agree away from the equality boundary.</w:t>
+      </w:r>
+    </w:p>
+    <w:p>
+      <w:pPr>
+        <w:pStyle w:val="Heading3"/>
+      </w:pPr>
+      <w:r>
+        <w:t>Repair a missing building block</w:t>
+      </w:r>
+    </w:p>
+    <w:p>
+      <w:r>
+        <w:t>Review Reading structured data (python-bridge/11). Goal: Process a list of records consistently. Short practice: Circle the included rows, calculate the sum and mean, and state coverage. Repeat after adding the fourth row with count four.. Return to this week and explain what you changed.</w:t>
+      </w:r>
+    </w:p>
+    <w:p>
+      <w:r>
+        <w:t>Review Return values and local state (python-bridge/9). Goal: Use a returned value in a later calculation. Short practice: Trace the two returned values and explain why first stays seven. What happens if the caller tries to print result directly?. Return to this week and explain what you changed.</w:t>
+      </w:r>
+    </w:p>
+    <w:p>
+      <w:r>
+        <w:t>Review Loops and trace tables (python-bridge/6). Goal: Trace variable values before and after each loop iteration. Short practice: List the four visited values and their running totals. Explain why 5 is absent and what prints for range(1,1).. Return to this week and explain what you changed.</w:t>
+      </w:r>
+    </w:p>
+    <w:p>
+      <w:pPr>
+        <w:pStyle w:val="Heading3"/>
+      </w:pPr>
+      <w:r>
+        <w:t>Predict, run and debug</w:t>
+      </w:r>
+    </w:p>
+    <w:p>
+      <w:r>
+        <w:t>The browser lab lets you edit the supported Python examples already included in this lesson. Predict first, run, inspect the actual output or error, change one input, then run again. Keep code, predictions, actual results and a reasoned revision together. On paper, label your result as a trace rather than an execution.</w:t>
+      </w:r>
+    </w:p>
+    <w:p>
+      <w:pPr>
+        <w:pStyle w:val="Heading3"/>
+      </w:pPr>
+      <w:r>
+        <w:t>Keep your completed work</w:t>
+      </w:r>
+    </w:p>
+    <w:p>
+      <w:r>
+        <w:t>Use Download completed work in the hosted lesson to export your answers, reflections, practice feedback and code-run evidence. Open the HTML copy to read or print it. Drafts stay in this browser when storage is available; clear drafts on a shared device.</w:t>
+      </w:r>
+    </w:p>
+    <w:p>
+      <w:pPr>
+        <w:pStyle w:val="Heading3"/>
+      </w:pPr>
+      <w:r>
+        <w:t>What I repaired, the evidence I kept and the next test</w:t>
+      </w:r>
+    </w:p>
+    <w:p>
+      <w:r>
+        <w:t>________________________________________________________________</w:t>
+      </w:r>
+    </w:p>
+    <w:p>
+      <w:r>
+        <w:t>________________________________________________________________</w:t>
+      </w:r>
+    </w:p>
+    <w:p>
+      <w:r>
+        <w:t>________________________________________________________________</w:t>
+      </w:r>
+    </w:p>
+    <w:p>
+      <w:r>
+        <w:t>________________________________________________________________</w:t>
+      </w:r>
+    </w:p>
+    <w:p>
+      <w:r>
+        <w:t>________________________________________________________________</w:t>
+      </w:r>
+    </w:p>
     <w:sectPr>
       <w:pgSz w:w="12240" w:h="15840"/>
       <w:pgMar w:top="936" w:right="1008" w:bottom="936" w:left="1008" w:header="720" w:footer="720" w:gutter="0"/>

--- a/downloads/workbook/bridge-week-12.docx
+++ b/downloads/workbook/bridge-week-12.docx
@@ -30,33 +30,45 @@
     </w:p>
     <w:p>
       <w:r>
-        <w:t>Try the recall before opening notes. Then use a different colour or a labelled second line to correct your explanation.</w:t>
+        <w:t>Record your starting explanation for Testing and debugging functions before opening notes. Show any later correction separately.</w:t>
       </w:r>
     </w:p>
     <w:p>
       <w:pPr>
-        <w:pStyle w:val="Heading3"/>
-      </w:pPr>
-      <w:r>
-        <w:t>Reading structured data</w:t>
+        <w:spacing w:line="336" w:lineRule="auto" w:after="180"/>
+      </w:pPr>
+      <w:r>
+        <w:rPr>
+          <w:b w:val="0"/>
+        </w:rPr>
+        <w:t>Try the recall before opening notes. Then use a different colour or a labelled second line to correct your explanation.</w:t>
       </w:r>
     </w:p>
     <w:p>
-      <w:r>
-        <w:t>Without opening the old lesson, explain one key idea from Reading structured data. Give an example and a mistake that the idea helps you avoid.</w:t>
+      <w:pPr>
+        <w:pStyle w:val="Heading3"/>
+      </w:pPr>
+      <w:r>
+        <w:t>Reading structured data</w:t>
       </w:r>
     </w:p>
     <w:p>
       <w:pPr>
-        <w:pStyle w:val="Heading3"/>
-      </w:pPr>
-      <w:r>
-        <w:t>My remembered idea, example and correction</w:t>
+        <w:spacing w:line="336" w:lineRule="auto" w:after="180"/>
+      </w:pPr>
+      <w:r>
+        <w:rPr>
+          <w:b w:val="0"/>
+        </w:rPr>
+        <w:t>Without opening the old lesson, explain one key idea from Reading structured data. Give an example and a mistake that the idea helps you avoid.</w:t>
       </w:r>
     </w:p>
     <w:p>
-      <w:r>
-        <w:t>________________________________________________________________</w:t>
+      <w:pPr>
+        <w:pStyle w:val="Heading3"/>
+      </w:pPr>
+      <w:r>
+        <w:t>My remembered idea, example and correction</w:t>
       </w:r>
     </w:p>
     <w:p>
@@ -70,29 +82,35 @@
       </w:r>
     </w:p>
     <w:p>
-      <w:pPr>
-        <w:pStyle w:val="Heading3"/>
-      </w:pPr>
-      <w:r>
-        <w:t>Return values and local state</w:t>
+      <w:r>
+        <w:t>________________________________________________________________</w:t>
       </w:r>
     </w:p>
     <w:p>
-      <w:r>
-        <w:t>Without opening the old lesson, explain one key idea from Return values and local state. Give an example and a mistake that the idea helps you avoid.</w:t>
+      <w:pPr>
+        <w:pStyle w:val="Heading3"/>
+      </w:pPr>
+      <w:r>
+        <w:t>Return values and local state</w:t>
       </w:r>
     </w:p>
     <w:p>
       <w:pPr>
-        <w:pStyle w:val="Heading3"/>
-      </w:pPr>
-      <w:r>
-        <w:t>My remembered idea, example and correction</w:t>
+        <w:spacing w:line="336" w:lineRule="auto" w:after="180"/>
+      </w:pPr>
+      <w:r>
+        <w:rPr>
+          <w:b w:val="0"/>
+        </w:rPr>
+        <w:t>Without opening the old lesson, explain one key idea from Return values and local state. Give an example and a mistake that the idea helps you avoid.</w:t>
       </w:r>
     </w:p>
     <w:p>
-      <w:r>
-        <w:t>________________________________________________________________</w:t>
+      <w:pPr>
+        <w:pStyle w:val="Heading3"/>
+      </w:pPr>
+      <w:r>
+        <w:t>My remembered idea, example and correction</w:t>
       </w:r>
     </w:p>
     <w:p>
@@ -106,29 +124,35 @@
       </w:r>
     </w:p>
     <w:p>
-      <w:pPr>
-        <w:pStyle w:val="Heading3"/>
-      </w:pPr>
-      <w:r>
-        <w:t>Loops and trace tables</w:t>
+      <w:r>
+        <w:t>________________________________________________________________</w:t>
       </w:r>
     </w:p>
     <w:p>
-      <w:r>
-        <w:t>Without opening the old lesson, explain one key idea from Loops and trace tables. Give an example and a mistake that the idea helps you avoid.</w:t>
+      <w:pPr>
+        <w:pStyle w:val="Heading3"/>
+      </w:pPr>
+      <w:r>
+        <w:t>Loops and trace tables</w:t>
       </w:r>
     </w:p>
     <w:p>
       <w:pPr>
-        <w:pStyle w:val="Heading3"/>
-      </w:pPr>
-      <w:r>
-        <w:t>My remembered idea, example and correction</w:t>
+        <w:spacing w:line="336" w:lineRule="auto" w:after="180"/>
+      </w:pPr>
+      <w:r>
+        <w:rPr>
+          <w:b w:val="0"/>
+        </w:rPr>
+        <w:t>Without opening the old lesson, explain one key idea from Loops and trace tables. Give an example and a mistake that the idea helps you avoid.</w:t>
       </w:r>
     </w:p>
     <w:p>
-      <w:r>
-        <w:t>________________________________________________________________</w:t>
+      <w:pPr>
+        <w:pStyle w:val="Heading3"/>
+      </w:pPr>
+      <w:r>
+        <w:t>My remembered idea, example and correction</w:t>
       </w:r>
     </w:p>
     <w:p>
@@ -142,15 +166,31 @@
       </w:r>
     </w:p>
     <w:p>
-      <w:pPr>
-        <w:pStyle w:val="Heading1"/>
-      </w:pPr>
-      <w:r>
-        <w:t>02. Practise with fading help</w:t>
+      <w:r>
+        <w:t>________________________________________________________________</w:t>
       </w:r>
     </w:p>
     <w:p>
-      <w:r>
+      <w:pPr>
+        <w:pStyle w:val="Heading1"/>
+      </w:pPr>
+      <w:r>
+        <w:t>02. Practise with fading help</w:t>
+      </w:r>
+    </w:p>
+    <w:p>
+      <w:r>
+        <w:t>Complete the supported Testing and debugging functions trace and record the first step you can explain without help.</w:t>
+      </w:r>
+    </w:p>
+    <w:p>
+      <w:pPr>
+        <w:spacing w:line="336" w:lineRule="auto" w:after="180"/>
+      </w:pPr>
+      <w:r>
+        <w:rPr>
+          <w:b w:val="0"/>
+        </w:rPr>
         <w:t>Use W2: Find a revealing case for Testing and debugging functions. Record the answer once; the lesson and workbook refer to the same attempt.</w:t>
       </w:r>
     </w:p>
@@ -279,25 +319,37 @@
     </w:p>
     <w:p>
       <w:r>
-        <w:t>Use the worked case for Testing and debugging functions. Proposed explanation: “A successful run proves the conclusion”. Decide whether this explanation is supported. Point to the step or supplied fact that decides; explain your repair if needed.</w:t>
+        <w:t>Check the proposed Testing and debugging functions explanation against the supplied facts before discussing it.</w:t>
       </w:r>
     </w:p>
     <w:p>
       <w:pPr>
-        <w:pStyle w:val="Heading3"/>
-      </w:pPr>
-      <w:r>
-        <w:t>My explanation before partner discussion</w:t>
+        <w:spacing w:line="336" w:lineRule="auto" w:after="180"/>
+      </w:pPr>
+      <w:r>
+        <w:rPr>
+          <w:b w:val="0"/>
+        </w:rPr>
+        <w:t>Use the worked case for Testing and debugging functions. Proposed explanation: “A successful run proves the conclusion”. Decide whether this explanation is supported.</w:t>
       </w:r>
     </w:p>
     <w:p>
-      <w:r>
-        <w:t>________________________________________________________________</w:t>
+      <w:pPr>
+        <w:spacing w:line="336" w:lineRule="auto" w:after="180"/>
+      </w:pPr>
+      <w:r>
+        <w:rPr>
+          <w:b w:val="0"/>
+        </w:rPr>
+        <w:t>Point to the step or supplied fact that decides; explain your repair if needed.</w:t>
       </w:r>
     </w:p>
     <w:p>
-      <w:r>
-        <w:t>________________________________________________________________</w:t>
+      <w:pPr>
+        <w:pStyle w:val="Heading3"/>
+      </w:pPr>
+      <w:r>
+        <w:t>My explanation before partner discussion</w:t>
       </w:r>
     </w:p>
     <w:p>
@@ -311,24 +363,94 @@
       </w:r>
     </w:p>
     <w:p>
-      <w:pPr>
-        <w:pStyle w:val="Heading1"/>
-      </w:pPr>
-      <w:r>
-        <w:t>04. Independent transfer case</w:t>
+      <w:r>
+        <w:t>________________________________________________________________</w:t>
       </w:r>
     </w:p>
     <w:p>
-      <w:pPr>
-        <w:pStyle w:val="Heading3"/>
-      </w:pPr>
-      <w:r>
-        <w:t>Independent case: Use boundary tests to reveal a function defect</w:t>
+      <w:r>
+        <w:t>________________________________________________________________</w:t>
       </w:r>
     </w:p>
     <w:p>
-      <w:r>
-        <w:t>Predict the output. If the function mistakenly uses x&lt;=10, identify the first failing assertion and whether the final print happens. State the repair and which earlier tests must be rerun. Do these cases prove all input types are handled?</w:t>
+      <w:pPr>
+        <w:pStyle w:val="Heading1"/>
+      </w:pPr>
+      <w:r>
+        <w:t>04. Independent transfer case</w:t>
+      </w:r>
+    </w:p>
+    <w:p>
+      <w:r>
+        <w:t>Write one first attempt at the reserved independent case before feedback. Repeated copies of that case refer to the same recorded attempt.</w:t>
+      </w:r>
+    </w:p>
+    <w:p>
+      <w:pPr>
+        <w:pStyle w:val="Heading3"/>
+      </w:pPr>
+      <w:r>
+        <w:t>Independent case: Use boundary tests to reveal a function defect</w:t>
+      </w:r>
+    </w:p>
+    <w:p>
+      <w:pPr>
+        <w:spacing w:line="336" w:lineRule="auto" w:after="180"/>
+        <w:shd w:fill="F5F1FB"/>
+      </w:pPr>
+      <w:r>
+        <w:rPr>
+          <w:b w:val="0"/>
+        </w:rPr>
+        <w:t xml:space="preserve">Predict the </w:t>
+      </w:r>
+      <w:r>
+        <w:rPr>
+          <w:b/>
+        </w:rPr>
+        <w:t>output</w:t>
+      </w:r>
+      <w:r>
+        <w:rPr>
+          <w:b w:val="0"/>
+        </w:rPr>
+        <w:t xml:space="preserve">. If the function mistakenly uses x&lt;=10, identify the first failing </w:t>
+      </w:r>
+      <w:r>
+        <w:rPr>
+          <w:b/>
+        </w:rPr>
+        <w:t>assertion</w:t>
+      </w:r>
+      <w:r>
+        <w:rPr>
+          <w:b w:val="0"/>
+        </w:rPr>
+        <w:t xml:space="preserve"> and whether the final print happens. State the repair and which earlier tests must be rerun.</w:t>
+      </w:r>
+    </w:p>
+    <w:p>
+      <w:pPr>
+        <w:spacing w:line="336" w:lineRule="auto" w:after="180"/>
+        <w:shd w:fill="F5F1FB"/>
+      </w:pPr>
+      <w:r>
+        <w:rPr>
+          <w:b w:val="0"/>
+        </w:rPr>
+        <w:t xml:space="preserve">Do these cases prove all </w:t>
+      </w:r>
+      <w:r>
+        <w:rPr>
+          <w:b/>
+        </w:rPr>
+        <w:t>input</w:t>
+      </w:r>
+      <w:r>
+        <w:rPr>
+          <w:b w:val="0"/>
+        </w:rPr>
+        <w:t xml:space="preserve"> types are handled?</w:t>
       </w:r>
     </w:p>
     <w:p>
@@ -395,7 +517,13 @@
       </w:r>
     </w:p>
     <w:p>
-      <w:r>
+      <w:pPr>
+        <w:spacing w:line="336" w:lineRule="auto" w:after="180"/>
+      </w:pPr>
+      <w:r>
+        <w:rPr>
+          <w:b w:val="0"/>
+        </w:rPr>
         <w:t>Attempt this case before feedback. Record any help. Earlier examples below are further practice; a case already practised with feedback cannot establish fresh transfer.</w:t>
       </w:r>
     </w:p>
@@ -409,20 +537,26 @@
     </w:p>
     <w:p>
       <w:r>
-        <w:t>Give expected results for remaining(6, 2), remaining(6, 6) and remaining(6, 0).</w:t>
+        <w:t>Write expectations. Apply the supplied Testing and debugging functions facts and keep your reasoning.</w:t>
       </w:r>
     </w:p>
     <w:p>
       <w:pPr>
-        <w:pStyle w:val="Heading3"/>
-      </w:pPr>
-      <w:r>
-        <w:t>My reasoning and evidence</w:t>
+        <w:spacing w:line="336" w:lineRule="auto" w:after="180"/>
+      </w:pPr>
+      <w:r>
+        <w:rPr>
+          <w:b w:val="0"/>
+        </w:rPr>
+        <w:t>Give expected results for remaining(6, 2), remaining(6, 6) and remaining(6, 0).</w:t>
       </w:r>
     </w:p>
     <w:p>
-      <w:r>
-        <w:t>________________________________________________________________</w:t>
+      <w:pPr>
+        <w:pStyle w:val="Heading3"/>
+      </w:pPr>
+      <w:r>
+        <w:t>My reasoning and evidence</w:t>
       </w:r>
     </w:p>
     <w:p>
@@ -451,34 +585,41 @@
       </w:r>
     </w:p>
     <w:p>
-      <w:pPr>
-        <w:pStyle w:val="Heading1"/>
-      </w:pPr>
-      <w:r>
-        <w:t>06. W2 Find a revealing case</w:t>
+      <w:r>
+        <w:t>________________________________________________________________</w:t>
       </w:r>
     </w:p>
     <w:p>
-      <w:r>
-        <w:t>A faulty function always returns 4. Which of your three cases pass and fail?</w:t>
+      <w:pPr>
+        <w:pStyle w:val="Heading1"/>
+      </w:pPr>
+      <w:r>
+        <w:t>06. W2 Find a revealing case</w:t>
       </w:r>
     </w:p>
     <w:p>
-      <w:pPr>
-        <w:pStyle w:val="Heading3"/>
-      </w:pPr>
-      <w:r>
-        <w:t>My reasoning and evidence</w:t>
+      <w:r>
+        <w:t>Find a revealing case. Apply the supplied Testing and debugging functions facts and keep your reasoning.</w:t>
       </w:r>
     </w:p>
     <w:p>
-      <w:r>
-        <w:t>________________________________________________________________</w:t>
+      <w:pPr>
+        <w:spacing w:line="336" w:lineRule="auto" w:after="180"/>
+        <w:shd w:fill="F5F1FB"/>
+      </w:pPr>
+      <w:r>
+        <w:rPr>
+          <w:b w:val="0"/>
+        </w:rPr>
+        <w:t>A faulty function always returns 4. Which of your three cases pass and fail?</w:t>
       </w:r>
     </w:p>
     <w:p>
-      <w:r>
-        <w:t>________________________________________________________________</w:t>
+      <w:pPr>
+        <w:pStyle w:val="Heading3"/>
+      </w:pPr>
+      <w:r>
+        <w:t>My reasoning and evidence</w:t>
       </w:r>
     </w:p>
     <w:p>
@@ -502,39 +643,57 @@
       </w:r>
     </w:p>
     <w:p>
-      <w:pPr>
-        <w:pStyle w:val="Heading1"/>
-      </w:pPr>
-      <w:r>
-        <w:t>07. W3 Repair and retest</w:t>
+      <w:r>
+        <w:t>________________________________________________________________</w:t>
       </w:r>
     </w:p>
     <w:p>
       <w:r>
-        <w:t>A faulty function adds capacity and used. For (6, 2), state actual and expected. Repair it and name a regression case.</w:t>
+        <w:t>________________________________________________________________</w:t>
       </w:r>
     </w:p>
     <w:p>
       <w:pPr>
-        <w:pStyle w:val="Heading3"/>
-      </w:pPr>
-      <w:r>
-        <w:t>My reasoning and evidence</w:t>
+        <w:pStyle w:val="Heading1"/>
+      </w:pPr>
+      <w:r>
+        <w:t>07. W3 Repair and retest</w:t>
       </w:r>
     </w:p>
     <w:p>
       <w:r>
-        <w:t>________________________________________________________________</w:t>
+        <w:t>Repair and retest. Apply the supplied Testing and debugging functions facts and keep your reasoning.</w:t>
       </w:r>
     </w:p>
     <w:p>
-      <w:r>
-        <w:t>________________________________________________________________</w:t>
+      <w:pPr>
+        <w:spacing w:line="336" w:lineRule="auto" w:after="180"/>
+      </w:pPr>
+      <w:r>
+        <w:rPr>
+          <w:b w:val="0"/>
+        </w:rPr>
+        <w:t xml:space="preserve">A faulty function adds capacity and used. For (6, 2), state actual and expected. Repair it and name a </w:t>
+      </w:r>
+      <w:r>
+        <w:rPr>
+          <w:b/>
+        </w:rPr>
+        <w:t>regression</w:t>
+      </w:r>
+      <w:r>
+        <w:rPr>
+          <w:b w:val="0"/>
+        </w:rPr>
+        <w:t xml:space="preserve"> case.</w:t>
       </w:r>
     </w:p>
     <w:p>
-      <w:r>
-        <w:t>________________________________________________________________</w:t>
+      <w:pPr>
+        <w:pStyle w:val="Heading3"/>
+      </w:pPr>
+      <w:r>
+        <w:t>My reasoning and evidence</w:t>
       </w:r>
     </w:p>
     <w:p>
@@ -553,44 +712,50 @@
       </w:r>
     </w:p>
     <w:p>
-      <w:pPr>
-        <w:pStyle w:val="Heading1"/>
-      </w:pPr>
-      <w:r>
-        <w:t>08. W4 Test a new function independently</w:t>
+      <w:r>
+        <w:t>________________________________________________________________</w:t>
       </w:r>
     </w:p>
     <w:p>
       <w:r>
-        <w:t>Define stock(packs, loose) to return packs * 4 + loose. Create expected tests for (2, 3), (0, 3), (2, 0), then show which detects a faulty packs + loose body.</w:t>
+        <w:t>________________________________________________________________</w:t>
       </w:r>
     </w:p>
     <w:p>
-      <w:pPr>
-        <w:pStyle w:val="Heading3"/>
-      </w:pPr>
-      <w:r>
-        <w:t>My reasoning and evidence</w:t>
+      <w:r>
+        <w:t>________________________________________________________________</w:t>
       </w:r>
     </w:p>
     <w:p>
-      <w:r>
-        <w:t>________________________________________________________________</w:t>
+      <w:pPr>
+        <w:pStyle w:val="Heading1"/>
+      </w:pPr>
+      <w:r>
+        <w:t>08. W4 Test a new function independently</w:t>
       </w:r>
     </w:p>
     <w:p>
       <w:r>
-        <w:t>________________________________________________________________</w:t>
+        <w:t>Attempt before feedback. If this repeats the selected independent case, reuse that first attempt; otherwise keep a separate record. Test a new function independently. Apply the supplied Testing and debugging functions facts and keep your reasoning.</w:t>
       </w:r>
     </w:p>
     <w:p>
-      <w:r>
-        <w:t>________________________________________________________________</w:t>
+      <w:pPr>
+        <w:spacing w:line="336" w:lineRule="auto" w:after="180"/>
+      </w:pPr>
+      <w:r>
+        <w:rPr>
+          <w:b w:val="0"/>
+        </w:rPr>
+        <w:t>Define stock(packs, loose) to return packs * 4 + loose. Create expected tests for (2, 3), (0, 3), (2, 0), then show which detects a faulty packs + loose body.</w:t>
       </w:r>
     </w:p>
     <w:p>
-      <w:r>
-        <w:t>________________________________________________________________</w:t>
+      <w:pPr>
+        <w:pStyle w:val="Heading3"/>
+      </w:pPr>
+      <w:r>
+        <w:t>My reasoning and evidence</w:t>
       </w:r>
     </w:p>
     <w:p>
@@ -614,24 +779,18 @@
       </w:r>
     </w:p>
     <w:p>
-      <w:pPr>
-        <w:pStyle w:val="Heading1"/>
-      </w:pPr>
-      <w:r>
-        <w:t>09. W5 Limit the conclusion</w:t>
+      <w:r>
+        <w:t>________________________________________________________________</w:t>
       </w:r>
     </w:p>
     <w:p>
       <w:r>
-        <w:t>All three stock tests pass. Does that prove correct handling of negative counts?</w:t>
+        <w:t>________________________________________________________________</w:t>
       </w:r>
     </w:p>
     <w:p>
-      <w:pPr>
-        <w:pStyle w:val="Heading3"/>
-      </w:pPr>
-      <w:r>
-        <w:t>My reasoning and evidence</w:t>
+      <w:r>
+        <w:t>________________________________________________________________</w:t>
       </w:r>
     </w:p>
     <w:p>
@@ -640,23 +799,36 @@
       </w:r>
     </w:p>
     <w:p>
-      <w:r>
-        <w:t>________________________________________________________________</w:t>
+      <w:pPr>
+        <w:pStyle w:val="Heading1"/>
+      </w:pPr>
+      <w:r>
+        <w:t>09. W5 Limit the conclusion</w:t>
       </w:r>
     </w:p>
     <w:p>
       <w:r>
-        <w:t>________________________________________________________________</w:t>
+        <w:t>Limit the conclusion. Apply the supplied Testing and debugging functions facts and keep your reasoning.</w:t>
       </w:r>
     </w:p>
     <w:p>
-      <w:r>
-        <w:t>________________________________________________________________</w:t>
+      <w:pPr>
+        <w:spacing w:line="336" w:lineRule="auto" w:after="180"/>
+        <w:shd w:fill="F5F1FB"/>
+      </w:pPr>
+      <w:r>
+        <w:rPr>
+          <w:b w:val="0"/>
+        </w:rPr>
+        <w:t>All three stock tests pass. Does that prove correct handling of negative counts?</w:t>
       </w:r>
     </w:p>
     <w:p>
-      <w:r>
-        <w:t>________________________________________________________________</w:t>
+      <w:pPr>
+        <w:pStyle w:val="Heading3"/>
+      </w:pPr>
+      <w:r>
+        <w:t>My reasoning and evidence</w:t>
       </w:r>
     </w:p>
     <w:p>
@@ -665,24 +837,18 @@
       </w:r>
     </w:p>
     <w:p>
-      <w:pPr>
-        <w:pStyle w:val="Heading1"/>
-      </w:pPr>
-      <w:r>
-        <w:t>10. Project checkpoint and reflection</w:t>
+      <w:r>
+        <w:t>________________________________________________________________</w:t>
       </w:r>
     </w:p>
     <w:p>
       <w:r>
-        <w:t>Add a labelled testing and debugging functions evidence sheet to Python readiness portfolio. Show how you can design revealing tests for a function. Use the supplied fictional case and keep its inputs, intermediate steps, calculation or prediction, and limitation. Connect this record to last week’s record; a matching answer without a trace is insufficient.</w:t>
+        <w:t>________________________________________________________________</w:t>
       </w:r>
     </w:p>
     <w:p>
-      <w:pPr>
-        <w:pStyle w:val="Heading3"/>
-      </w:pPr>
-      <w:r>
-        <w:t>My project change, supporting evidence and remaining limit</w:t>
+      <w:r>
+        <w:t>________________________________________________________________</w:t>
       </w:r>
     </w:p>
     <w:p>
@@ -696,31 +862,125 @@
       </w:r>
     </w:p>
     <w:p>
-      <w:r>
-        <w:t>________________________________________________________________</w:t>
+      <w:pPr>
+        <w:pStyle w:val="Heading1"/>
+      </w:pPr>
+      <w:r>
+        <w:t>10. Project checkpoint and reflection</w:t>
       </w:r>
     </w:p>
     <w:p>
       <w:r>
-        <w:t>________________________________________________________________</w:t>
+        <w:t>Connect Testing and debugging functions to Python readiness portfolio, identify a limit and choose the next useful test.</w:t>
       </w:r>
     </w:p>
     <w:p>
-      <w:r>
-        <w:t>________________________________________________________________</w:t>
+      <w:pPr>
+        <w:spacing w:line="336" w:lineRule="auto" w:after="180"/>
+      </w:pPr>
+      <w:r>
+        <w:rPr>
+          <w:b w:val="0"/>
+        </w:rPr>
+        <w:t xml:space="preserve">Add a labelled testing and debugging functions </w:t>
+      </w:r>
+      <w:r>
+        <w:rPr>
+          <w:b/>
+        </w:rPr>
+        <w:t>evidence</w:t>
+      </w:r>
+      <w:r>
+        <w:rPr>
+          <w:b w:val="0"/>
+        </w:rPr>
+        <w:t xml:space="preserve"> sheet to Python readiness portfolio. Show how you can design revealing tests for a function.</w:t>
       </w:r>
     </w:p>
     <w:p>
-      <w:r>
-        <w:t>________________________________________________________________</w:t>
+      <w:pPr>
+        <w:spacing w:line="336" w:lineRule="auto" w:after="180"/>
+      </w:pPr>
+      <w:r>
+        <w:rPr>
+          <w:b w:val="0"/>
+        </w:rPr>
+        <w:t xml:space="preserve">Use the supplied fictional case and keep its </w:t>
+      </w:r>
+      <w:r>
+        <w:rPr>
+          <w:b/>
+        </w:rPr>
+        <w:t>input</w:t>
+      </w:r>
+      <w:r>
+        <w:rPr>
+          <w:b w:val="0"/>
+        </w:rPr>
+        <w:t xml:space="preserve">s, intermediate steps, calculation or </w:t>
+      </w:r>
+      <w:r>
+        <w:rPr>
+          <w:b/>
+        </w:rPr>
+        <w:t>prediction</w:t>
+      </w:r>
+      <w:r>
+        <w:rPr>
+          <w:b w:val="0"/>
+        </w:rPr>
+        <w:t>, and limitation. Connect this record to last week’s record; a matching answer without a trace is insufficient.</w:t>
       </w:r>
     </w:p>
     <w:p>
       <w:pPr>
+        <w:pStyle w:val="Heading3"/>
+      </w:pPr>
+      <w:r>
+        <w:t>My project change, supporting evidence and remaining limit</w:t>
+      </w:r>
+    </w:p>
+    <w:p>
+      <w:r>
+        <w:t>________________________________________________________________</w:t>
+      </w:r>
+    </w:p>
+    <w:p>
+      <w:r>
+        <w:t>________________________________________________________________</w:t>
+      </w:r>
+    </w:p>
+    <w:p>
+      <w:r>
+        <w:t>________________________________________________________________</w:t>
+      </w:r>
+    </w:p>
+    <w:p>
+      <w:r>
+        <w:t>________________________________________________________________</w:t>
+      </w:r>
+    </w:p>
+    <w:p>
+      <w:r>
+        <w:t>________________________________________________________________</w:t>
+      </w:r>
+    </w:p>
+    <w:p>
+      <w:r>
+        <w:t>________________________________________________________________</w:t>
+      </w:r>
+    </w:p>
+    <w:p>
+      <w:pPr>
         <w:pStyle w:val="Heading1"/>
       </w:pPr>
       <w:r>
         <w:t>11. Feedback, return check and learning record</w:t>
+      </w:r>
+    </w:p>
+    <w:p>
+      <w:r>
+        <w:t>Record the first repaired step and a different case to revisit after a delay.</w:t>
       </w:r>
     </w:p>
     <w:tbl>
@@ -860,7 +1120,13 @@
       </w:tr>
     </w:tbl>
     <w:p>
-      <w:r>
+      <w:pPr>
+        <w:spacing w:line="336" w:lineRule="auto" w:after="180"/>
+      </w:pPr>
+      <w:r>
+        <w:rPr>
+          <w:b w:val="0"/>
+        </w:rPr>
         <w:t>Revisit this idea with your teacher after a delay. Familiarity is different from explaining and using it on a changed case.</w:t>
       </w:r>
     </w:p>
@@ -874,12 +1140,53 @@
     </w:p>
     <w:p>
       <w:r>
-        <w:t>Use a test that catches the boundary bug. A function should classify an integer as tiny exactly when it is less than three.</w:t>
+        <w:t>Use a test that catches the boundary bug. A function should classify an integer as tiny exactly when it is less than three. Explain the labelled step before checking the changed condition.</w:t>
       </w:r>
     </w:p>
     <w:p>
-      <w:r>
-        <w:t>Python 3 intended function: return x&lt;3. Test cases: (2,True),(3,False),(4,False). Candidate bug: return x&lt;=3.</w:t>
+      <w:pPr>
+        <w:spacing w:line="336" w:lineRule="auto" w:after="180"/>
+      </w:pPr>
+      <w:r>
+        <w:rPr>
+          <w:b w:val="0"/>
+        </w:rPr>
+        <w:t xml:space="preserve">Use a test that catches the </w:t>
+      </w:r>
+      <w:r>
+        <w:rPr>
+          <w:b/>
+        </w:rPr>
+        <w:t>boundary</w:t>
+      </w:r>
+      <w:r>
+        <w:rPr>
+          <w:b w:val="0"/>
+        </w:rPr>
+        <w:t xml:space="preserve"> bug. A function should classify an integer as tiny exactly when it is less than three.</w:t>
+      </w:r>
+    </w:p>
+    <w:p>
+      <w:pPr>
+        <w:spacing w:line="336" w:lineRule="auto" w:after="180"/>
+      </w:pPr>
+      <w:r>
+        <w:rPr>
+          <w:b w:val="0"/>
+        </w:rPr>
+        <w:t xml:space="preserve">Python 3 intended function: return x&lt;3. </w:t>
+      </w:r>
+      <w:r>
+        <w:rPr>
+          <w:b/>
+        </w:rPr>
+        <w:t>Test case</w:t>
+      </w:r>
+      <w:r>
+        <w:rPr>
+          <w:b w:val="0"/>
+        </w:rPr>
+        <w:t>s: (2,True),(3,False),(4,False). Candidate bug: return x&lt;=3.</w:t>
       </w:r>
     </w:p>
     <w:p>
@@ -919,8 +1226,27 @@
       </w:r>
     </w:p>
     <w:p>
-      <w:r>
-        <w:t>Predict the three correct outputs. Which test first catches &lt;=, and why do tests at only two and four miss the bug?</w:t>
+      <w:pPr>
+        <w:spacing w:line="336" w:lineRule="auto" w:after="180"/>
+        <w:shd w:fill="F5F1FB"/>
+      </w:pPr>
+      <w:r>
+        <w:rPr>
+          <w:b w:val="0"/>
+        </w:rPr>
+        <w:t xml:space="preserve">Predict the three correct </w:t>
+      </w:r>
+      <w:r>
+        <w:rPr>
+          <w:b/>
+        </w:rPr>
+        <w:t>output</w:t>
+      </w:r>
+      <w:r>
+        <w:rPr>
+          <w:b w:val="0"/>
+        </w:rPr>
+        <w:t>s. Which test first catches &lt;=, and why do tests at only two and four miss the bug?</w:t>
       </w:r>
     </w:p>
     <w:p>
@@ -962,36 +1288,187 @@
       </w:r>
     </w:p>
     <w:p>
-      <w:r>
-        <w:t>Support used: alone / hint / worked example. This record is practice evidence.</w:t>
+      <w:pPr>
+        <w:pStyle w:val="Heading3"/>
+      </w:pPr>
+      <w:r>
+        <w:t>Record the help used</w:t>
       </w:r>
     </w:p>
     <w:p>
-      <w:r>
-        <w:t>Project connection: For Python readiness before the Responsible Plant Classifier, retain a trace of the values, the predicted outputs and the changed-case explanation. Use actual Python 3 results to check the prediction after reasoning first.</w:t>
+      <w:pPr>
+        <w:spacing w:line="336" w:lineRule="auto" w:after="180"/>
+        <w:shd w:fill="F1F6F8"/>
+      </w:pPr>
+      <w:r>
+        <w:rPr>
+          <w:b w:val="0"/>
+        </w:rPr>
+        <w:t xml:space="preserve">Support used: alone / hint / worked example. This record is practice </w:t>
+      </w:r>
+      <w:r>
+        <w:rPr>
+          <w:b/>
+        </w:rPr>
+        <w:t>evidence</w:t>
+      </w:r>
+      <w:r>
+        <w:rPr>
+          <w:b w:val="0"/>
+        </w:rPr>
+        <w:t>.</w:t>
       </w:r>
     </w:p>
     <w:p>
       <w:pPr>
-        <w:pStyle w:val="Heading1"/>
-      </w:pPr>
-      <w:r>
-        <w:t>13. Project portfolio milestone</w:t>
+        <w:spacing w:line="336" w:lineRule="auto" w:after="180"/>
+      </w:pPr>
+      <w:r>
+        <w:rPr>
+          <w:b w:val="0"/>
+        </w:rPr>
+        <w:t xml:space="preserve">Project connection: For Python readiness before the Responsible Plant Classifier, retain a trace of the values, the predicted </w:t>
+      </w:r>
+      <w:r>
+        <w:rPr>
+          <w:b/>
+        </w:rPr>
+        <w:t>output</w:t>
+      </w:r>
+      <w:r>
+        <w:rPr>
+          <w:b w:val="0"/>
+        </w:rPr>
+        <w:t>s and the changed-case explanation.</w:t>
       </w:r>
     </w:p>
     <w:p>
-      <w:r>
-        <w:t>Project: Python readiness portfolio</w:t>
+      <w:pPr>
+        <w:spacing w:line="336" w:lineRule="auto" w:after="180"/>
+      </w:pPr>
+      <w:r>
+        <w:rPr>
+          <w:b w:val="0"/>
+        </w:rPr>
+        <w:t xml:space="preserve">Use actual Python 3 results to check the </w:t>
+      </w:r>
+      <w:r>
+        <w:rPr>
+          <w:b/>
+        </w:rPr>
+        <w:t>prediction</w:t>
+      </w:r>
+      <w:r>
+        <w:rPr>
+          <w:b w:val="0"/>
+        </w:rPr>
+        <w:t xml:space="preserve"> after reasoning first.</w:t>
       </w:r>
     </w:p>
     <w:p>
-      <w:r>
-        <w:t>Current milestone: Python readiness portfolio. Keep runnable code, predictions, actual outputs, one repaired error and an explanation of a function on changed inputs.</w:t>
+      <w:pPr>
+        <w:pStyle w:val="Heading1"/>
+      </w:pPr>
+      <w:r>
+        <w:t>13. Project portfolio milestone</w:t>
       </w:r>
     </w:p>
     <w:p>
       <w:r>
-        <w:t>For Python readiness before the Responsible Plant Classifier, retain a trace of the values, the predicted outputs and the changed-case explanation. Use actual Python 3 results to check the prediction after reasoning first.</w:t>
+        <w:t>Keep this week’s input, deciding step, result and limit together in the Python readiness portfolio record.</w:t>
+      </w:r>
+    </w:p>
+    <w:p>
+      <w:pPr>
+        <w:spacing w:line="336" w:lineRule="auto" w:after="180"/>
+      </w:pPr>
+      <w:r>
+        <w:rPr>
+          <w:b w:val="0"/>
+        </w:rPr>
+        <w:t>Project: Python readiness portfolio</w:t>
+      </w:r>
+    </w:p>
+    <w:p>
+      <w:pPr>
+        <w:spacing w:line="336" w:lineRule="auto" w:after="180"/>
+      </w:pPr>
+      <w:r>
+        <w:rPr>
+          <w:b w:val="0"/>
+        </w:rPr>
+        <w:t xml:space="preserve">Current milestone: Python readiness portfolio. Keep runnable code, </w:t>
+      </w:r>
+      <w:r>
+        <w:rPr>
+          <w:b/>
+        </w:rPr>
+        <w:t>prediction</w:t>
+      </w:r>
+      <w:r>
+        <w:rPr>
+          <w:b w:val="0"/>
+        </w:rPr>
+        <w:t xml:space="preserve">s, actual </w:t>
+      </w:r>
+      <w:r>
+        <w:rPr>
+          <w:b/>
+        </w:rPr>
+        <w:t>output</w:t>
+      </w:r>
+      <w:r>
+        <w:rPr>
+          <w:b w:val="0"/>
+        </w:rPr>
+        <w:t xml:space="preserve">s, one repaired error and an explanation of a function on changed </w:t>
+      </w:r>
+      <w:r>
+        <w:rPr>
+          <w:b/>
+        </w:rPr>
+        <w:t>input</w:t>
+      </w:r>
+      <w:r>
+        <w:rPr>
+          <w:b w:val="0"/>
+        </w:rPr>
+        <w:t>s.</w:t>
+      </w:r>
+    </w:p>
+    <w:p>
+      <w:pPr>
+        <w:spacing w:line="336" w:lineRule="auto" w:after="180"/>
+      </w:pPr>
+      <w:r>
+        <w:rPr>
+          <w:b w:val="0"/>
+        </w:rPr>
+        <w:t xml:space="preserve">For Python readiness before the Responsible Plant Classifier, retain a trace of the values, the predicted </w:t>
+      </w:r>
+      <w:r>
+        <w:rPr>
+          <w:b/>
+        </w:rPr>
+        <w:t>output</w:t>
+      </w:r>
+      <w:r>
+        <w:rPr>
+          <w:b w:val="0"/>
+        </w:rPr>
+        <w:t xml:space="preserve">s and the changed-case explanation. Use actual Python 3 results to check the </w:t>
+      </w:r>
+      <w:r>
+        <w:rPr>
+          <w:b/>
+        </w:rPr>
+        <w:t>prediction</w:t>
+      </w:r>
+      <w:r>
+        <w:rPr>
+          <w:b w:val="0"/>
+        </w:rPr>
+        <w:t xml:space="preserve"> after reasoning first.</w:t>
       </w:r>
     </w:p>
     <w:tbl>
@@ -1153,53 +1630,116 @@
     </w:p>
     <w:p>
       <w:r>
-        <w:t>Use this supported practice once, in the browser or on paper. Keep the reserved independent assessment for a separate first attempt before teacher feedback.</w:t>
+        <w:t>Try the supported questions before comparing with hints and feedback. Record what you repaired and the evidence you retained.</w:t>
       </w:r>
     </w:p>
     <w:p>
-      <w:r>
-        <w:t>Use a test that catches the boundary bug. A function should classify an integer as tiny exactly when it is less than three.</w:t>
+      <w:pPr>
+        <w:spacing w:line="336" w:lineRule="auto" w:after="180"/>
+      </w:pPr>
+      <w:r>
+        <w:rPr>
+          <w:b w:val="0"/>
+        </w:rPr>
+        <w:t>Use this supported practice once, in the browser or on paper. Keep the reserved independent assessment for a separate first attempt before teacher feedback.</w:t>
       </w:r>
     </w:p>
     <w:p>
       <w:pPr>
-        <w:pStyle w:val="Heading3"/>
-      </w:pPr>
-      <w:r>
-        <w:t>Practice 1: explain the deciding evidence</w:t>
+        <w:spacing w:line="336" w:lineRule="auto" w:after="180"/>
+      </w:pPr>
+      <w:r>
+        <w:rPr>
+          <w:b w:val="0"/>
+        </w:rPr>
+        <w:t xml:space="preserve">Use a test that catches the </w:t>
+      </w:r>
+      <w:r>
+        <w:rPr>
+          <w:b/>
+        </w:rPr>
+        <w:t>boundary</w:t>
+      </w:r>
+      <w:r>
+        <w:rPr>
+          <w:b w:val="0"/>
+        </w:rPr>
+        <w:t xml:space="preserve"> bug. A function should classify an integer as tiny exactly when it is less than three.</w:t>
       </w:r>
     </w:p>
     <w:p>
-      <w:r>
-        <w:t>Which labelled step matches this detail? Using &lt;= passes 2 but fails the test at 3 before the later test.</w:t>
+      <w:pPr>
+        <w:pStyle w:val="Heading3"/>
+      </w:pPr>
+      <w:r>
+        <w:t>Practice 1: explain the deciding evidence</w:t>
       </w:r>
     </w:p>
     <w:p>
-      <w:r>
-        <w:t>1. Locate the bug</w:t>
+      <w:pPr>
+        <w:spacing w:line="336" w:lineRule="auto" w:after="180"/>
+      </w:pPr>
+      <w:r>
+        <w:rPr>
+          <w:b w:val="0"/>
+        </w:rPr>
+        <w:t>Which labelled step matches this detail? Using &lt;= passes 2 but fails the test at 3 before the later test.</w:t>
       </w:r>
     </w:p>
     <w:p>
-      <w:r>
-        <w:t>2. Record contract</w:t>
+      <w:pPr>
+        <w:spacing w:line="336" w:lineRule="auto" w:after="180"/>
+        <w:shd w:fill="F4F9FC"/>
+      </w:pPr>
+      <w:r>
+        <w:rPr>
+          <w:b w:val="0"/>
+        </w:rPr>
+        <w:t>1. Locate the bug</w:t>
       </w:r>
     </w:p>
     <w:p>
-      <w:r>
-        <w:t>3. Run boundary cases</w:t>
+      <w:pPr>
+        <w:spacing w:line="336" w:lineRule="auto" w:after="180"/>
+        <w:shd w:fill="F4F9FC"/>
+      </w:pPr>
+      <w:r>
+        <w:rPr>
+          <w:b w:val="0"/>
+        </w:rPr>
+        <w:t>2. Record contract</w:t>
       </w:r>
     </w:p>
     <w:p>
       <w:pPr>
-        <w:pStyle w:val="Heading3"/>
-      </w:pPr>
-      <w:r>
-        <w:t>My selected conclusion, deciding fact and explanation</w:t>
+        <w:spacing w:line="336" w:lineRule="auto" w:after="180"/>
+        <w:shd w:fill="F4F9FC"/>
+      </w:pPr>
+      <w:r>
+        <w:rPr>
+          <w:b w:val="0"/>
+        </w:rPr>
+        <w:t xml:space="preserve">3. Run </w:t>
+      </w:r>
+      <w:r>
+        <w:rPr>
+          <w:b/>
+        </w:rPr>
+        <w:t>boundary</w:t>
+      </w:r>
+      <w:r>
+        <w:rPr>
+          <w:b w:val="0"/>
+        </w:rPr>
+        <w:t xml:space="preserve"> cases</w:t>
       </w:r>
     </w:p>
     <w:p>
-      <w:r>
-        <w:t>________________________________________________________________</w:t>
+      <w:pPr>
+        <w:pStyle w:val="Heading3"/>
+      </w:pPr>
+      <w:r>
+        <w:t>My selected conclusion, deciding fact and explanation</w:t>
       </w:r>
     </w:p>
     <w:p>
@@ -1224,40 +1764,79 @@
     </w:p>
     <w:p>
       <w:r>
-        <w:t>Hint if needed: Read the steps in the pictorial case. Match the supplied detail to the stage that performs or records it.</w:t>
+        <w:t>________________________________________________________________</w:t>
       </w:r>
     </w:p>
     <w:p>
-      <w:r>
-        <w:t>After your attempt, compare with the supported explanation: Locate the bug Using &lt;= passes 2 but fails the test at 3 before the later test. A revealing test distinguishes a correct implementation from a plausible mistake. Checking only values far from the boundary would miss this inclusive-versus-strict bug.</w:t>
+      <w:pPr>
+        <w:pStyle w:val="Heading3"/>
+      </w:pPr>
+      <w:r>
+        <w:t>Hint · try first</w:t>
       </w:r>
     </w:p>
     <w:p>
       <w:pPr>
-        <w:pStyle w:val="Heading3"/>
-      </w:pPr>
-      <w:r>
-        <w:t>Practice 2: explain the deciding evidence</w:t>
+        <w:spacing w:line="336" w:lineRule="auto" w:after="180"/>
+        <w:shd w:fill="F1F6F8"/>
+      </w:pPr>
+      <w:r>
+        <w:rPr>
+          <w:b w:val="0"/>
+        </w:rPr>
+        <w:t>Hint if needed: Read the steps in the pictorial case. Match the supplied detail to the stage that performs or records it.</w:t>
       </w:r>
     </w:p>
     <w:p>
-      <w:r>
-        <w:t>Changed-case practice: Remove the test at 3 and keep only 2 and 4. Which conclusion is supported by the supplied facts?</w:t>
+      <w:pPr>
+        <w:pStyle w:val="Heading3"/>
+      </w:pPr>
+      <w:r>
+        <w:t>Feedback · compare after trying</w:t>
       </w:r>
     </w:p>
     <w:p>
-      <w:r>
-        <w:t>1. The buggy &lt;= function passes those remaining tests.</w:t>
+      <w:pPr>
+        <w:spacing w:line="336" w:lineRule="auto" w:after="180"/>
+        <w:shd w:fill="F1F6FC"/>
+      </w:pPr>
+      <w:r>
+        <w:rPr>
+          <w:b w:val="0"/>
+        </w:rPr>
+        <w:t>After your attempt, compare with the supported explanation: Locate the bug Using &lt;= passes 2 but fails the test at 3 before the later test. A revealing test distinguishes a correct implementation from a plausible mistake.</w:t>
       </w:r>
     </w:p>
     <w:p>
-      <w:r>
-        <w:t>2. This one example guarantees correct results for every future input.</w:t>
+      <w:pPr>
+        <w:spacing w:line="336" w:lineRule="auto" w:after="180"/>
+        <w:shd w:fill="F1F6FC"/>
+      </w:pPr>
+      <w:r>
+        <w:rPr>
+          <w:b w:val="0"/>
+        </w:rPr>
+        <w:t xml:space="preserve">Checking only values far from the </w:t>
+      </w:r>
+      <w:r>
+        <w:rPr>
+          <w:b/>
+        </w:rPr>
+        <w:t>boundary</w:t>
+      </w:r>
+      <w:r>
+        <w:rPr>
+          <w:b w:val="0"/>
+        </w:rPr>
+        <w:t xml:space="preserve"> would miss this inclusive-versus-strict bug.</w:t>
       </w:r>
     </w:p>
     <w:p>
-      <w:r>
-        <w:t>3. We can decide the result without examining the changed input or the procedure.</w:t>
+      <w:pPr>
+        <w:pStyle w:val="Heading3"/>
+      </w:pPr>
+      <w:r>
+        <w:t>Practice 2: explain the deciding evidence</w:t>
       </w:r>
     </w:p>
     <w:p>
@@ -1265,104 +1844,1166 @@
         <w:pStyle w:val="Heading3"/>
       </w:pPr>
       <w:r>
-        <w:t>My selected conclusion, deciding fact and explanation</w:t>
+        <w:t>Changed case · predict first</w:t>
       </w:r>
     </w:p>
     <w:p>
-      <w:r>
-        <w:t>________________________________________________________________</w:t>
+      <w:pPr>
+        <w:spacing w:line="336" w:lineRule="auto" w:after="180"/>
+        <w:shd w:fill="F5F1FB"/>
+      </w:pPr>
+      <w:r>
+        <w:rPr>
+          <w:b w:val="0"/>
+        </w:rPr>
+        <w:t>Changed-case practice: Remove the test at 3 and keep only 2 and 4. Which conclusion is supported by the supplied facts?</w:t>
       </w:r>
     </w:p>
     <w:p>
-      <w:r>
-        <w:t>________________________________________________________________</w:t>
+      <w:pPr>
+        <w:spacing w:line="336" w:lineRule="auto" w:after="180"/>
+        <w:shd w:fill="F4F9FC"/>
+      </w:pPr>
+      <w:r>
+        <w:rPr>
+          <w:b w:val="0"/>
+        </w:rPr>
+        <w:t>1. The buggy &lt;= function passes those remaining tests.</w:t>
       </w:r>
     </w:p>
     <w:p>
-      <w:r>
-        <w:t>________________________________________________________________</w:t>
+      <w:pPr>
+        <w:spacing w:line="336" w:lineRule="auto" w:after="180"/>
+        <w:shd w:fill="F4F9FC"/>
+      </w:pPr>
+      <w:r>
+        <w:rPr>
+          <w:b w:val="0"/>
+        </w:rPr>
+        <w:t xml:space="preserve">2. This one example guarantees correct results for every future </w:t>
+      </w:r>
+      <w:r>
+        <w:rPr>
+          <w:b/>
+        </w:rPr>
+        <w:t>input</w:t>
+      </w:r>
+      <w:r>
+        <w:rPr>
+          <w:b w:val="0"/>
+        </w:rPr>
+        <w:t>.</w:t>
       </w:r>
     </w:p>
     <w:p>
-      <w:r>
-        <w:t>________________________________________________________________</w:t>
+      <w:pPr>
+        <w:spacing w:line="336" w:lineRule="auto" w:after="180"/>
+        <w:shd w:fill="F4F9FC"/>
+      </w:pPr>
+      <w:r>
+        <w:rPr>
+          <w:b w:val="0"/>
+        </w:rPr>
+        <w:t xml:space="preserve">3. We can decide the result without examining the changed </w:t>
+      </w:r>
+      <w:r>
+        <w:rPr>
+          <w:b/>
+        </w:rPr>
+        <w:t>input</w:t>
+      </w:r>
+      <w:r>
+        <w:rPr>
+          <w:b w:val="0"/>
+        </w:rPr>
+        <w:t xml:space="preserve"> or the procedure.</w:t>
       </w:r>
     </w:p>
     <w:p>
-      <w:r>
-        <w:t>________________________________________________________________</w:t>
+      <w:pPr>
+        <w:pStyle w:val="Heading3"/>
+      </w:pPr>
+      <w:r>
+        <w:t>My selected conclusion, deciding fact and explanation</w:t>
       </w:r>
     </w:p>
     <w:p>
       <w:r>
-        <w:t>Hint if needed: Use the changed condition and the deciding step in the pictorial trace. The answer must say what follows from those facts.</w:t>
+        <w:t>________________________________________________________________</w:t>
       </w:r>
     </w:p>
     <w:p>
       <w:r>
-        <w:t>After your attempt, compare with the supported explanation: The buggy &lt;= function passes those remaining tests. Both procedures agree away from the equality boundary.</w:t>
+        <w:t>________________________________________________________________</w:t>
       </w:r>
     </w:p>
     <w:p>
-      <w:pPr>
-        <w:pStyle w:val="Heading3"/>
-      </w:pPr>
-      <w:r>
-        <w:t>Repair a missing building block</w:t>
+      <w:r>
+        <w:t>________________________________________________________________</w:t>
       </w:r>
     </w:p>
     <w:p>
       <w:r>
-        <w:t>Review Reading structured data (python-bridge/11). Goal: Process a list of records consistently. Short practice: Circle the included rows, calculate the sum and mean, and state coverage. Repeat after adding the fourth row with count four.. Return to this week and explain what you changed.</w:t>
+        <w:t>________________________________________________________________</w:t>
       </w:r>
     </w:p>
     <w:p>
       <w:r>
-        <w:t>Review Return values and local state (python-bridge/9). Goal: Use a returned value in a later calculation. Short practice: Trace the two returned values and explain why first stays seven. What happens if the caller tries to print result directly?. Return to this week and explain what you changed.</w:t>
+        <w:t>________________________________________________________________</w:t>
       </w:r>
     </w:p>
     <w:p>
-      <w:r>
-        <w:t>Review Loops and trace tables (python-bridge/6). Goal: Trace variable values before and after each loop iteration. Short practice: List the four visited values and their running totals. Explain why 5 is absent and what prints for range(1,1).. Return to this week and explain what you changed.</w:t>
+      <w:pPr>
+        <w:pStyle w:val="Heading3"/>
+      </w:pPr>
+      <w:r>
+        <w:t>Hint · try first</w:t>
       </w:r>
     </w:p>
     <w:p>
       <w:pPr>
-        <w:pStyle w:val="Heading3"/>
-      </w:pPr>
-      <w:r>
-        <w:t>Predict, run and debug</w:t>
+        <w:spacing w:line="336" w:lineRule="auto" w:after="180"/>
+        <w:shd w:fill="F1F6F8"/>
+      </w:pPr>
+      <w:r>
+        <w:rPr>
+          <w:b w:val="0"/>
+        </w:rPr>
+        <w:t>Hint if needed: Use the changed condition and the deciding step in the pictorial trace. The answer must say what follows from those facts.</w:t>
       </w:r>
     </w:p>
     <w:p>
-      <w:r>
-        <w:t>The browser lab lets you edit the supported Python examples already included in this lesson. Predict first, run, inspect the actual output or error, change one input, then run again. Keep code, predictions, actual results and a reasoned revision together. On paper, label your result as a trace rather than an execution.</w:t>
+      <w:pPr>
+        <w:pStyle w:val="Heading3"/>
+      </w:pPr>
+      <w:r>
+        <w:t>Feedback · compare after trying</w:t>
       </w:r>
     </w:p>
     <w:p>
       <w:pPr>
-        <w:pStyle w:val="Heading3"/>
-      </w:pPr>
-      <w:r>
-        <w:t>Keep your completed work</w:t>
+        <w:spacing w:line="336" w:lineRule="auto" w:after="180"/>
+        <w:shd w:fill="F1F6FC"/>
+      </w:pPr>
+      <w:r>
+        <w:rPr>
+          <w:b w:val="0"/>
+        </w:rPr>
+        <w:t xml:space="preserve">After your attempt, compare with the supported explanation: The buggy &lt;= function passes those remaining tests. Both procedures agree away from the equality </w:t>
+      </w:r>
+      <w:r>
+        <w:rPr>
+          <w:b/>
+        </w:rPr>
+        <w:t>boundary</w:t>
+      </w:r>
+      <w:r>
+        <w:rPr>
+          <w:b w:val="0"/>
+        </w:rPr>
+        <w:t>.</w:t>
       </w:r>
     </w:p>
     <w:p>
-      <w:r>
-        <w:t>Use Download completed work in the hosted lesson to export your answers, reflections, practice feedback and code-run evidence. Open the HTML copy to read or print it. Drafts stay in this browser when storage is available; clear drafts on a shared device.</w:t>
+      <w:pPr>
+        <w:pStyle w:val="Heading3"/>
+      </w:pPr>
+      <w:r>
+        <w:t>Repair a missing building block</w:t>
       </w:r>
     </w:p>
     <w:p>
       <w:pPr>
-        <w:pStyle w:val="Heading3"/>
-      </w:pPr>
-      <w:r>
-        <w:t>What I repaired, the evidence I kept and the next test</w:t>
+        <w:spacing w:line="336" w:lineRule="auto" w:after="180"/>
+      </w:pPr>
+      <w:r>
+        <w:rPr>
+          <w:b w:val="0"/>
+        </w:rPr>
+        <w:t xml:space="preserve">Review Reading structured data (python-bridge/11). Goal: </w:t>
+      </w:r>
+      <w:r>
+        <w:rPr>
+          <w:b/>
+        </w:rPr>
+        <w:t>Process</w:t>
+      </w:r>
+      <w:r>
+        <w:rPr>
+          <w:b w:val="0"/>
+        </w:rPr>
+        <w:t xml:space="preserve"> a list of records consistently. Short practice: Circle the included rows, calculate the sum and mean, and state coverage.</w:t>
       </w:r>
     </w:p>
     <w:p>
+      <w:pPr>
+        <w:spacing w:line="336" w:lineRule="auto" w:after="180"/>
+      </w:pPr>
+      <w:r>
+        <w:rPr>
+          <w:b w:val="0"/>
+        </w:rPr>
+        <w:t>Repeat after adding the fourth row with count four.. Return to this week and explain what you changed.</w:t>
+      </w:r>
+    </w:p>
+    <w:p>
+      <w:pPr>
+        <w:spacing w:line="336" w:lineRule="auto" w:after="180"/>
+      </w:pPr>
+      <w:r>
+        <w:rPr>
+          <w:b w:val="0"/>
+        </w:rPr>
+        <w:t>Review Return values and local state (python-bridge/9). Goal: Use a returned value in a later calculation. Short practice: Trace the two returned values and explain why first stays seven.</w:t>
+      </w:r>
+    </w:p>
+    <w:p>
+      <w:pPr>
+        <w:spacing w:line="336" w:lineRule="auto" w:after="180"/>
+      </w:pPr>
+      <w:r>
+        <w:rPr>
+          <w:b w:val="0"/>
+        </w:rPr>
+        <w:t>What happens if the caller tries to print result directly?. Return to this week and explain what you changed.</w:t>
+      </w:r>
+    </w:p>
+    <w:p>
+      <w:pPr>
+        <w:spacing w:line="336" w:lineRule="auto" w:after="180"/>
+      </w:pPr>
+      <w:r>
+        <w:rPr>
+          <w:b w:val="0"/>
+        </w:rPr>
+        <w:t>Review Loops and trace tables (python-bridge/6). Goal: Trace variable values before and after each loop iteration. Short practice: List the four visited values and their running totals.</w:t>
+      </w:r>
+    </w:p>
+    <w:p>
+      <w:pPr>
+        <w:spacing w:line="336" w:lineRule="auto" w:after="180"/>
+      </w:pPr>
+      <w:r>
+        <w:rPr>
+          <w:b w:val="0"/>
+        </w:rPr>
+        <w:t>Explain why 5 is absent and what prints for range(1,1).. Return to this week and explain what you changed.</w:t>
+      </w:r>
+    </w:p>
+    <w:p>
+      <w:pPr>
+        <w:pStyle w:val="Heading3"/>
+      </w:pPr>
+      <w:r>
+        <w:t>Predict, run and debug</w:t>
+      </w:r>
+    </w:p>
+    <w:p>
+      <w:pPr>
+        <w:spacing w:line="336" w:lineRule="auto" w:after="180"/>
+      </w:pPr>
+      <w:r>
+        <w:rPr>
+          <w:b w:val="0"/>
+        </w:rPr>
+        <w:t xml:space="preserve">The browser lab lets you edit the supported Python examples already included in this lesson. Predict first, run, inspect the actual </w:t>
+      </w:r>
+      <w:r>
+        <w:rPr>
+          <w:b/>
+        </w:rPr>
+        <w:t>output</w:t>
+      </w:r>
+      <w:r>
+        <w:rPr>
+          <w:b w:val="0"/>
+        </w:rPr>
+        <w:t xml:space="preserve"> or error, change one </w:t>
+      </w:r>
+      <w:r>
+        <w:rPr>
+          <w:b/>
+        </w:rPr>
+        <w:t>input</w:t>
+      </w:r>
+      <w:r>
+        <w:rPr>
+          <w:b w:val="0"/>
+        </w:rPr>
+        <w:t>, then run again.</w:t>
+      </w:r>
+    </w:p>
+    <w:p>
+      <w:pPr>
+        <w:spacing w:line="336" w:lineRule="auto" w:after="180"/>
+      </w:pPr>
+      <w:r>
+        <w:rPr>
+          <w:b w:val="0"/>
+        </w:rPr>
+        <w:t xml:space="preserve">Keep code, </w:t>
+      </w:r>
+      <w:r>
+        <w:rPr>
+          <w:b/>
+        </w:rPr>
+        <w:t>prediction</w:t>
+      </w:r>
+      <w:r>
+        <w:rPr>
+          <w:b w:val="0"/>
+        </w:rPr>
+        <w:t>s, actual results and a reasoned revision together. On paper, label your result as a trace rather than an execution.</w:t>
+      </w:r>
+    </w:p>
+    <w:p>
+      <w:pPr>
+        <w:pStyle w:val="Heading3"/>
+      </w:pPr>
+      <w:r>
+        <w:t>Keep your completed work</w:t>
+      </w:r>
+    </w:p>
+    <w:p>
+      <w:pPr>
+        <w:spacing w:line="336" w:lineRule="auto" w:after="180"/>
+      </w:pPr>
+      <w:r>
+        <w:rPr>
+          <w:b w:val="0"/>
+        </w:rPr>
+        <w:t xml:space="preserve">Use Download completed work in the hosted lesson to export your answers, reflections, practice feedback and code-run </w:t>
+      </w:r>
+      <w:r>
+        <w:rPr>
+          <w:b/>
+        </w:rPr>
+        <w:t>evidence</w:t>
+      </w:r>
+      <w:r>
+        <w:rPr>
+          <w:b w:val="0"/>
+        </w:rPr>
+        <w:t>. Open the HTML copy to read or print it.</w:t>
+      </w:r>
+    </w:p>
+    <w:p>
+      <w:pPr>
+        <w:spacing w:line="336" w:lineRule="auto" w:after="180"/>
+      </w:pPr>
+      <w:r>
+        <w:rPr>
+          <w:b w:val="0"/>
+        </w:rPr>
+        <w:t>Drafts stay in this browser when storage is available; clear drafts on a shared device.</w:t>
+      </w:r>
+    </w:p>
+    <w:p>
+      <w:pPr>
+        <w:pStyle w:val="Heading3"/>
+      </w:pPr>
+      <w:r>
+        <w:t>What I repaired, the evidence I kept and the next test</w:t>
+      </w:r>
+    </w:p>
+    <w:p>
       <w:r>
         <w:t>________________________________________________________________</w:t>
+      </w:r>
+    </w:p>
+    <w:p>
+      <w:r>
+        <w:t>________________________________________________________________</w:t>
+      </w:r>
+    </w:p>
+    <w:p>
+      <w:r>
+        <w:t>________________________________________________________________</w:t>
+      </w:r>
+    </w:p>
+    <w:p>
+      <w:r>
+        <w:t>________________________________________________________________</w:t>
+      </w:r>
+    </w:p>
+    <w:p>
+      <w:r>
+        <w:t>________________________________________________________________</w:t>
+      </w:r>
+    </w:p>
+    <w:p>
+      <w:pPr>
+        <w:pStyle w:val="Heading1"/>
+      </w:pPr>
+      <w:r>
+        <w:t>15. Visual concept journey</w:t>
+      </w:r>
+    </w:p>
+    <w:p>
+      <w:r>
+        <w:t>Explain each Testing and debugging functions picture from its labels, then record a relevant limit.</w:t>
+      </w:r>
+    </w:p>
+    <w:p>
+      <w:pPr>
+        <w:pStyle w:val="Heading3"/>
+      </w:pPr>
+      <w:r>
+        <w:t>01. Testing and debugging functions: the case</w:t>
+      </w:r>
+    </w:p>
+    <w:p>
+      <w:r>
+        <w:drawing>
+          <wp:inline xmlns:a="http://schemas.openxmlformats.org/drawingml/2006/main" xmlns:pic="http://schemas.openxmlformats.org/drawingml/2006/picture">
+            <wp:extent cx="5486400" cy="2834640"/>
+            <wp:docPr id="2" name="Picture 2" descr="Use a test that catches the boundary bug. A function should classify an integer as tiny exactly when it is less than three. Supplied facts: Python 3 intended function: return x&lt;3. Test cases: (2,True),(3,False),(4,False). Candidate bug: return x&lt;=3."/>
+            <wp:cNvGraphicFramePr>
+              <a:graphicFrameLocks noChangeAspect="1"/>
+            </wp:cNvGraphicFramePr>
+            <a:graphic>
+              <a:graphicData uri="http://schemas.openxmlformats.org/drawingml/2006/picture">
+                <pic:pic>
+                  <pic:nvPicPr>
+                    <pic:cNvPr id="0" name="academy-story-python-bridge-12-01.png"/>
+                    <pic:cNvPicPr/>
+                  </pic:nvPicPr>
+                  <pic:blipFill>
+                    <a:blip r:embed="rId10"/>
+                    <a:stretch>
+                      <a:fillRect/>
+                    </a:stretch>
+                  </pic:blipFill>
+                  <pic:spPr>
+                    <a:xfrm>
+                      <a:off x="0" y="0"/>
+                      <a:ext cx="5486400" cy="2834640"/>
+                    </a:xfrm>
+                    <a:prstGeom prst="rect"/>
+                  </pic:spPr>
+                </pic:pic>
+              </a:graphicData>
+            </a:graphic>
+          </wp:inline>
+        </w:drawing>
+      </w:r>
+    </w:p>
+    <w:p>
+      <w:pPr>
+        <w:spacing w:line="336" w:lineRule="auto" w:after="180"/>
+      </w:pPr>
+      <w:r>
+        <w:rPr>
+          <w:b w:val="0"/>
+        </w:rPr>
+        <w:t xml:space="preserve">Use a test that catches the </w:t>
+      </w:r>
+      <w:r>
+        <w:rPr>
+          <w:b/>
+        </w:rPr>
+        <w:t>boundary</w:t>
+      </w:r>
+      <w:r>
+        <w:rPr>
+          <w:b w:val="0"/>
+        </w:rPr>
+        <w:t xml:space="preserve"> bug. A function should classify an integer as tiny exactly when it is less than three. Supplied facts: Python 3 intended function: return x&lt;3. </w:t>
+      </w:r>
+      <w:r>
+        <w:rPr>
+          <w:b/>
+        </w:rPr>
+        <w:t>Test case</w:t>
+      </w:r>
+      <w:r>
+        <w:rPr>
+          <w:b w:val="0"/>
+        </w:rPr>
+        <w:t>s: (2,True),(3,False),(4,False).</w:t>
+      </w:r>
+    </w:p>
+    <w:p>
+      <w:pPr>
+        <w:spacing w:line="336" w:lineRule="auto" w:after="180"/>
+      </w:pPr>
+      <w:r>
+        <w:rPr>
+          <w:b w:val="0"/>
+        </w:rPr>
+        <w:t>Candidate bug: return x&lt;=3.</w:t>
+      </w:r>
+    </w:p>
+    <w:p>
+      <w:pPr>
+        <w:spacing w:line="336" w:lineRule="auto" w:after="180"/>
+        <w:shd w:fill="F5F1FB"/>
+      </w:pPr>
+      <w:r>
+        <w:rPr>
+          <w:b w:val="0"/>
+        </w:rPr>
+        <w:t>Point to the given fact that matters most. Explain why it matters.</w:t>
+      </w:r>
+    </w:p>
+    <w:p>
+      <w:pPr>
+        <w:pStyle w:val="Heading3"/>
+      </w:pPr>
+      <w:r>
+        <w:t>My picture explanation, deciding evidence and one limit</w:t>
+      </w:r>
+    </w:p>
+    <w:p>
+      <w:r>
+        <w:t>________________________________________________________________</w:t>
+      </w:r>
+    </w:p>
+    <w:p>
+      <w:r>
+        <w:t>________________________________________________________________</w:t>
+      </w:r>
+    </w:p>
+    <w:p>
+      <w:r>
+        <w:t>________________________________________________________________</w:t>
+      </w:r>
+    </w:p>
+    <w:p>
+      <w:r>
+        <w:t>________________________________________________________________</w:t>
+      </w:r>
+    </w:p>
+    <w:p>
+      <w:pPr>
+        <w:pStyle w:val="Heading3"/>
+      </w:pPr>
+      <w:r>
+        <w:t>02. Follow the deciding steps</w:t>
+      </w:r>
+    </w:p>
+    <w:p>
+      <w:r>
+        <w:drawing>
+          <wp:inline xmlns:a="http://schemas.openxmlformats.org/drawingml/2006/main" xmlns:pic="http://schemas.openxmlformats.org/drawingml/2006/picture">
+            <wp:extent cx="5486400" cy="3182112"/>
+            <wp:docPr id="3" name="Picture 3" descr="Record contract: Strict less-than excludes the value 3. → Run boundary cases: The intended outputs are True, False, False for 2,3,4. → Locate the bug: Using &lt;= passes 2 but fails the test at 3 before the later test."/>
+            <wp:cNvGraphicFramePr>
+              <a:graphicFrameLocks noChangeAspect="1"/>
+            </wp:cNvGraphicFramePr>
+            <a:graphic>
+              <a:graphicData uri="http://schemas.openxmlformats.org/drawingml/2006/picture">
+                <pic:pic>
+                  <pic:nvPicPr>
+                    <pic:cNvPr id="0" name="academy-story-python-bridge-12-02.png"/>
+                    <pic:cNvPicPr/>
+                  </pic:nvPicPr>
+                  <pic:blipFill>
+                    <a:blip r:embed="rId11"/>
+                    <a:stretch>
+                      <a:fillRect/>
+                    </a:stretch>
+                  </pic:blipFill>
+                  <pic:spPr>
+                    <a:xfrm>
+                      <a:off x="0" y="0"/>
+                      <a:ext cx="5486400" cy="3182112"/>
+                    </a:xfrm>
+                    <a:prstGeom prst="rect"/>
+                  </pic:spPr>
+                </pic:pic>
+              </a:graphicData>
+            </a:graphic>
+          </wp:inline>
+        </w:drawing>
+      </w:r>
+    </w:p>
+    <w:p>
+      <w:pPr>
+        <w:spacing w:line="336" w:lineRule="auto" w:after="180"/>
+      </w:pPr>
+      <w:r>
+        <w:rPr>
+          <w:b w:val="0"/>
+        </w:rPr>
+        <w:t xml:space="preserve">Record contract: Strict less-than excludes the value 3. → Run </w:t>
+      </w:r>
+      <w:r>
+        <w:rPr>
+          <w:b/>
+        </w:rPr>
+        <w:t>boundary</w:t>
+      </w:r>
+      <w:r>
+        <w:rPr>
+          <w:b w:val="0"/>
+        </w:rPr>
+        <w:t xml:space="preserve"> cases: The intended </w:t>
+      </w:r>
+      <w:r>
+        <w:rPr>
+          <w:b/>
+        </w:rPr>
+        <w:t>output</w:t>
+      </w:r>
+      <w:r>
+        <w:rPr>
+          <w:b w:val="0"/>
+        </w:rPr>
+        <w:t>s are True, False, False for 2,3,4. → Locate the bug: Using &lt;= passes 2 but fails the test at 3 before the later test.</w:t>
+      </w:r>
+    </w:p>
+    <w:p>
+      <w:pPr>
+        <w:spacing w:line="336" w:lineRule="auto" w:after="180"/>
+        <w:shd w:fill="F5F1FB"/>
+      </w:pPr>
+      <w:r>
+        <w:rPr>
+          <w:b w:val="0"/>
+        </w:rPr>
+        <w:t xml:space="preserve">Point to each numbered stage and explain which recorded </w:t>
+      </w:r>
+      <w:r>
+        <w:rPr>
+          <w:b/>
+        </w:rPr>
+        <w:t>input</w:t>
+      </w:r>
+      <w:r>
+        <w:rPr>
+          <w:b w:val="0"/>
+        </w:rPr>
+        <w:t xml:space="preserve"> it uses.</w:t>
+      </w:r>
+    </w:p>
+    <w:p>
+      <w:pPr>
+        <w:pStyle w:val="Heading3"/>
+      </w:pPr>
+      <w:r>
+        <w:t>My picture explanation, deciding evidence and one limit</w:t>
+      </w:r>
+    </w:p>
+    <w:p>
+      <w:r>
+        <w:t>________________________________________________________________</w:t>
+      </w:r>
+    </w:p>
+    <w:p>
+      <w:r>
+        <w:t>________________________________________________________________</w:t>
+      </w:r>
+    </w:p>
+    <w:p>
+      <w:r>
+        <w:t>________________________________________________________________</w:t>
+      </w:r>
+    </w:p>
+    <w:p>
+      <w:r>
+        <w:t>________________________________________________________________</w:t>
+      </w:r>
+    </w:p>
+    <w:p>
+      <w:pPr>
+        <w:pStyle w:val="Heading3"/>
+      </w:pPr>
+      <w:r>
+        <w:t>03. Follow the evidence</w:t>
+      </w:r>
+    </w:p>
+    <w:p>
+      <w:r>
+        <w:drawing>
+          <wp:inline xmlns:a="http://schemas.openxmlformats.org/drawingml/2006/main" xmlns:pic="http://schemas.openxmlformats.org/drawingml/2006/picture">
+            <wp:extent cx="5486400" cy="2834640"/>
+            <wp:docPr id="4" name="Picture 4" descr="Follow the evidence. Ordinary case | 8 and 3 | Expect 5. Full case | 8 and 8 | Expect 0. Unused case | 8 and 0 | Expect 8"/>
+            <wp:cNvGraphicFramePr>
+              <a:graphicFrameLocks noChangeAspect="1"/>
+            </wp:cNvGraphicFramePr>
+            <a:graphic>
+              <a:graphicData uri="http://schemas.openxmlformats.org/drawingml/2006/picture">
+                <pic:pic>
+                  <pic:nvPicPr>
+                    <pic:cNvPr id="0" name="academy-story-python-bridge-12-03.png"/>
+                    <pic:cNvPicPr/>
+                  </pic:nvPicPr>
+                  <pic:blipFill>
+                    <a:blip r:embed="rId12"/>
+                    <a:stretch>
+                      <a:fillRect/>
+                    </a:stretch>
+                  </pic:blipFill>
+                  <pic:spPr>
+                    <a:xfrm>
+                      <a:off x="0" y="0"/>
+                      <a:ext cx="5486400" cy="2834640"/>
+                    </a:xfrm>
+                    <a:prstGeom prst="rect"/>
+                  </pic:spPr>
+                </pic:pic>
+              </a:graphicData>
+            </a:graphic>
+          </wp:inline>
+        </w:drawing>
+      </w:r>
+    </w:p>
+    <w:p>
+      <w:pPr>
+        <w:spacing w:line="336" w:lineRule="auto" w:after="180"/>
+      </w:pPr>
+      <w:r>
+        <w:rPr>
+          <w:b w:val="0"/>
+        </w:rPr>
+        <w:t xml:space="preserve">Follow the </w:t>
+      </w:r>
+      <w:r>
+        <w:rPr>
+          <w:b/>
+        </w:rPr>
+        <w:t>evidence</w:t>
+      </w:r>
+      <w:r>
+        <w:rPr>
+          <w:b w:val="0"/>
+        </w:rPr>
+        <w:t>. Ordinary case | 8 and 3 | Expect 5. Full case | 8 and 8 | Expect 0. Unused case | 8 and 0 | Expect 8</w:t>
+      </w:r>
+    </w:p>
+    <w:p>
+      <w:pPr>
+        <w:spacing w:line="336" w:lineRule="auto" w:after="180"/>
+        <w:shd w:fill="F5F1FB"/>
+      </w:pPr>
+      <w:r>
+        <w:rPr>
+          <w:b w:val="0"/>
+        </w:rPr>
+        <w:t>Read the labels and values. Explain the relationship the model shows.</w:t>
+      </w:r>
+    </w:p>
+    <w:p>
+      <w:pPr>
+        <w:pStyle w:val="Heading3"/>
+      </w:pPr>
+      <w:r>
+        <w:t>My picture explanation, deciding evidence and one limit</w:t>
+      </w:r>
+    </w:p>
+    <w:p>
+      <w:r>
+        <w:t>________________________________________________________________</w:t>
+      </w:r>
+    </w:p>
+    <w:p>
+      <w:r>
+        <w:t>________________________________________________________________</w:t>
+      </w:r>
+    </w:p>
+    <w:p>
+      <w:r>
+        <w:t>________________________________________________________________</w:t>
+      </w:r>
+    </w:p>
+    <w:p>
+      <w:r>
+        <w:t>________________________________________________________________</w:t>
+      </w:r>
+    </w:p>
+    <w:p>
+      <w:pPr>
+        <w:pStyle w:val="Heading3"/>
+      </w:pPr>
+      <w:r>
+        <w:t>04. Change one thing. Trace what follows.</w:t>
+      </w:r>
+    </w:p>
+    <w:p>
+      <w:r>
+        <w:drawing>
+          <wp:inline xmlns:a="http://schemas.openxmlformats.org/drawingml/2006/main" xmlns:pic="http://schemas.openxmlformats.org/drawingml/2006/picture">
+            <wp:extent cx="5486400" cy="3026664"/>
+            <wp:docPr id="5" name="Picture 5" descr="Original case: Using &lt;= passes 2 but fails the test at 3 before the later test. Changed condition: Remove the test at 3 and keep only 2 and 4. Expected result: The buggy &lt;= function passes those remaining tests. Reason: Both procedures agree away from the equality boundary."/>
+            <wp:cNvGraphicFramePr>
+              <a:graphicFrameLocks noChangeAspect="1"/>
+            </wp:cNvGraphicFramePr>
+            <a:graphic>
+              <a:graphicData uri="http://schemas.openxmlformats.org/drawingml/2006/picture">
+                <pic:pic>
+                  <pic:nvPicPr>
+                    <pic:cNvPr id="0" name="academy-story-python-bridge-12-04.png"/>
+                    <pic:cNvPicPr/>
+                  </pic:nvPicPr>
+                  <pic:blipFill>
+                    <a:blip r:embed="rId13"/>
+                    <a:stretch>
+                      <a:fillRect/>
+                    </a:stretch>
+                  </pic:blipFill>
+                  <pic:spPr>
+                    <a:xfrm>
+                      <a:off x="0" y="0"/>
+                      <a:ext cx="5486400" cy="3026664"/>
+                    </a:xfrm>
+                    <a:prstGeom prst="rect"/>
+                  </pic:spPr>
+                </pic:pic>
+              </a:graphicData>
+            </a:graphic>
+          </wp:inline>
+        </w:drawing>
+      </w:r>
+    </w:p>
+    <w:p>
+      <w:pPr>
+        <w:spacing w:line="336" w:lineRule="auto" w:after="180"/>
+      </w:pPr>
+      <w:r>
+        <w:rPr>
+          <w:b w:val="0"/>
+        </w:rPr>
+        <w:t>Original case: Using &lt;= passes 2 but fails the test at 3 before the later test. Changed condition: Remove the test at 3 and keep only 2 and 4. Expected result: The buggy &lt;= function passes those remaining tests.</w:t>
+      </w:r>
+    </w:p>
+    <w:p>
+      <w:pPr>
+        <w:spacing w:line="336" w:lineRule="auto" w:after="180"/>
+      </w:pPr>
+      <w:r>
+        <w:rPr>
+          <w:b w:val="0"/>
+        </w:rPr>
+        <w:t xml:space="preserve">Reason: Both procedures agree away from the equality </w:t>
+      </w:r>
+      <w:r>
+        <w:rPr>
+          <w:b/>
+        </w:rPr>
+        <w:t>boundary</w:t>
+      </w:r>
+      <w:r>
+        <w:rPr>
+          <w:b w:val="0"/>
+        </w:rPr>
+        <w:t>.</w:t>
+      </w:r>
+    </w:p>
+    <w:p>
+      <w:pPr>
+        <w:spacing w:line="336" w:lineRule="auto" w:after="180"/>
+        <w:shd w:fill="F5F1FB"/>
+      </w:pPr>
+      <w:r>
+        <w:rPr>
+          <w:b w:val="0"/>
+        </w:rPr>
+        <w:t>Predict before checking the worked changed-case result. Name what changed and what the supplied facts allow you to conclude.</w:t>
+      </w:r>
+    </w:p>
+    <w:p>
+      <w:pPr>
+        <w:pStyle w:val="Heading3"/>
+      </w:pPr>
+      <w:r>
+        <w:t>My picture explanation, deciding evidence and one limit</w:t>
+      </w:r>
+    </w:p>
+    <w:p>
+      <w:r>
+        <w:t>________________________________________________________________</w:t>
+      </w:r>
+    </w:p>
+    <w:p>
+      <w:r>
+        <w:t>________________________________________________________________</w:t>
+      </w:r>
+    </w:p>
+    <w:p>
+      <w:r>
+        <w:t>________________________________________________________________</w:t>
+      </w:r>
+    </w:p>
+    <w:p>
+      <w:r>
+        <w:t>________________________________________________________________</w:t>
+      </w:r>
+    </w:p>
+    <w:p>
+      <w:pPr>
+        <w:pStyle w:val="Heading3"/>
+      </w:pPr>
+      <w:r>
+        <w:t>05. Connect the explanation to its limit</w:t>
+      </w:r>
+    </w:p>
+    <w:p>
+      <w:r>
+        <w:drawing>
+          <wp:inline xmlns:a="http://schemas.openxmlformats.org/drawingml/2006/main" xmlns:pic="http://schemas.openxmlformats.org/drawingml/2006/picture">
+            <wp:extent cx="5486400" cy="2834640"/>
+            <wp:docPr id="6" name="Picture 6" descr="A revealing test distinguishes a correct implementation from a plausible mistake. Checking only values far from the boundary would miss this inclusive-versus-strict bug. Limit: Passing these cases does not prove correctness for every type or input; the contract and coverage determine what was actually checked."/>
+            <wp:cNvGraphicFramePr>
+              <a:graphicFrameLocks noChangeAspect="1"/>
+            </wp:cNvGraphicFramePr>
+            <a:graphic>
+              <a:graphicData uri="http://schemas.openxmlformats.org/drawingml/2006/picture">
+                <pic:pic>
+                  <pic:nvPicPr>
+                    <pic:cNvPr id="0" name="academy-story-python-bridge-12-05.png"/>
+                    <pic:cNvPicPr/>
+                  </pic:nvPicPr>
+                  <pic:blipFill>
+                    <a:blip r:embed="rId14"/>
+                    <a:stretch>
+                      <a:fillRect/>
+                    </a:stretch>
+                  </pic:blipFill>
+                  <pic:spPr>
+                    <a:xfrm>
+                      <a:off x="0" y="0"/>
+                      <a:ext cx="5486400" cy="2834640"/>
+                    </a:xfrm>
+                    <a:prstGeom prst="rect"/>
+                  </pic:spPr>
+                </pic:pic>
+              </a:graphicData>
+            </a:graphic>
+          </wp:inline>
+        </w:drawing>
+      </w:r>
+    </w:p>
+    <w:p>
+      <w:pPr>
+        <w:spacing w:line="336" w:lineRule="auto" w:after="180"/>
+      </w:pPr>
+      <w:r>
+        <w:rPr>
+          <w:b w:val="0"/>
+        </w:rPr>
+        <w:t xml:space="preserve">A revealing test distinguishes a correct implementation from a plausible mistake. Checking only values far from the </w:t>
+      </w:r>
+      <w:r>
+        <w:rPr>
+          <w:b/>
+        </w:rPr>
+        <w:t>boundary</w:t>
+      </w:r>
+      <w:r>
+        <w:rPr>
+          <w:b w:val="0"/>
+        </w:rPr>
+        <w:t xml:space="preserve"> would miss this inclusive-versus-strict bug.</w:t>
+      </w:r>
+    </w:p>
+    <w:p>
+      <w:pPr>
+        <w:spacing w:line="336" w:lineRule="auto" w:after="180"/>
+      </w:pPr>
+      <w:r>
+        <w:rPr>
+          <w:b w:val="0"/>
+        </w:rPr>
+        <w:t xml:space="preserve">Limit: Passing these cases does not prove correctness for every type or </w:t>
+      </w:r>
+      <w:r>
+        <w:rPr>
+          <w:b/>
+        </w:rPr>
+        <w:t>input</w:t>
+      </w:r>
+      <w:r>
+        <w:rPr>
+          <w:b w:val="0"/>
+        </w:rPr>
+        <w:t>; the contract and coverage determine what was actually checked.</w:t>
+      </w:r>
+    </w:p>
+    <w:p>
+      <w:pPr>
+        <w:spacing w:line="336" w:lineRule="auto" w:after="180"/>
+        <w:shd w:fill="F5F1FB"/>
+      </w:pPr>
+      <w:r>
+        <w:rPr>
+          <w:b w:val="0"/>
+        </w:rPr>
+        <w:t>Explain the case, then point to a limit on the claim.</w:t>
+      </w:r>
+    </w:p>
+    <w:p>
+      <w:pPr>
+        <w:pStyle w:val="Heading3"/>
+      </w:pPr>
+      <w:r>
+        <w:t>My picture explanation, deciding evidence and one limit</w:t>
+      </w:r>
+    </w:p>
+    <w:p>
+      <w:r>
+        <w:t>________________________________________________________________</w:t>
+      </w:r>
+    </w:p>
+    <w:p>
+      <w:r>
+        <w:t>________________________________________________________________</w:t>
+      </w:r>
+    </w:p>
+    <w:p>
+      <w:r>
+        <w:t>________________________________________________________________</w:t>
+      </w:r>
+    </w:p>
+    <w:p>
+      <w:r>
+        <w:t>________________________________________________________________</w:t>
+      </w:r>
+    </w:p>
+    <w:p>
+      <w:pPr>
+        <w:pStyle w:val="Heading3"/>
+      </w:pPr>
+      <w:r>
+        <w:t>06. Make the idea visible in your project</w:t>
+      </w:r>
+    </w:p>
+    <w:p>
+      <w:r>
+        <w:drawing>
+          <wp:inline xmlns:a="http://schemas.openxmlformats.org/drawingml/2006/main" xmlns:pic="http://schemas.openxmlformats.org/drawingml/2006/picture">
+            <wp:extent cx="5486400" cy="3681984"/>
+            <wp:docPr id="7" name="Picture 7" descr="For Python readiness before the Responsible Plant Classifier, retain a trace of the values, the predicted outputs and the changed-case explanation. Use actual Python 3 results to check the prediction after reasoning first. Draw your input, deciding step, result and limit. Supported question: Predict the three correct outputs. Which test first catches &lt;=, and why do tests at only two and four miss the bug?"/>
+            <wp:cNvGraphicFramePr>
+              <a:graphicFrameLocks noChangeAspect="1"/>
+            </wp:cNvGraphicFramePr>
+            <a:graphic>
+              <a:graphicData uri="http://schemas.openxmlformats.org/drawingml/2006/picture">
+                <pic:pic>
+                  <pic:nvPicPr>
+                    <pic:cNvPr id="0" name="academy-story-python-bridge-12-06.png"/>
+                    <pic:cNvPicPr/>
+                  </pic:nvPicPr>
+                  <pic:blipFill>
+                    <a:blip r:embed="rId15"/>
+                    <a:stretch>
+                      <a:fillRect/>
+                    </a:stretch>
+                  </pic:blipFill>
+                  <pic:spPr>
+                    <a:xfrm>
+                      <a:off x="0" y="0"/>
+                      <a:ext cx="5486400" cy="3681984"/>
+                    </a:xfrm>
+                    <a:prstGeom prst="rect"/>
+                  </pic:spPr>
+                </pic:pic>
+              </a:graphicData>
+            </a:graphic>
+          </wp:inline>
+        </w:drawing>
+      </w:r>
+    </w:p>
+    <w:p>
+      <w:pPr>
+        <w:spacing w:line="336" w:lineRule="auto" w:after="180"/>
+      </w:pPr>
+      <w:r>
+        <w:rPr>
+          <w:b w:val="0"/>
+        </w:rPr>
+        <w:t xml:space="preserve">For Python readiness before the Responsible Plant Classifier, retain a trace of the values, the predicted </w:t>
+      </w:r>
+      <w:r>
+        <w:rPr>
+          <w:b/>
+        </w:rPr>
+        <w:t>output</w:t>
+      </w:r>
+      <w:r>
+        <w:rPr>
+          <w:b w:val="0"/>
+        </w:rPr>
+        <w:t xml:space="preserve">s and the changed-case explanation. Use actual Python 3 results to check the </w:t>
+      </w:r>
+      <w:r>
+        <w:rPr>
+          <w:b/>
+        </w:rPr>
+        <w:t>prediction</w:t>
+      </w:r>
+      <w:r>
+        <w:rPr>
+          <w:b w:val="0"/>
+        </w:rPr>
+        <w:t xml:space="preserve"> after reasoning first.</w:t>
+      </w:r>
+    </w:p>
+    <w:p>
+      <w:pPr>
+        <w:spacing w:line="336" w:lineRule="auto" w:after="180"/>
+      </w:pPr>
+      <w:r>
+        <w:rPr>
+          <w:b w:val="0"/>
+        </w:rPr>
+        <w:t xml:space="preserve">Draw your </w:t>
+      </w:r>
+      <w:r>
+        <w:rPr>
+          <w:b/>
+        </w:rPr>
+        <w:t>input</w:t>
+      </w:r>
+      <w:r>
+        <w:rPr>
+          <w:b w:val="0"/>
+        </w:rPr>
+        <w:t xml:space="preserve">, deciding step, result and limit. Supported question: Predict the three correct </w:t>
+      </w:r>
+      <w:r>
+        <w:rPr>
+          <w:b/>
+        </w:rPr>
+        <w:t>output</w:t>
+      </w:r>
+      <w:r>
+        <w:rPr>
+          <w:b w:val="0"/>
+        </w:rPr>
+        <w:t>s. Which test first catches &lt;=, and why do tests at only two and four miss the bug?</w:t>
+      </w:r>
+    </w:p>
+    <w:p>
+      <w:pPr>
+        <w:spacing w:line="336" w:lineRule="auto" w:after="180"/>
+        <w:shd w:fill="F5F1FB"/>
+      </w:pPr>
+      <w:r>
+        <w:rPr>
+          <w:b w:val="0"/>
+        </w:rPr>
+        <w:t xml:space="preserve">Draw your project trace and justify the deciding step using </w:t>
+      </w:r>
+      <w:r>
+        <w:rPr>
+          <w:b/>
+        </w:rPr>
+        <w:t>evidence</w:t>
+      </w:r>
+      <w:r>
+        <w:rPr>
+          <w:b w:val="0"/>
+        </w:rPr>
+        <w:t>.</w:t>
+      </w:r>
+    </w:p>
+    <w:p>
+      <w:pPr>
+        <w:pStyle w:val="Heading3"/>
+      </w:pPr>
+      <w:r>
+        <w:t>My picture explanation, deciding evidence and one limit</w:t>
       </w:r>
     </w:p>
     <w:p>

--- a/downloads/workbook/bridge-week-12.docx
+++ b/downloads/workbook/bridge-week-12.docx
@@ -604,6 +604,26 @@
     </w:p>
     <w:p>
       <w:pPr>
+        <w:pStyle w:val="Heading3"/>
+      </w:pPr>
+      <w:r>
+        <w:t>Where to find the supplied example</w:t>
+      </w:r>
+    </w:p>
+    <w:p>
+      <w:pPr>
+        <w:spacing w:line="336" w:lineRule="auto" w:after="180"/>
+        <w:shd w:fill="F1F6F8"/>
+      </w:pPr>
+      <w:r>
+        <w:rPr>
+          <w:b w:val="0"/>
+        </w:rPr>
+        <w:t>Reference for this exercise: open this week’s student lesson, “Testing and debugging functions”, at “Find and repair a mistake”. Use the original worked values or code named in the question; the later pictorial case is a separate example. Keep this reference beside your workbook while practising.</w:t>
+      </w:r>
+    </w:p>
+    <w:p>
+      <w:pPr>
         <w:spacing w:line="336" w:lineRule="auto" w:after="180"/>
         <w:shd w:fill="F5F1FB"/>
       </w:pPr>
@@ -663,6 +683,26 @@
     <w:p>
       <w:r>
         <w:t>Repair and retest. Apply the supplied Testing and debugging functions facts and keep your reasoning.</w:t>
+      </w:r>
+    </w:p>
+    <w:p>
+      <w:pPr>
+        <w:pStyle w:val="Heading3"/>
+      </w:pPr>
+      <w:r>
+        <w:t>Where to find the supplied example</w:t>
+      </w:r>
+    </w:p>
+    <w:p>
+      <w:pPr>
+        <w:spacing w:line="336" w:lineRule="auto" w:after="180"/>
+        <w:shd w:fill="F1F6F8"/>
+      </w:pPr>
+      <w:r>
+        <w:rPr>
+          <w:b w:val="0"/>
+        </w:rPr>
+        <w:t>Reference for this exercise: open this week’s student lesson, “Testing and debugging functions”, at “Find and repair a mistake”. Use the original worked values or code named in the question; the later pictorial case is a separate example. Keep this reference beside your workbook while practising.</w:t>
       </w:r>
     </w:p>
     <w:p>

--- a/downloads/workbook/bridge-week-12.docx
+++ b/downloads/workbook/bridge-week-12.docx
@@ -25,22 +25,45 @@
         <w:pStyle w:val="Heading1"/>
       </w:pPr>
       <w:r>
-        <w:t>01. Recall and choose your starting point</w:t>
-      </w:r>
-    </w:p>
-    <w:p>
-      <w:r>
-        <w:t>Record your starting explanation for Testing and debugging functions before opening notes. Show any later correction separately.</w:t>
-      </w:r>
-    </w:p>
-    <w:p>
-      <w:pPr>
-        <w:spacing w:line="336" w:lineRule="auto" w:after="180"/>
-      </w:pPr>
-      <w:r>
-        <w:rPr>
-          <w:b w:val="0"/>
-        </w:rPr>
+        <w:t>One connected testing-and-debugging readiness record.</w:t>
+      </w:r>
+    </w:p>
+    <w:p>
+      <w:r>
+        <w:t>Explain cases, compare expected/actual, repair a defect and state coverage limits.</w:t>
+      </w:r>
+    </w:p>
+    <w:p>
+      <w:r>
+        <w:t>Keep exact contract, code version, cases, first error, skipped checks and regression outcomes together.</w:t>
+      </w:r>
+    </w:p>
+    <w:p>
+      <w:pPr>
+        <w:pStyle w:val="Heading1"/>
+      </w:pPr>
+      <w:r>
+        <w:t>01. Recall · Retrieve before notes</w:t>
+      </w:r>
+    </w:p>
+    <w:p>
+      <w:r>
+        <w:t>Keep the stated task, its own code/values and support record together.</w:t>
+      </w:r>
+    </w:p>
+    <w:p>
+      <w:pPr>
+        <w:pStyle w:val="Heading2"/>
+      </w:pPr>
+      <w:r>
+        <w:t>Task and evidence record</w:t>
+      </w:r>
+    </w:p>
+    <w:p>
+      <w:pPr>
+        <w:pStyle w:val="ListBullet"/>
+      </w:pPr>
+      <w:r>
         <w:t>Try the recall before opening notes. Then use a different colour or a labelled second line to correct your explanation.</w:t>
       </w:r>
     </w:p>
@@ -54,12 +77,9 @@
     </w:p>
     <w:p>
       <w:pPr>
-        <w:spacing w:line="336" w:lineRule="auto" w:after="180"/>
-      </w:pPr>
-      <w:r>
-        <w:rPr>
-          <w:b w:val="0"/>
-        </w:rPr>
+        <w:pStyle w:val="ListBullet"/>
+      </w:pPr>
+      <w:r>
         <w:t>Without opening the old lesson, explain one key idea from Reading structured data. Give an example and a mistake that the idea helps you avoid.</w:t>
       </w:r>
     </w:p>
@@ -96,12 +116,9 @@
     </w:p>
     <w:p>
       <w:pPr>
-        <w:spacing w:line="336" w:lineRule="auto" w:after="180"/>
-      </w:pPr>
-      <w:r>
-        <w:rPr>
-          <w:b w:val="0"/>
-        </w:rPr>
+        <w:pStyle w:val="ListBullet"/>
+      </w:pPr>
+      <w:r>
         <w:t>Without opening the old lesson, explain one key idea from Return values and local state. Give an example and a mistake that the idea helps you avoid.</w:t>
       </w:r>
     </w:p>
@@ -138,12 +155,9 @@
     </w:p>
     <w:p>
       <w:pPr>
-        <w:spacing w:line="336" w:lineRule="auto" w:after="180"/>
-      </w:pPr>
-      <w:r>
-        <w:rPr>
-          <w:b w:val="0"/>
-        </w:rPr>
+        <w:pStyle w:val="ListBullet"/>
+      </w:pPr>
+      <w:r>
         <w:t>Without opening the old lesson, explain one key idea from Loops and trace tables. Give an example and a mistake that the idea helps you avoid.</w:t>
       </w:r>
     </w:p>
@@ -175,123 +189,44 @@
         <w:pStyle w:val="Heading1"/>
       </w:pPr>
       <w:r>
-        <w:t>02. Practise with fading help</w:t>
-      </w:r>
-    </w:p>
-    <w:p>
-      <w:r>
-        <w:t>Complete the supported Testing and debugging functions trace and record the first step you can explain without help.</w:t>
-      </w:r>
-    </w:p>
-    <w:p>
-      <w:pPr>
-        <w:spacing w:line="336" w:lineRule="auto" w:after="180"/>
-      </w:pPr>
-      <w:r>
-        <w:rPr>
-          <w:b w:val="0"/>
-        </w:rPr>
-        <w:t>Use W2: Find a revealing case for Testing and debugging functions. Record the answer once; the lesson and workbook refer to the same attempt.</w:t>
-      </w:r>
-    </w:p>
-    <w:tbl>
-      <w:tblPr>
-        <w:tblStyle w:val="LightShading-Accent1"/>
-        <w:tblW w:type="auto" w:w="0"/>
-        <w:tblLook w:firstColumn="1" w:firstRow="1" w:lastColumn="0" w:lastRow="0" w:noHBand="0" w:noVBand="1" w:val="04A0"/>
-      </w:tblPr>
-      <w:tblGrid>
-        <w:gridCol w:w="2556"/>
-        <w:gridCol w:w="2556"/>
-        <w:gridCol w:w="2556"/>
-        <w:gridCol w:w="2556"/>
-      </w:tblGrid>
-      <w:tr>
-        <w:trPr>
-          <w:tblHeader/>
-        </w:trPr>
-        <w:tc>
-          <w:tcPr>
-            <w:tcW w:type="dxa" w:w="2556"/>
-          </w:tcPr>
-          <w:p>
-            <w:r>
-              <w:t>Given inputs</w:t>
-            </w:r>
-          </w:p>
-        </w:tc>
-        <w:tc>
-          <w:tcPr>
-            <w:tcW w:type="dxa" w:w="2556"/>
-          </w:tcPr>
-          <w:p>
-            <w:r>
-              <w:t>Procedure I chose</w:t>
-            </w:r>
-          </w:p>
-        </w:tc>
-        <w:tc>
-          <w:tcPr>
-            <w:tcW w:type="dxa" w:w="2556"/>
-          </w:tcPr>
-          <w:p>
-            <w:r>
-              <w:t>Middle steps</w:t>
-            </w:r>
-          </w:p>
-        </w:tc>
-        <w:tc>
-          <w:tcPr>
-            <w:tcW w:type="dxa" w:w="2556"/>
-          </w:tcPr>
-          <w:p>
-            <w:r>
-              <w:t>Result and check</w:t>
-            </w:r>
-          </w:p>
-        </w:tc>
-      </w:tr>
-      <w:tr>
-        <w:tc>
-          <w:tcPr>
-            <w:tcW w:type="dxa" w:w="2556"/>
-          </w:tcPr>
-          <w:p>
-            <w:r/>
-          </w:p>
-        </w:tc>
-        <w:tc>
-          <w:tcPr>
-            <w:tcW w:type="dxa" w:w="2556"/>
-          </w:tcPr>
-          <w:p>
-            <w:r/>
-          </w:p>
-        </w:tc>
-        <w:tc>
-          <w:tcPr>
-            <w:tcW w:type="dxa" w:w="2556"/>
-          </w:tcPr>
-          <w:p>
-            <w:r/>
-          </w:p>
-        </w:tc>
-        <w:tc>
-          <w:tcPr>
-            <w:tcW w:type="dxa" w:w="2556"/>
-          </w:tcPr>
-          <w:p>
-            <w:r/>
-          </w:p>
-        </w:tc>
-      </w:tr>
-    </w:tbl>
+        <w:t>05. W1 · Explain the procedure</w:t>
+      </w:r>
+    </w:p>
+    <w:p>
+      <w:r>
+        <w:t>Keep the stated task, its own code/values and support record together.</w:t>
+      </w:r>
+    </w:p>
+    <w:p>
+      <w:pPr>
+        <w:pStyle w:val="Heading2"/>
+      </w:pPr>
+      <w:r>
+        <w:t>Task and evidence record</w:t>
+      </w:r>
+    </w:p>
+    <w:p>
+      <w:pPr>
+        <w:pStyle w:val="ListBullet"/>
+      </w:pPr>
+      <w:r>
+        <w:t>Separate suites: main capacity 8 expects 5,0,8 for(8,3),(8,8),(8,0); W1/W2 capacity 6 expects 4,0,6 for(6,2),(6,6),(6,0). Constant 4 passes only first W2 case; faulty addition passes only zero-used main case. Tiny contract x&lt;3with integer 2/3/4; &lt;=fails equality assertion, removing 3 hides it. Assertions here are normal local test checks, not input validation. Selected below_limit uses its own boundary 10.</w:t>
+      </w:r>
+    </w:p>
+    <w:p>
+      <w:pPr>
+        <w:pStyle w:val="ListBullet"/>
+      </w:pPr>
+      <w:r>
+        <w:t>Give expected results for remaining(6, 2), remaining(6, 6) and remaining(6, 0).</w:t>
+      </w:r>
+    </w:p>
     <w:p>
       <w:pPr>
         <w:pStyle w:val="Heading3"/>
       </w:pPr>
       <w:r>
-        <w:t>The step I completed without help, and the hint I needed</w:t>
+        <w:t>My reasoning and evidence</w:t>
       </w:r>
     </w:p>
     <w:p>
@@ -310,38 +245,63 @@
       </w:r>
     </w:p>
     <w:p>
+      <w:r>
+        <w:t>________________________________________________________________</w:t>
+      </w:r>
+    </w:p>
+    <w:p>
+      <w:r>
+        <w:t>________________________________________________________________</w:t>
+      </w:r>
+    </w:p>
+    <w:p>
+      <w:r>
+        <w:t>________________________________________________________________</w:t>
+      </w:r>
+    </w:p>
+    <w:p>
       <w:pPr>
         <w:pStyle w:val="Heading1"/>
       </w:pPr>
       <w:r>
-        <w:t>03. Individual reasoning check</w:t>
-      </w:r>
-    </w:p>
-    <w:p>
-      <w:r>
-        <w:t>Check the proposed Testing and debugging functions explanation against the supplied facts before discussing it.</w:t>
-      </w:r>
-    </w:p>
-    <w:p>
-      <w:pPr>
-        <w:spacing w:line="336" w:lineRule="auto" w:after="180"/>
-      </w:pPr>
-      <w:r>
-        <w:rPr>
-          <w:b w:val="0"/>
-        </w:rPr>
-        <w:t>Use the worked case for Testing and debugging functions. Proposed explanation: “A successful run proves the conclusion”. Decide whether this explanation is supported.</w:t>
-      </w:r>
-    </w:p>
-    <w:p>
-      <w:pPr>
-        <w:spacing w:line="336" w:lineRule="auto" w:after="180"/>
-      </w:pPr>
-      <w:r>
-        <w:rPr>
-          <w:b w:val="0"/>
-        </w:rPr>
-        <w:t>Point to the step or supplied fact that decides; explain your repair if needed.</w:t>
+        <w:t>06. W2 · Predict, trace and observe</w:t>
+      </w:r>
+    </w:p>
+    <w:p>
+      <w:r>
+        <w:t>Keep the stated task, its own code/values and support record together.</w:t>
+      </w:r>
+    </w:p>
+    <w:p>
+      <w:pPr>
+        <w:pStyle w:val="Heading2"/>
+      </w:pPr>
+      <w:r>
+        <w:t>Task and evidence record</w:t>
+      </w:r>
+    </w:p>
+    <w:p>
+      <w:pPr>
+        <w:pStyle w:val="ListBullet"/>
+      </w:pPr>
+      <w:r>
+        <w:t>Separate suites: main capacity 8 expects 5,0,8 for(8,3),(8,8),(8,0); W1/W2 capacity 6 expects 4,0,6 for(6,2),(6,6),(6,0). Constant 4 passes only first W2 case; faulty addition passes only zero-used main case. Tiny contract x&lt;3with integer 2/3/4; &lt;=fails equality assertion, removing 3 hides it. Assertions here are normal local test checks, not input validation. Selected below_limit uses its own boundary 10.</w:t>
+      </w:r>
+    </w:p>
+    <w:p>
+      <w:pPr>
+        <w:pStyle w:val="ListBullet"/>
+      </w:pPr>
+      <w:r>
+        <w:t>Reference for this exercise: open this week’s student lesson, “Testing and debugging functions”, at “Find and repair a mistake”. Use the original worked values or code named in the question; the later pictorial case is a separate example. Keep this reference beside your workbook while practising.</w:t>
+      </w:r>
+    </w:p>
+    <w:p>
+      <w:pPr>
+        <w:pStyle w:val="ListBullet"/>
+      </w:pPr>
+      <w:r>
+        <w:t>A faulty function always returns 4. Which of your three cases pass and fail?</w:t>
       </w:r>
     </w:p>
     <w:p>
@@ -349,7 +309,7 @@
         <w:pStyle w:val="Heading3"/>
       </w:pPr>
       <w:r>
-        <w:t>My explanation before partner discussion</w:t>
+        <w:t>My reasoning and evidence</w:t>
       </w:r>
     </w:p>
     <w:p>
@@ -373,16 +333,58 @@
       </w:r>
     </w:p>
     <w:p>
+      <w:r>
+        <w:t>________________________________________________________________</w:t>
+      </w:r>
+    </w:p>
+    <w:p>
+      <w:r>
+        <w:t>________________________________________________________________</w:t>
+      </w:r>
+    </w:p>
+    <w:p>
       <w:pPr>
         <w:pStyle w:val="Heading1"/>
       </w:pPr>
       <w:r>
-        <w:t>04. Independent transfer case</w:t>
-      </w:r>
-    </w:p>
-    <w:p>
-      <w:r>
-        <w:t>Write one first attempt at the reserved independent case before feedback. Repeated copies of that case refer to the same recorded attempt.</w:t>
+        <w:t>07. W3 · Find the first error</w:t>
+      </w:r>
+    </w:p>
+    <w:p>
+      <w:r>
+        <w:t>Keep the stated task, its own code/values and support record together.</w:t>
+      </w:r>
+    </w:p>
+    <w:p>
+      <w:pPr>
+        <w:pStyle w:val="Heading2"/>
+      </w:pPr>
+      <w:r>
+        <w:t>Task and evidence record</w:t>
+      </w:r>
+    </w:p>
+    <w:p>
+      <w:pPr>
+        <w:pStyle w:val="ListBullet"/>
+      </w:pPr>
+      <w:r>
+        <w:t>Separate suites: main capacity 8 expects 5,0,8 for(8,3),(8,8),(8,0); W1/W2 capacity 6 expects 4,0,6 for(6,2),(6,6),(6,0). Constant 4 passes only first W2 case; faulty addition passes only zero-used main case. Tiny contract x&lt;3with integer 2/3/4; &lt;=fails equality assertion, removing 3 hides it. Assertions here are normal local test checks, not input validation. Selected below_limit uses its own boundary 10.</w:t>
+      </w:r>
+    </w:p>
+    <w:p>
+      <w:pPr>
+        <w:pStyle w:val="ListBullet"/>
+      </w:pPr>
+      <w:r>
+        <w:t>Reference for this exercise: open this week’s student lesson, “Testing and debugging functions”, at “Find and repair a mistake”. Use the original worked values or code named in the question; the later pictorial case is a separate example. Keep this reference beside your workbook while practising.</w:t>
+      </w:r>
+    </w:p>
+    <w:p>
+      <w:pPr>
+        <w:pStyle w:val="ListBullet"/>
+      </w:pPr>
+      <w:r>
+        <w:t>A faulty function adds capacity and used. For (6, 2), state actual and expected. Repair it and name a regression case.</w:t>
       </w:r>
     </w:p>
     <w:p>
@@ -390,67 +392,149 @@
         <w:pStyle w:val="Heading3"/>
       </w:pPr>
       <w:r>
+        <w:t>My reasoning and evidence</w:t>
+      </w:r>
+    </w:p>
+    <w:p>
+      <w:r>
+        <w:t>________________________________________________________________</w:t>
+      </w:r>
+    </w:p>
+    <w:p>
+      <w:r>
+        <w:t>________________________________________________________________</w:t>
+      </w:r>
+    </w:p>
+    <w:p>
+      <w:r>
+        <w:t>________________________________________________________________</w:t>
+      </w:r>
+    </w:p>
+    <w:p>
+      <w:r>
+        <w:t>________________________________________________________________</w:t>
+      </w:r>
+    </w:p>
+    <w:p>
+      <w:r>
+        <w:t>________________________________________________________________</w:t>
+      </w:r>
+    </w:p>
+    <w:p>
+      <w:r>
+        <w:t>________________________________________________________________</w:t>
+      </w:r>
+    </w:p>
+    <w:p>
+      <w:pPr>
+        <w:pStyle w:val="Heading1"/>
+      </w:pPr>
+      <w:r>
+        <w:t>09. W5 · State an honest limit</w:t>
+      </w:r>
+    </w:p>
+    <w:p>
+      <w:r>
+        <w:t>Keep the stated task, its own code/values and support record together.</w:t>
+      </w:r>
+    </w:p>
+    <w:p>
+      <w:pPr>
+        <w:pStyle w:val="Heading2"/>
+      </w:pPr>
+      <w:r>
+        <w:t>Task and evidence record</w:t>
+      </w:r>
+    </w:p>
+    <w:p>
+      <w:pPr>
+        <w:pStyle w:val="ListBullet"/>
+      </w:pPr>
+      <w:r>
+        <w:t>Separate suites: main capacity 8 expects 5,0,8 for(8,3),(8,8),(8,0); W1/W2 capacity 6 expects 4,0,6 for(6,2),(6,6),(6,0). Constant 4 passes only first W2 case; faulty addition passes only zero-used main case. Tiny contract x&lt;3with integer 2/3/4; &lt;=fails equality assertion, removing 3 hides it. Assertions here are normal local test checks, not input validation. Selected below_limit uses its own boundary 10.</w:t>
+      </w:r>
+    </w:p>
+    <w:p>
+      <w:pPr>
+        <w:pStyle w:val="ListBullet"/>
+      </w:pPr>
+      <w:r>
+        <w:t>All three stock tests pass. Does that prove correct handling of negative counts?</w:t>
+      </w:r>
+    </w:p>
+    <w:p>
+      <w:pPr>
+        <w:pStyle w:val="Heading3"/>
+      </w:pPr>
+      <w:r>
+        <w:t>My reasoning and evidence</w:t>
+      </w:r>
+    </w:p>
+    <w:p>
+      <w:r>
+        <w:t>________________________________________________________________</w:t>
+      </w:r>
+    </w:p>
+    <w:p>
+      <w:r>
+        <w:t>________________________________________________________________</w:t>
+      </w:r>
+    </w:p>
+    <w:p>
+      <w:r>
+        <w:t>________________________________________________________________</w:t>
+      </w:r>
+    </w:p>
+    <w:p>
+      <w:r>
+        <w:t>________________________________________________________________</w:t>
+      </w:r>
+    </w:p>
+    <w:p>
+      <w:r>
+        <w:t>________________________________________________________________</w:t>
+      </w:r>
+    </w:p>
+    <w:p>
+      <w:r>
+        <w:t>________________________________________________________________</w:t>
+      </w:r>
+    </w:p>
+    <w:p>
+      <w:pPr>
+        <w:pStyle w:val="Heading1"/>
+      </w:pPr>
+      <w:r>
+        <w:t>04. Try alone · Selected independent task</w:t>
+      </w:r>
+    </w:p>
+    <w:p>
+      <w:r>
+        <w:t>Keep the stated task, its own code/values and support record together.</w:t>
+      </w:r>
+    </w:p>
+    <w:p>
+      <w:pPr>
+        <w:pStyle w:val="Heading2"/>
+      </w:pPr>
+      <w:r>
+        <w:t>Task and evidence record</w:t>
+      </w:r>
+    </w:p>
+    <w:p>
+      <w:pPr>
+        <w:pStyle w:val="Heading3"/>
+      </w:pPr>
+      <w:r>
         <w:t>Independent case: Use boundary tests to reveal a function defect</w:t>
       </w:r>
     </w:p>
     <w:p>
       <w:pPr>
-        <w:spacing w:line="336" w:lineRule="auto" w:after="180"/>
-        <w:shd w:fill="F5F1FB"/>
-      </w:pPr>
-      <w:r>
-        <w:rPr>
-          <w:b w:val="0"/>
-        </w:rPr>
-        <w:t xml:space="preserve">Predict the </w:t>
-      </w:r>
-      <w:r>
-        <w:rPr>
-          <w:b/>
-        </w:rPr>
-        <w:t>output</w:t>
-      </w:r>
-      <w:r>
-        <w:rPr>
-          <w:b w:val="0"/>
-        </w:rPr>
-        <w:t xml:space="preserve">. If the function mistakenly uses x&lt;=10, identify the first failing </w:t>
-      </w:r>
-      <w:r>
-        <w:rPr>
-          <w:b/>
-        </w:rPr>
-        <w:t>assertion</w:t>
-      </w:r>
-      <w:r>
-        <w:rPr>
-          <w:b w:val="0"/>
-        </w:rPr>
-        <w:t xml:space="preserve"> and whether the final print happens. State the repair and which earlier tests must be rerun.</w:t>
-      </w:r>
-    </w:p>
-    <w:p>
-      <w:pPr>
-        <w:spacing w:line="336" w:lineRule="auto" w:after="180"/>
-        <w:shd w:fill="F5F1FB"/>
-      </w:pPr>
-      <w:r>
-        <w:rPr>
-          <w:b w:val="0"/>
-        </w:rPr>
-        <w:t xml:space="preserve">Do these cases prove all </w:t>
-      </w:r>
-      <w:r>
-        <w:rPr>
-          <w:b/>
-        </w:rPr>
-        <w:t>input</w:t>
-      </w:r>
-      <w:r>
-        <w:rPr>
-          <w:b w:val="0"/>
-        </w:rPr>
-        <w:t xml:space="preserve"> types are handled?</w:t>
+        <w:pStyle w:val="ListBullet"/>
+      </w:pPr>
+      <w:r>
+        <w:t>Predict the output. If the function mistakenly uses x&lt;=10, identify the first failing assertion and whether the final print happens. State the repair and which earlier tests must be rerun. Do these cases prove all input types are handled?</w:t>
       </w:r>
     </w:p>
     <w:p>
@@ -518,12 +602,9 @@
     </w:p>
     <w:p>
       <w:pPr>
-        <w:spacing w:line="336" w:lineRule="auto" w:after="180"/>
-      </w:pPr>
-      <w:r>
-        <w:rPr>
-          <w:b w:val="0"/>
-        </w:rPr>
+        <w:pStyle w:val="ListBullet"/>
+      </w:pPr>
+      <w:r>
         <w:t>Attempt this case before feedback. Record any help. Earlier examples below are further practice; a case already practised with feedback cannot establish fresh transfer.</w:t>
       </w:r>
     </w:p>
@@ -532,23 +613,28 @@
         <w:pStyle w:val="Heading1"/>
       </w:pPr>
       <w:r>
-        <w:t>05. W1 Write expectations</w:t>
-      </w:r>
-    </w:p>
-    <w:p>
-      <w:r>
-        <w:t>Write expectations. Apply the supplied Testing and debugging functions facts and keep your reasoning.</w:t>
-      </w:r>
-    </w:p>
-    <w:p>
-      <w:pPr>
-        <w:spacing w:line="336" w:lineRule="auto" w:after="180"/>
-      </w:pPr>
-      <w:r>
-        <w:rPr>
-          <w:b w:val="0"/>
-        </w:rPr>
-        <w:t>Give expected results for remaining(6, 2), remaining(6, 6) and remaining(6, 0).</w:t>
+        <w:t>10. Project · Keep code and evidence</w:t>
+      </w:r>
+    </w:p>
+    <w:p>
+      <w:r>
+        <w:t>Keep the stated task, its own code/values and support record together.</w:t>
+      </w:r>
+    </w:p>
+    <w:p>
+      <w:pPr>
+        <w:pStyle w:val="Heading2"/>
+      </w:pPr>
+      <w:r>
+        <w:t>Task and evidence record</w:t>
+      </w:r>
+    </w:p>
+    <w:p>
+      <w:pPr>
+        <w:pStyle w:val="ListBullet"/>
+      </w:pPr>
+      <w:r>
+        <w:t>Add a labelled testing and debugging functions evidence sheet to Python readiness portfolio. Show how you can design revealing tests for a function. Use the supplied fictional case and keep its inputs, intermediate steps, calculation or prediction, and limitation. Connect this record to last week’s record; a matching answer without a trace is insufficient.</w:t>
       </w:r>
     </w:p>
     <w:p>
@@ -556,7 +642,7 @@
         <w:pStyle w:val="Heading3"/>
       </w:pPr>
       <w:r>
-        <w:t>My reasoning and evidence</w:t>
+        <w:t>My project change, supporting evidence and remaining limit</w:t>
       </w:r>
     </w:p>
     <w:p>
@@ -594,433 +680,20 @@
         <w:pStyle w:val="Heading1"/>
       </w:pPr>
       <w:r>
-        <w:t>06. W2 Find a revealing case</w:t>
-      </w:r>
-    </w:p>
-    <w:p>
-      <w:r>
-        <w:t>Find a revealing case. Apply the supplied Testing and debugging functions facts and keep your reasoning.</w:t>
-      </w:r>
-    </w:p>
-    <w:p>
-      <w:pPr>
-        <w:pStyle w:val="Heading3"/>
-      </w:pPr>
-      <w:r>
-        <w:t>Where to find the supplied example</w:t>
-      </w:r>
-    </w:p>
-    <w:p>
-      <w:pPr>
-        <w:spacing w:line="336" w:lineRule="auto" w:after="180"/>
-        <w:shd w:fill="F1F6F8"/>
-      </w:pPr>
-      <w:r>
-        <w:rPr>
-          <w:b w:val="0"/>
-        </w:rPr>
-        <w:t>Reference for this exercise: open this week’s student lesson, “Testing and debugging functions”, at “Find and repair a mistake”. Use the original worked values or code named in the question; the later pictorial case is a separate example. Keep this reference beside your workbook while practising.</w:t>
-      </w:r>
-    </w:p>
-    <w:p>
-      <w:pPr>
-        <w:spacing w:line="336" w:lineRule="auto" w:after="180"/>
-        <w:shd w:fill="F5F1FB"/>
-      </w:pPr>
-      <w:r>
-        <w:rPr>
-          <w:b w:val="0"/>
-        </w:rPr>
-        <w:t>A faulty function always returns 4. Which of your three cases pass and fail?</w:t>
-      </w:r>
-    </w:p>
-    <w:p>
-      <w:pPr>
-        <w:pStyle w:val="Heading3"/>
-      </w:pPr>
-      <w:r>
-        <w:t>My reasoning and evidence</w:t>
-      </w:r>
-    </w:p>
-    <w:p>
-      <w:r>
-        <w:t>________________________________________________________________</w:t>
-      </w:r>
-    </w:p>
-    <w:p>
-      <w:r>
-        <w:t>________________________________________________________________</w:t>
-      </w:r>
-    </w:p>
-    <w:p>
-      <w:r>
-        <w:t>________________________________________________________________</w:t>
-      </w:r>
-    </w:p>
-    <w:p>
-      <w:r>
-        <w:t>________________________________________________________________</w:t>
-      </w:r>
-    </w:p>
-    <w:p>
-      <w:r>
-        <w:t>________________________________________________________________</w:t>
-      </w:r>
-    </w:p>
-    <w:p>
-      <w:r>
-        <w:t>________________________________________________________________</w:t>
-      </w:r>
-    </w:p>
-    <w:p>
-      <w:pPr>
-        <w:pStyle w:val="Heading1"/>
-      </w:pPr>
-      <w:r>
-        <w:t>07. W3 Repair and retest</w:t>
-      </w:r>
-    </w:p>
-    <w:p>
-      <w:r>
-        <w:t>Repair and retest. Apply the supplied Testing and debugging functions facts and keep your reasoning.</w:t>
-      </w:r>
-    </w:p>
-    <w:p>
-      <w:pPr>
-        <w:pStyle w:val="Heading3"/>
-      </w:pPr>
-      <w:r>
-        <w:t>Where to find the supplied example</w:t>
-      </w:r>
-    </w:p>
-    <w:p>
-      <w:pPr>
-        <w:spacing w:line="336" w:lineRule="auto" w:after="180"/>
-        <w:shd w:fill="F1F6F8"/>
-      </w:pPr>
-      <w:r>
-        <w:rPr>
-          <w:b w:val="0"/>
-        </w:rPr>
-        <w:t>Reference for this exercise: open this week’s student lesson, “Testing and debugging functions”, at “Find and repair a mistake”. Use the original worked values or code named in the question; the later pictorial case is a separate example. Keep this reference beside your workbook while practising.</w:t>
-      </w:r>
-    </w:p>
-    <w:p>
-      <w:pPr>
-        <w:spacing w:line="336" w:lineRule="auto" w:after="180"/>
-      </w:pPr>
-      <w:r>
-        <w:rPr>
-          <w:b w:val="0"/>
-        </w:rPr>
-        <w:t xml:space="preserve">A faulty function adds capacity and used. For (6, 2), state actual and expected. Repair it and name a </w:t>
-      </w:r>
-      <w:r>
-        <w:rPr>
-          <w:b/>
-        </w:rPr>
-        <w:t>regression</w:t>
-      </w:r>
-      <w:r>
-        <w:rPr>
-          <w:b w:val="0"/>
-        </w:rPr>
-        <w:t xml:space="preserve"> case.</w:t>
-      </w:r>
-    </w:p>
-    <w:p>
-      <w:pPr>
-        <w:pStyle w:val="Heading3"/>
-      </w:pPr>
-      <w:r>
-        <w:t>My reasoning and evidence</w:t>
-      </w:r>
-    </w:p>
-    <w:p>
-      <w:r>
-        <w:t>________________________________________________________________</w:t>
-      </w:r>
-    </w:p>
-    <w:p>
-      <w:r>
-        <w:t>________________________________________________________________</w:t>
-      </w:r>
-    </w:p>
-    <w:p>
-      <w:r>
-        <w:t>________________________________________________________________</w:t>
-      </w:r>
-    </w:p>
-    <w:p>
-      <w:r>
-        <w:t>________________________________________________________________</w:t>
-      </w:r>
-    </w:p>
-    <w:p>
-      <w:r>
-        <w:t>________________________________________________________________</w:t>
-      </w:r>
-    </w:p>
-    <w:p>
-      <w:r>
-        <w:t>________________________________________________________________</w:t>
-      </w:r>
-    </w:p>
-    <w:p>
-      <w:pPr>
-        <w:pStyle w:val="Heading1"/>
-      </w:pPr>
-      <w:r>
-        <w:t>08. W4 Test a new function independently</w:t>
-      </w:r>
-    </w:p>
-    <w:p>
-      <w:r>
-        <w:t>Attempt before feedback. If this repeats the selected independent case, reuse that first attempt; otherwise keep a separate record. Test a new function independently. Apply the supplied Testing and debugging functions facts and keep your reasoning.</w:t>
-      </w:r>
-    </w:p>
-    <w:p>
-      <w:pPr>
-        <w:spacing w:line="336" w:lineRule="auto" w:after="180"/>
-      </w:pPr>
-      <w:r>
-        <w:rPr>
-          <w:b w:val="0"/>
-        </w:rPr>
-        <w:t>Define stock(packs, loose) to return packs * 4 + loose. Create expected tests for (2, 3), (0, 3), (2, 0), then show which detects a faulty packs + loose body.</w:t>
-      </w:r>
-    </w:p>
-    <w:p>
-      <w:pPr>
-        <w:pStyle w:val="Heading3"/>
-      </w:pPr>
-      <w:r>
-        <w:t>My reasoning and evidence</w:t>
-      </w:r>
-    </w:p>
-    <w:p>
-      <w:r>
-        <w:t>________________________________________________________________</w:t>
-      </w:r>
-    </w:p>
-    <w:p>
-      <w:r>
-        <w:t>________________________________________________________________</w:t>
-      </w:r>
-    </w:p>
-    <w:p>
-      <w:r>
-        <w:t>________________________________________________________________</w:t>
-      </w:r>
-    </w:p>
-    <w:p>
-      <w:r>
-        <w:t>________________________________________________________________</w:t>
-      </w:r>
-    </w:p>
-    <w:p>
-      <w:r>
-        <w:t>________________________________________________________________</w:t>
-      </w:r>
-    </w:p>
-    <w:p>
-      <w:r>
-        <w:t>________________________________________________________________</w:t>
-      </w:r>
-    </w:p>
-    <w:p>
-      <w:r>
-        <w:t>________________________________________________________________</w:t>
-      </w:r>
-    </w:p>
-    <w:p>
-      <w:r>
-        <w:t>________________________________________________________________</w:t>
-      </w:r>
-    </w:p>
-    <w:p>
-      <w:pPr>
-        <w:pStyle w:val="Heading1"/>
-      </w:pPr>
-      <w:r>
-        <w:t>09. W5 Limit the conclusion</w:t>
-      </w:r>
-    </w:p>
-    <w:p>
-      <w:r>
-        <w:t>Limit the conclusion. Apply the supplied Testing and debugging functions facts and keep your reasoning.</w:t>
-      </w:r>
-    </w:p>
-    <w:p>
-      <w:pPr>
-        <w:spacing w:line="336" w:lineRule="auto" w:after="180"/>
-        <w:shd w:fill="F5F1FB"/>
-      </w:pPr>
-      <w:r>
-        <w:rPr>
-          <w:b w:val="0"/>
-        </w:rPr>
-        <w:t>All three stock tests pass. Does that prove correct handling of negative counts?</w:t>
-      </w:r>
-    </w:p>
-    <w:p>
-      <w:pPr>
-        <w:pStyle w:val="Heading3"/>
-      </w:pPr>
-      <w:r>
-        <w:t>My reasoning and evidence</w:t>
-      </w:r>
-    </w:p>
-    <w:p>
-      <w:r>
-        <w:t>________________________________________________________________</w:t>
-      </w:r>
-    </w:p>
-    <w:p>
-      <w:r>
-        <w:t>________________________________________________________________</w:t>
-      </w:r>
-    </w:p>
-    <w:p>
-      <w:r>
-        <w:t>________________________________________________________________</w:t>
-      </w:r>
-    </w:p>
-    <w:p>
-      <w:r>
-        <w:t>________________________________________________________________</w:t>
-      </w:r>
-    </w:p>
-    <w:p>
-      <w:r>
-        <w:t>________________________________________________________________</w:t>
-      </w:r>
-    </w:p>
-    <w:p>
-      <w:r>
-        <w:t>________________________________________________________________</w:t>
-      </w:r>
-    </w:p>
-    <w:p>
-      <w:pPr>
-        <w:pStyle w:val="Heading1"/>
-      </w:pPr>
-      <w:r>
-        <w:t>10. Project checkpoint and reflection</w:t>
-      </w:r>
-    </w:p>
-    <w:p>
-      <w:r>
-        <w:t>Connect Testing and debugging functions to Python readiness portfolio, identify a limit and choose the next useful test.</w:t>
-      </w:r>
-    </w:p>
-    <w:p>
-      <w:pPr>
-        <w:spacing w:line="336" w:lineRule="auto" w:after="180"/>
-      </w:pPr>
-      <w:r>
-        <w:rPr>
-          <w:b w:val="0"/>
-        </w:rPr>
-        <w:t xml:space="preserve">Add a labelled testing and debugging functions </w:t>
-      </w:r>
-      <w:r>
-        <w:rPr>
-          <w:b/>
-        </w:rPr>
-        <w:t>evidence</w:t>
-      </w:r>
-      <w:r>
-        <w:rPr>
-          <w:b w:val="0"/>
-        </w:rPr>
-        <w:t xml:space="preserve"> sheet to Python readiness portfolio. Show how you can design revealing tests for a function.</w:t>
-      </w:r>
-    </w:p>
-    <w:p>
-      <w:pPr>
-        <w:spacing w:line="336" w:lineRule="auto" w:after="180"/>
-      </w:pPr>
-      <w:r>
-        <w:rPr>
-          <w:b w:val="0"/>
-        </w:rPr>
-        <w:t xml:space="preserve">Use the supplied fictional case and keep its </w:t>
-      </w:r>
-      <w:r>
-        <w:rPr>
-          <w:b/>
-        </w:rPr>
-        <w:t>input</w:t>
-      </w:r>
-      <w:r>
-        <w:rPr>
-          <w:b w:val="0"/>
-        </w:rPr>
-        <w:t xml:space="preserve">s, intermediate steps, calculation or </w:t>
-      </w:r>
-      <w:r>
-        <w:rPr>
-          <w:b/>
-        </w:rPr>
-        <w:t>prediction</w:t>
-      </w:r>
-      <w:r>
-        <w:rPr>
-          <w:b w:val="0"/>
-        </w:rPr>
-        <w:t>, and limitation. Connect this record to last week’s record; a matching answer without a trace is insufficient.</w:t>
-      </w:r>
-    </w:p>
-    <w:p>
-      <w:pPr>
-        <w:pStyle w:val="Heading3"/>
-      </w:pPr>
-      <w:r>
-        <w:t>My project change, supporting evidence and remaining limit</w:t>
-      </w:r>
-    </w:p>
-    <w:p>
-      <w:r>
-        <w:t>________________________________________________________________</w:t>
-      </w:r>
-    </w:p>
-    <w:p>
-      <w:r>
-        <w:t>________________________________________________________________</w:t>
-      </w:r>
-    </w:p>
-    <w:p>
-      <w:r>
-        <w:t>________________________________________________________________</w:t>
-      </w:r>
-    </w:p>
-    <w:p>
-      <w:r>
-        <w:t>________________________________________________________________</w:t>
-      </w:r>
-    </w:p>
-    <w:p>
-      <w:r>
-        <w:t>________________________________________________________________</w:t>
-      </w:r>
-    </w:p>
-    <w:p>
-      <w:r>
-        <w:t>________________________________________________________________</w:t>
-      </w:r>
-    </w:p>
-    <w:p>
-      <w:pPr>
-        <w:pStyle w:val="Heading1"/>
-      </w:pPr>
-      <w:r>
-        <w:t>11. Feedback, return check and learning record</w:t>
-      </w:r>
-    </w:p>
-    <w:p>
-      <w:r>
-        <w:t>Record the first repaired step and a different case to revisit after a delay.</w:t>
+        <w:t>11. Feedback · Repair and return</w:t>
+      </w:r>
+    </w:p>
+    <w:p>
+      <w:r>
+        <w:t>Keep the stated task, its own code/values and support record together.</w:t>
+      </w:r>
+    </w:p>
+    <w:p>
+      <w:pPr>
+        <w:pStyle w:val="Heading2"/>
+      </w:pPr>
+      <w:r>
+        <w:t>Task and evidence record</w:t>
       </w:r>
     </w:p>
     <w:tbl>
@@ -1161,12 +834,9 @@
     </w:tbl>
     <w:p>
       <w:pPr>
-        <w:spacing w:line="336" w:lineRule="auto" w:after="180"/>
-      </w:pPr>
-      <w:r>
-        <w:rPr>
-          <w:b w:val="0"/>
-        </w:rPr>
+        <w:pStyle w:val="ListBullet"/>
+      </w:pPr>
+      <w:r>
         <w:t>Revisit this idea with your teacher after a delay. Familiarity is different from explaining and using it on a changed case.</w:t>
       </w:r>
     </w:p>
@@ -1175,58 +845,322 @@
         <w:pStyle w:val="Heading1"/>
       </w:pPr>
       <w:r>
-        <w:t>12. Pictorial case practice: Testing and debugging functions</w:t>
-      </w:r>
-    </w:p>
-    <w:p>
-      <w:r>
-        <w:t>Use a test that catches the boundary bug. A function should classify an integer as tiny exactly when it is less than three. Explain the labelled step before checking the changed condition.</w:t>
-      </w:r>
-    </w:p>
-    <w:p>
-      <w:pPr>
-        <w:spacing w:line="336" w:lineRule="auto" w:after="180"/>
-      </w:pPr>
-      <w:r>
-        <w:rPr>
-          <w:b w:val="0"/>
-        </w:rPr>
-        <w:t xml:space="preserve">Use a test that catches the </w:t>
-      </w:r>
-      <w:r>
-        <w:rPr>
-          <w:b/>
-        </w:rPr>
-        <w:t>boundary</w:t>
-      </w:r>
-      <w:r>
-        <w:rPr>
-          <w:b w:val="0"/>
-        </w:rPr>
-        <w:t xml:space="preserve"> bug. A function should classify an integer as tiny exactly when it is less than three.</w:t>
-      </w:r>
-    </w:p>
-    <w:p>
-      <w:pPr>
-        <w:spacing w:line="336" w:lineRule="auto" w:after="180"/>
-      </w:pPr>
-      <w:r>
-        <w:rPr>
-          <w:b w:val="0"/>
-        </w:rPr>
-        <w:t xml:space="preserve">Python 3 intended function: return x&lt;3. </w:t>
-      </w:r>
-      <w:r>
-        <w:rPr>
-          <w:b/>
-        </w:rPr>
-        <w:t>Test case</w:t>
-      </w:r>
-      <w:r>
-        <w:rPr>
-          <w:b w:val="0"/>
-        </w:rPr>
-        <w:t>s: (2,True),(3,False),(4,False). Candidate bug: return x&lt;=3.</w:t>
+        <w:t>Reference bank and extra practice</w:t>
+      </w:r>
+    </w:p>
+    <w:p>
+      <w:pPr>
+        <w:pStyle w:val="Heading1"/>
+      </w:pPr>
+      <w:r>
+        <w:t>02. Reference · Supported W2 record</w:t>
+      </w:r>
+    </w:p>
+    <w:p>
+      <w:r>
+        <w:t>Keep the stated task, its own code/values and support record together.</w:t>
+      </w:r>
+    </w:p>
+    <w:p>
+      <w:pPr>
+        <w:pStyle w:val="Heading2"/>
+      </w:pPr>
+      <w:r>
+        <w:t>Task and evidence record</w:t>
+      </w:r>
+    </w:p>
+    <w:p>
+      <w:pPr>
+        <w:pStyle w:val="ListBullet"/>
+      </w:pPr>
+      <w:r>
+        <w:t>Use W2: Find a revealing case for Testing and debugging functions. Record the answer once; the lesson and workbook refer to the same attempt.</w:t>
+      </w:r>
+    </w:p>
+    <w:tbl>
+      <w:tblPr>
+        <w:tblStyle w:val="LightShading-Accent1"/>
+        <w:tblW w:type="auto" w:w="0"/>
+        <w:tblLook w:firstColumn="1" w:firstRow="1" w:lastColumn="0" w:lastRow="0" w:noHBand="0" w:noVBand="1" w:val="04A0"/>
+      </w:tblPr>
+      <w:tblGrid>
+        <w:gridCol w:w="2556"/>
+        <w:gridCol w:w="2556"/>
+        <w:gridCol w:w="2556"/>
+        <w:gridCol w:w="2556"/>
+      </w:tblGrid>
+      <w:tr>
+        <w:trPr>
+          <w:tblHeader/>
+        </w:trPr>
+        <w:tc>
+          <w:tcPr>
+            <w:tcW w:type="dxa" w:w="2556"/>
+          </w:tcPr>
+          <w:p>
+            <w:r>
+              <w:t>Given inputs</w:t>
+            </w:r>
+          </w:p>
+        </w:tc>
+        <w:tc>
+          <w:tcPr>
+            <w:tcW w:type="dxa" w:w="2556"/>
+          </w:tcPr>
+          <w:p>
+            <w:r>
+              <w:t>Procedure I chose</w:t>
+            </w:r>
+          </w:p>
+        </w:tc>
+        <w:tc>
+          <w:tcPr>
+            <w:tcW w:type="dxa" w:w="2556"/>
+          </w:tcPr>
+          <w:p>
+            <w:r>
+              <w:t>Middle steps</w:t>
+            </w:r>
+          </w:p>
+        </w:tc>
+        <w:tc>
+          <w:tcPr>
+            <w:tcW w:type="dxa" w:w="2556"/>
+          </w:tcPr>
+          <w:p>
+            <w:r>
+              <w:t>Result and check</w:t>
+            </w:r>
+          </w:p>
+        </w:tc>
+      </w:tr>
+      <w:tr>
+        <w:tc>
+          <w:tcPr>
+            <w:tcW w:type="dxa" w:w="2556"/>
+          </w:tcPr>
+          <w:p>
+            <w:r/>
+          </w:p>
+        </w:tc>
+        <w:tc>
+          <w:tcPr>
+            <w:tcW w:type="dxa" w:w="2556"/>
+          </w:tcPr>
+          <w:p>
+            <w:r/>
+          </w:p>
+        </w:tc>
+        <w:tc>
+          <w:tcPr>
+            <w:tcW w:type="dxa" w:w="2556"/>
+          </w:tcPr>
+          <w:p>
+            <w:r/>
+          </w:p>
+        </w:tc>
+        <w:tc>
+          <w:tcPr>
+            <w:tcW w:type="dxa" w:w="2556"/>
+          </w:tcPr>
+          <w:p>
+            <w:r/>
+          </w:p>
+        </w:tc>
+      </w:tr>
+    </w:tbl>
+    <w:p>
+      <w:pPr>
+        <w:pStyle w:val="Heading3"/>
+      </w:pPr>
+      <w:r>
+        <w:t>The step I completed without help, and the hint I needed</w:t>
+      </w:r>
+    </w:p>
+    <w:p>
+      <w:r>
+        <w:t>________________________________________________________________</w:t>
+      </w:r>
+    </w:p>
+    <w:p>
+      <w:r>
+        <w:t>________________________________________________________________</w:t>
+      </w:r>
+    </w:p>
+    <w:p>
+      <w:r>
+        <w:t>________________________________________________________________</w:t>
+      </w:r>
+    </w:p>
+    <w:p>
+      <w:pPr>
+        <w:pStyle w:val="Heading1"/>
+      </w:pPr>
+      <w:r>
+        <w:t>03. Extra practice · Individual reasoning check</w:t>
+      </w:r>
+    </w:p>
+    <w:p>
+      <w:r>
+        <w:t>Keep the stated task, its own code/values and support record together.</w:t>
+      </w:r>
+    </w:p>
+    <w:p>
+      <w:pPr>
+        <w:pStyle w:val="Heading2"/>
+      </w:pPr>
+      <w:r>
+        <w:t>Task and evidence record</w:t>
+      </w:r>
+    </w:p>
+    <w:p>
+      <w:pPr>
+        <w:pStyle w:val="ListBullet"/>
+      </w:pPr>
+      <w:r>
+        <w:t>Use the worked case for Testing and debugging functions. Proposed explanation: “A successful run proves the conclusion”. Decide whether this explanation is supported. Point to the step or supplied fact that decides; explain your repair if needed.</w:t>
+      </w:r>
+    </w:p>
+    <w:p>
+      <w:pPr>
+        <w:pStyle w:val="Heading3"/>
+      </w:pPr>
+      <w:r>
+        <w:t>My explanation before partner discussion</w:t>
+      </w:r>
+    </w:p>
+    <w:p>
+      <w:r>
+        <w:t>________________________________________________________________</w:t>
+      </w:r>
+    </w:p>
+    <w:p>
+      <w:r>
+        <w:t>________________________________________________________________</w:t>
+      </w:r>
+    </w:p>
+    <w:p>
+      <w:r>
+        <w:t>________________________________________________________________</w:t>
+      </w:r>
+    </w:p>
+    <w:p>
+      <w:r>
+        <w:t>________________________________________________________________</w:t>
+      </w:r>
+    </w:p>
+    <w:p>
+      <w:pPr>
+        <w:pStyle w:val="Heading1"/>
+      </w:pPr>
+      <w:r>
+        <w:t>08. Additional practice · Earlier W4 transfer</w:t>
+      </w:r>
+    </w:p>
+    <w:p>
+      <w:r>
+        <w:t>Keep the stated task, its own code/values and support record together.</w:t>
+      </w:r>
+    </w:p>
+    <w:p>
+      <w:pPr>
+        <w:pStyle w:val="Heading2"/>
+      </w:pPr>
+      <w:r>
+        <w:t>Task and evidence record</w:t>
+      </w:r>
+    </w:p>
+    <w:p>
+      <w:pPr>
+        <w:pStyle w:val="ListBullet"/>
+      </w:pPr>
+      <w:r>
+        <w:t>Define stock(packs, loose) to return packs * 4 + loose. Create expected tests for (2, 3), (0, 3), (2, 0), then show which detects a faulty packs + loose body.</w:t>
+      </w:r>
+    </w:p>
+    <w:p>
+      <w:pPr>
+        <w:pStyle w:val="Heading3"/>
+      </w:pPr>
+      <w:r>
+        <w:t>My reasoning and evidence</w:t>
+      </w:r>
+    </w:p>
+    <w:p>
+      <w:r>
+        <w:t>________________________________________________________________</w:t>
+      </w:r>
+    </w:p>
+    <w:p>
+      <w:r>
+        <w:t>________________________________________________________________</w:t>
+      </w:r>
+    </w:p>
+    <w:p>
+      <w:r>
+        <w:t>________________________________________________________________</w:t>
+      </w:r>
+    </w:p>
+    <w:p>
+      <w:r>
+        <w:t>________________________________________________________________</w:t>
+      </w:r>
+    </w:p>
+    <w:p>
+      <w:r>
+        <w:t>________________________________________________________________</w:t>
+      </w:r>
+    </w:p>
+    <w:p>
+      <w:r>
+        <w:t>________________________________________________________________</w:t>
+      </w:r>
+    </w:p>
+    <w:p>
+      <w:r>
+        <w:t>________________________________________________________________</w:t>
+      </w:r>
+    </w:p>
+    <w:p>
+      <w:r>
+        <w:t>________________________________________________________________</w:t>
+      </w:r>
+    </w:p>
+    <w:p>
+      <w:pPr>
+        <w:pStyle w:val="Heading1"/>
+      </w:pPr>
+      <w:r>
+        <w:t>12. Extra practice · Pictured case</w:t>
+      </w:r>
+    </w:p>
+    <w:p>
+      <w:r>
+        <w:t>Keep the stated task, its own code/values and support record together.</w:t>
+      </w:r>
+    </w:p>
+    <w:p>
+      <w:pPr>
+        <w:pStyle w:val="Heading2"/>
+      </w:pPr>
+      <w:r>
+        <w:t>Task and evidence record</w:t>
+      </w:r>
+    </w:p>
+    <w:p>
+      <w:pPr>
+        <w:pStyle w:val="ListBullet"/>
+      </w:pPr>
+      <w:r>
+        <w:t>Use a test that catches the boundary bug. A function should classify an integer as tiny exactly when it is less than three.</w:t>
+      </w:r>
+    </w:p>
+    <w:p>
+      <w:pPr>
+        <w:pStyle w:val="ListBullet"/>
+      </w:pPr>
+      <w:r>
+        <w:t>Python 3 intended function: return x&lt;3. Test cases: (2,True),(3,False),(4,False). Candidate bug: return x&lt;=3.</w:t>
       </w:r>
     </w:p>
     <w:p>
@@ -1267,26 +1201,10 @@
     </w:p>
     <w:p>
       <w:pPr>
-        <w:spacing w:line="336" w:lineRule="auto" w:after="180"/>
-        <w:shd w:fill="F5F1FB"/>
-      </w:pPr>
-      <w:r>
-        <w:rPr>
-          <w:b w:val="0"/>
-        </w:rPr>
-        <w:t xml:space="preserve">Predict the three correct </w:t>
-      </w:r>
-      <w:r>
-        <w:rPr>
-          <w:b/>
-        </w:rPr>
-        <w:t>output</w:t>
-      </w:r>
-      <w:r>
-        <w:rPr>
-          <w:b w:val="0"/>
-        </w:rPr>
-        <w:t>s. Which test first catches &lt;=, and why do tests at only two and four miss the bug?</w:t>
+        <w:pStyle w:val="ListBullet"/>
+      </w:pPr>
+      <w:r>
+        <w:t>Predict the three correct outputs. Which test first catches &lt;=, and why do tests at only two and four miss the bug?</w:t>
       </w:r>
     </w:p>
     <w:p>
@@ -1329,80 +1247,18 @@
     </w:p>
     <w:p>
       <w:pPr>
-        <w:pStyle w:val="Heading3"/>
-      </w:pPr>
-      <w:r>
-        <w:t>Record the help used</w:t>
-      </w:r>
-    </w:p>
-    <w:p>
-      <w:pPr>
-        <w:spacing w:line="336" w:lineRule="auto" w:after="180"/>
-        <w:shd w:fill="F1F6F8"/>
-      </w:pPr>
-      <w:r>
-        <w:rPr>
-          <w:b w:val="0"/>
-        </w:rPr>
-        <w:t xml:space="preserve">Support used: alone / hint / worked example. This record is practice </w:t>
-      </w:r>
-      <w:r>
-        <w:rPr>
-          <w:b/>
-        </w:rPr>
-        <w:t>evidence</w:t>
-      </w:r>
-      <w:r>
-        <w:rPr>
-          <w:b w:val="0"/>
-        </w:rPr>
-        <w:t>.</w:t>
-      </w:r>
-    </w:p>
-    <w:p>
-      <w:pPr>
-        <w:spacing w:line="336" w:lineRule="auto" w:after="180"/>
-      </w:pPr>
-      <w:r>
-        <w:rPr>
-          <w:b w:val="0"/>
-        </w:rPr>
-        <w:t xml:space="preserve">Project connection: For Python readiness before the Responsible Plant Classifier, retain a trace of the values, the predicted </w:t>
-      </w:r>
-      <w:r>
-        <w:rPr>
-          <w:b/>
-        </w:rPr>
-        <w:t>output</w:t>
-      </w:r>
-      <w:r>
-        <w:rPr>
-          <w:b w:val="0"/>
-        </w:rPr>
-        <w:t>s and the changed-case explanation.</w:t>
-      </w:r>
-    </w:p>
-    <w:p>
-      <w:pPr>
-        <w:spacing w:line="336" w:lineRule="auto" w:after="180"/>
-      </w:pPr>
-      <w:r>
-        <w:rPr>
-          <w:b w:val="0"/>
-        </w:rPr>
-        <w:t xml:space="preserve">Use actual Python 3 results to check the </w:t>
-      </w:r>
-      <w:r>
-        <w:rPr>
-          <w:b/>
-        </w:rPr>
-        <w:t>prediction</w:t>
-      </w:r>
-      <w:r>
-        <w:rPr>
-          <w:b w:val="0"/>
-        </w:rPr>
-        <w:t xml:space="preserve"> after reasoning first.</w:t>
+        <w:pStyle w:val="ListBullet"/>
+      </w:pPr>
+      <w:r>
+        <w:t>Support used: alone / hint / worked example. This record is practice evidence.</w:t>
+      </w:r>
+    </w:p>
+    <w:p>
+      <w:pPr>
+        <w:pStyle w:val="ListBullet"/>
+      </w:pPr>
+      <w:r>
+        <w:t>Project connection: For Python readiness before the Responsible Plant Classifier, retain a trace of the values, the predicted outputs and the changed-case explanation. Use actual Python 3 results to check the prediction after reasoning first.</w:t>
       </w:r>
     </w:p>
     <w:p>
@@ -1410,105 +1266,44 @@
         <w:pStyle w:val="Heading1"/>
       </w:pPr>
       <w:r>
-        <w:t>13. Project portfolio milestone</w:t>
-      </w:r>
-    </w:p>
-    <w:p>
-      <w:r>
-        <w:t>Keep this week’s input, deciding step, result and limit together in the Python readiness portfolio record.</w:t>
-      </w:r>
-    </w:p>
-    <w:p>
-      <w:pPr>
-        <w:spacing w:line="336" w:lineRule="auto" w:after="180"/>
-      </w:pPr>
-      <w:r>
-        <w:rPr>
-          <w:b w:val="0"/>
-        </w:rPr>
+        <w:t>13. Reference · Project portfolio milestone</w:t>
+      </w:r>
+    </w:p>
+    <w:p>
+      <w:r>
+        <w:t>Keep the stated task, its own code/values and support record together.</w:t>
+      </w:r>
+    </w:p>
+    <w:p>
+      <w:pPr>
+        <w:pStyle w:val="Heading2"/>
+      </w:pPr>
+      <w:r>
+        <w:t>Task and evidence record</w:t>
+      </w:r>
+    </w:p>
+    <w:p>
+      <w:pPr>
+        <w:pStyle w:val="ListBullet"/>
+      </w:pPr>
+      <w:r>
         <w:t>Project: Python readiness portfolio</w:t>
       </w:r>
     </w:p>
     <w:p>
       <w:pPr>
-        <w:spacing w:line="336" w:lineRule="auto" w:after="180"/>
-      </w:pPr>
-      <w:r>
-        <w:rPr>
-          <w:b w:val="0"/>
-        </w:rPr>
-        <w:t xml:space="preserve">Current milestone: Python readiness portfolio. Keep runnable code, </w:t>
-      </w:r>
-      <w:r>
-        <w:rPr>
-          <w:b/>
-        </w:rPr>
-        <w:t>prediction</w:t>
-      </w:r>
-      <w:r>
-        <w:rPr>
-          <w:b w:val="0"/>
-        </w:rPr>
-        <w:t xml:space="preserve">s, actual </w:t>
-      </w:r>
-      <w:r>
-        <w:rPr>
-          <w:b/>
-        </w:rPr>
-        <w:t>output</w:t>
-      </w:r>
-      <w:r>
-        <w:rPr>
-          <w:b w:val="0"/>
-        </w:rPr>
-        <w:t xml:space="preserve">s, one repaired error and an explanation of a function on changed </w:t>
-      </w:r>
-      <w:r>
-        <w:rPr>
-          <w:b/>
-        </w:rPr>
-        <w:t>input</w:t>
-      </w:r>
-      <w:r>
-        <w:rPr>
-          <w:b w:val="0"/>
-        </w:rPr>
-        <w:t>s.</w:t>
-      </w:r>
-    </w:p>
-    <w:p>
-      <w:pPr>
-        <w:spacing w:line="336" w:lineRule="auto" w:after="180"/>
-      </w:pPr>
-      <w:r>
-        <w:rPr>
-          <w:b w:val="0"/>
-        </w:rPr>
-        <w:t xml:space="preserve">For Python readiness before the Responsible Plant Classifier, retain a trace of the values, the predicted </w:t>
-      </w:r>
-      <w:r>
-        <w:rPr>
-          <w:b/>
-        </w:rPr>
-        <w:t>output</w:t>
-      </w:r>
-      <w:r>
-        <w:rPr>
-          <w:b w:val="0"/>
-        </w:rPr>
-        <w:t xml:space="preserve">s and the changed-case explanation. Use actual Python 3 results to check the </w:t>
-      </w:r>
-      <w:r>
-        <w:rPr>
-          <w:b/>
-        </w:rPr>
-        <w:t>prediction</w:t>
-      </w:r>
-      <w:r>
-        <w:rPr>
-          <w:b w:val="0"/>
-        </w:rPr>
-        <w:t xml:space="preserve"> after reasoning first.</w:t>
+        <w:pStyle w:val="ListBullet"/>
+      </w:pPr>
+      <w:r>
+        <w:t>Current milestone: Python readiness portfolio. Keep runnable code, predictions, actual outputs, one repaired error and an explanation of a function on changed inputs.</w:t>
+      </w:r>
+    </w:p>
+    <w:p>
+      <w:pPr>
+        <w:pStyle w:val="ListBullet"/>
+      </w:pPr>
+      <w:r>
+        <w:t>For Python readiness before the Responsible Plant Classifier, retain a trace of the values, the predicted outputs and the changed-case explanation. Use actual Python 3 results to check the prediction after reasoning first.</w:t>
       </w:r>
     </w:p>
     <w:tbl>
@@ -1665,12 +1460,490 @@
         <w:pStyle w:val="Heading1"/>
       </w:pPr>
       <w:r>
-        <w:t>14. Supported practice and learning evidence</w:t>
-      </w:r>
-    </w:p>
-    <w:p>
-      <w:r>
-        <w:t>Try the supported questions before comparing with hints and feedback. Record what you repaired and the evidence you retained.</w:t>
+        <w:t>14. Extra practice · Predict, check and repair</w:t>
+      </w:r>
+    </w:p>
+    <w:p>
+      <w:r>
+        <w:t>Use only after an attempt; keep the reserved assessment separate.</w:t>
+      </w:r>
+    </w:p>
+    <w:p>
+      <w:pPr>
+        <w:pStyle w:val="Heading2"/>
+      </w:pPr>
+      <w:r>
+        <w:t>First question and hint</w:t>
+      </w:r>
+    </w:p>
+    <w:p>
+      <w:pPr>
+        <w:pStyle w:val="ListBullet"/>
+      </w:pPr>
+      <w:r>
+        <w:t>Use a test that catches the boundary bug. A function should classify an integer as tiny exactly when it is less than three.</w:t>
+      </w:r>
+    </w:p>
+    <w:p>
+      <w:pPr>
+        <w:pStyle w:val="Heading3"/>
+      </w:pPr>
+      <w:r>
+        <w:t>Practice 1: explain the deciding evidence</w:t>
+      </w:r>
+    </w:p>
+    <w:p>
+      <w:pPr>
+        <w:pStyle w:val="ListBullet"/>
+      </w:pPr>
+      <w:r>
+        <w:t>Which labelled step matches this detail? Using &lt;= passes 2 but fails the test at 3 before the later test.</w:t>
+      </w:r>
+    </w:p>
+    <w:p>
+      <w:pPr>
+        <w:pStyle w:val="ListBullet"/>
+      </w:pPr>
+      <w:r>
+        <w:t>1. Locate the bug</w:t>
+      </w:r>
+    </w:p>
+    <w:p>
+      <w:pPr>
+        <w:pStyle w:val="ListBullet"/>
+      </w:pPr>
+      <w:r>
+        <w:t>2. Record contract</w:t>
+      </w:r>
+    </w:p>
+    <w:p>
+      <w:pPr>
+        <w:pStyle w:val="ListBullet"/>
+      </w:pPr>
+      <w:r>
+        <w:t>3. Run boundary cases</w:t>
+      </w:r>
+    </w:p>
+    <w:p>
+      <w:pPr>
+        <w:pStyle w:val="Heading3"/>
+      </w:pPr>
+      <w:r>
+        <w:t>My selected conclusion, deciding fact and explanation</w:t>
+      </w:r>
+    </w:p>
+    <w:p>
+      <w:r>
+        <w:t>________________________________________________________________</w:t>
+      </w:r>
+    </w:p>
+    <w:p>
+      <w:r>
+        <w:t>________________________________________________________________</w:t>
+      </w:r>
+    </w:p>
+    <w:p>
+      <w:r>
+        <w:t>________________________________________________________________</w:t>
+      </w:r>
+    </w:p>
+    <w:p>
+      <w:r>
+        <w:t>________________________________________________________________</w:t>
+      </w:r>
+    </w:p>
+    <w:p>
+      <w:r>
+        <w:t>________________________________________________________________</w:t>
+      </w:r>
+    </w:p>
+    <w:p>
+      <w:pPr>
+        <w:pStyle w:val="ListBullet"/>
+      </w:pPr>
+      <w:r>
+        <w:t>Hint if needed: Read the steps in the pictorial case. Match the supplied detail to the stage that performs or records it.</w:t>
+      </w:r>
+    </w:p>
+    <w:p>
+      <w:pPr>
+        <w:pStyle w:val="Heading2"/>
+      </w:pPr>
+      <w:r>
+        <w:t>Check the first explanation · reference / check after trying</w:t>
+      </w:r>
+    </w:p>
+    <w:p>
+      <w:pPr>
+        <w:spacing w:line="336" w:lineRule="auto" w:after="180"/>
+      </w:pPr>
+      <w:r>
+        <w:rPr>
+          <w:b w:val="0"/>
+        </w:rPr>
+        <w:t>After your attempt, compare with the supported explanation: Locate the bug Using &lt;= passes 2 but fails the test at 3 before the later test. A revealing test distinguishes a correct implementation from a plausible mistake.</w:t>
+      </w:r>
+    </w:p>
+    <w:p>
+      <w:pPr>
+        <w:spacing w:line="336" w:lineRule="auto" w:after="180"/>
+      </w:pPr>
+      <w:r>
+        <w:rPr>
+          <w:b w:val="0"/>
+        </w:rPr>
+        <w:t xml:space="preserve">Checking only values far from the </w:t>
+      </w:r>
+      <w:r>
+        <w:rPr>
+          <w:b/>
+        </w:rPr>
+        <w:t>boundary</w:t>
+      </w:r>
+      <w:r>
+        <w:rPr>
+          <w:b w:val="0"/>
+        </w:rPr>
+        <w:t xml:space="preserve"> would miss this inclusive-versus-strict bug.</w:t>
+      </w:r>
+    </w:p>
+    <w:p>
+      <w:pPr>
+        <w:pStyle w:val="Heading2"/>
+      </w:pPr>
+      <w:r>
+        <w:t>Changed-case question and hint</w:t>
+      </w:r>
+    </w:p>
+    <w:p>
+      <w:pPr>
+        <w:pStyle w:val="Heading3"/>
+      </w:pPr>
+      <w:r>
+        <w:t>Practice 2: explain the deciding evidence</w:t>
+      </w:r>
+    </w:p>
+    <w:p>
+      <w:pPr>
+        <w:pStyle w:val="ListBullet"/>
+      </w:pPr>
+      <w:r>
+        <w:t>Changed-case practice: Remove the test at 3 and keep only 2 and 4. Which conclusion is supported by the supplied facts?</w:t>
+      </w:r>
+    </w:p>
+    <w:p>
+      <w:pPr>
+        <w:pStyle w:val="ListBullet"/>
+      </w:pPr>
+      <w:r>
+        <w:t>1. The buggy &lt;= function passes those remaining tests.</w:t>
+      </w:r>
+    </w:p>
+    <w:p>
+      <w:pPr>
+        <w:pStyle w:val="ListBullet"/>
+      </w:pPr>
+      <w:r>
+        <w:t>2. This one example guarantees correct results for every future input.</w:t>
+      </w:r>
+    </w:p>
+    <w:p>
+      <w:pPr>
+        <w:pStyle w:val="ListBullet"/>
+      </w:pPr>
+      <w:r>
+        <w:t>3. We can decide the result without examining the changed input or the procedure.</w:t>
+      </w:r>
+    </w:p>
+    <w:p>
+      <w:pPr>
+        <w:pStyle w:val="Heading3"/>
+      </w:pPr>
+      <w:r>
+        <w:t>My selected conclusion, deciding fact and explanation</w:t>
+      </w:r>
+    </w:p>
+    <w:p>
+      <w:r>
+        <w:t>________________________________________________________________</w:t>
+      </w:r>
+    </w:p>
+    <w:p>
+      <w:r>
+        <w:t>________________________________________________________________</w:t>
+      </w:r>
+    </w:p>
+    <w:p>
+      <w:r>
+        <w:t>________________________________________________________________</w:t>
+      </w:r>
+    </w:p>
+    <w:p>
+      <w:r>
+        <w:t>________________________________________________________________</w:t>
+      </w:r>
+    </w:p>
+    <w:p>
+      <w:r>
+        <w:t>________________________________________________________________</w:t>
+      </w:r>
+    </w:p>
+    <w:p>
+      <w:pPr>
+        <w:pStyle w:val="ListBullet"/>
+      </w:pPr>
+      <w:r>
+        <w:t>Hint if needed: Use the changed condition and the deciding step in the pictorial trace. The answer must say what follows from those facts.</w:t>
+      </w:r>
+    </w:p>
+    <w:p>
+      <w:pPr>
+        <w:pStyle w:val="Heading2"/>
+      </w:pPr>
+      <w:r>
+        <w:t>Check the changed explanation · reference / check after trying</w:t>
+      </w:r>
+    </w:p>
+    <w:p>
+      <w:pPr>
+        <w:spacing w:line="336" w:lineRule="auto" w:after="180"/>
+      </w:pPr>
+      <w:r>
+        <w:rPr>
+          <w:b w:val="0"/>
+        </w:rPr>
+        <w:t xml:space="preserve">After your attempt, compare with the supported explanation: The buggy &lt;= function passes those remaining tests. Both procedures agree away from the equality </w:t>
+      </w:r>
+      <w:r>
+        <w:rPr>
+          <w:b/>
+        </w:rPr>
+        <w:t>boundary</w:t>
+      </w:r>
+      <w:r>
+        <w:rPr>
+          <w:b w:val="0"/>
+        </w:rPr>
+        <w:t>.</w:t>
+      </w:r>
+    </w:p>
+    <w:p>
+      <w:pPr>
+        <w:pStyle w:val="Heading2"/>
+      </w:pPr>
+      <w:r>
+        <w:t>Repair and keep the record</w:t>
+      </w:r>
+    </w:p>
+    <w:p>
+      <w:pPr>
+        <w:spacing w:line="336" w:lineRule="auto" w:after="180"/>
+      </w:pPr>
+      <w:r>
+        <w:rPr>
+          <w:b w:val="0"/>
+        </w:rPr>
+        <w:t xml:space="preserve">Review Reading structured data (python-bridge/11). Goal: </w:t>
+      </w:r>
+      <w:r>
+        <w:rPr>
+          <w:b/>
+        </w:rPr>
+        <w:t>Process</w:t>
+      </w:r>
+      <w:r>
+        <w:rPr>
+          <w:b w:val="0"/>
+        </w:rPr>
+        <w:t xml:space="preserve"> a list of records consistently. Short practice: Circle the included rows, calculate the sum and mean, and state coverage.</w:t>
+      </w:r>
+    </w:p>
+    <w:p>
+      <w:pPr>
+        <w:spacing w:line="336" w:lineRule="auto" w:after="180"/>
+      </w:pPr>
+      <w:r>
+        <w:rPr>
+          <w:b w:val="0"/>
+        </w:rPr>
+        <w:t>Repeat after adding the fourth row with count four.. Return to this week and explain what you changed.</w:t>
+      </w:r>
+    </w:p>
+    <w:p>
+      <w:pPr>
+        <w:spacing w:line="336" w:lineRule="auto" w:after="180"/>
+      </w:pPr>
+      <w:r>
+        <w:rPr>
+          <w:b w:val="0"/>
+        </w:rPr>
+        <w:t>Review Return values and local state (python-bridge/9). Goal: Use a returned value in a later calculation. Short practice: Trace the two returned values and explain why first stays seven.</w:t>
+      </w:r>
+    </w:p>
+    <w:p>
+      <w:pPr>
+        <w:spacing w:line="336" w:lineRule="auto" w:after="180"/>
+      </w:pPr>
+      <w:r>
+        <w:rPr>
+          <w:b w:val="0"/>
+        </w:rPr>
+        <w:t>What happens if the caller tries to print result directly?. Return to this week and explain what you changed.</w:t>
+      </w:r>
+    </w:p>
+    <w:p>
+      <w:pPr>
+        <w:spacing w:line="336" w:lineRule="auto" w:after="180"/>
+      </w:pPr>
+      <w:r>
+        <w:rPr>
+          <w:b w:val="0"/>
+        </w:rPr>
+        <w:t>Review Loops and trace tables (python-bridge/6). Goal: Trace variable values before and after each loop iteration. Short practice: List the four visited values and their running totals.</w:t>
+      </w:r>
+    </w:p>
+    <w:p>
+      <w:pPr>
+        <w:spacing w:line="336" w:lineRule="auto" w:after="180"/>
+      </w:pPr>
+      <w:r>
+        <w:rPr>
+          <w:b w:val="0"/>
+        </w:rPr>
+        <w:t>Explain why 5 is absent and what prints for range(1,1).. Return to this week and explain what you changed.</w:t>
+      </w:r>
+    </w:p>
+    <w:p>
+      <w:pPr>
+        <w:spacing w:line="336" w:lineRule="auto" w:after="180"/>
+      </w:pPr>
+      <w:r>
+        <w:rPr>
+          <w:b w:val="0"/>
+        </w:rPr>
+        <w:t xml:space="preserve">The browser lab lets you edit the supported Python examples already included in this lesson. Predict first, run, inspect the actual </w:t>
+      </w:r>
+      <w:r>
+        <w:rPr>
+          <w:b/>
+        </w:rPr>
+        <w:t>output</w:t>
+      </w:r>
+      <w:r>
+        <w:rPr>
+          <w:b w:val="0"/>
+        </w:rPr>
+        <w:t xml:space="preserve"> or error, change one </w:t>
+      </w:r>
+      <w:r>
+        <w:rPr>
+          <w:b/>
+        </w:rPr>
+        <w:t>input</w:t>
+      </w:r>
+      <w:r>
+        <w:rPr>
+          <w:b w:val="0"/>
+        </w:rPr>
+        <w:t>, then run again.</w:t>
+      </w:r>
+    </w:p>
+    <w:p>
+      <w:pPr>
+        <w:spacing w:line="336" w:lineRule="auto" w:after="180"/>
+      </w:pPr>
+      <w:r>
+        <w:rPr>
+          <w:b w:val="0"/>
+        </w:rPr>
+        <w:t xml:space="preserve">Keep code, </w:t>
+      </w:r>
+      <w:r>
+        <w:rPr>
+          <w:b/>
+        </w:rPr>
+        <w:t>prediction</w:t>
+      </w:r>
+      <w:r>
+        <w:rPr>
+          <w:b w:val="0"/>
+        </w:rPr>
+        <w:t>s, actual results and a reasoned revision together. On paper, label your result as a trace rather than an execution.</w:t>
+      </w:r>
+    </w:p>
+    <w:p>
+      <w:pPr>
+        <w:spacing w:line="336" w:lineRule="auto" w:after="180"/>
+      </w:pPr>
+      <w:r>
+        <w:rPr>
+          <w:b w:val="0"/>
+        </w:rPr>
+        <w:t xml:space="preserve">Use Download completed work in the hosted lesson to export your answers, reflections, practice feedback and code-run </w:t>
+      </w:r>
+      <w:r>
+        <w:rPr>
+          <w:b/>
+        </w:rPr>
+        <w:t>evidence</w:t>
+      </w:r>
+      <w:r>
+        <w:rPr>
+          <w:b w:val="0"/>
+        </w:rPr>
+        <w:t>. Open the HTML copy to read or print it.</w:t>
+      </w:r>
+    </w:p>
+    <w:p>
+      <w:pPr>
+        <w:spacing w:line="336" w:lineRule="auto" w:after="180"/>
+      </w:pPr>
+      <w:r>
+        <w:rPr>
+          <w:b w:val="0"/>
+        </w:rPr>
+        <w:t>Drafts stay in this browser when storage is available; clear drafts on a shared device.</w:t>
+      </w:r>
+    </w:p>
+    <w:p>
+      <w:pPr>
+        <w:pStyle w:val="Heading3"/>
+      </w:pPr>
+      <w:r>
+        <w:t>What I repaired, the evidence I kept and the next test</w:t>
+      </w:r>
+    </w:p>
+    <w:p>
+      <w:r>
+        <w:t>________________________________________________________________</w:t>
+      </w:r>
+    </w:p>
+    <w:p>
+      <w:r>
+        <w:t>________________________________________________________________</w:t>
+      </w:r>
+    </w:p>
+    <w:p>
+      <w:r>
+        <w:t>________________________________________________________________</w:t>
+      </w:r>
+    </w:p>
+    <w:p>
+      <w:r>
+        <w:t>________________________________________________________________</w:t>
+      </w:r>
+    </w:p>
+    <w:p>
+      <w:r>
+        <w:t>________________________________________________________________</w:t>
+      </w:r>
+    </w:p>
+    <w:p>
+      <w:pPr>
+        <w:pStyle w:val="Heading2"/>
+      </w:pPr>
+      <w:r>
+        <w:t>Earlier wording, alternatives and picture transcripts · reference / check after trying</w:t>
       </w:r>
     </w:p>
     <w:p>
@@ -1686,92 +1959,10 @@
     </w:p>
     <w:p>
       <w:pPr>
-        <w:spacing w:line="336" w:lineRule="auto" w:after="180"/>
-      </w:pPr>
-      <w:r>
-        <w:rPr>
-          <w:b w:val="0"/>
-        </w:rPr>
-        <w:t xml:space="preserve">Use a test that catches the </w:t>
-      </w:r>
-      <w:r>
-        <w:rPr>
-          <w:b/>
-        </w:rPr>
-        <w:t>boundary</w:t>
-      </w:r>
-      <w:r>
-        <w:rPr>
-          <w:b w:val="0"/>
-        </w:rPr>
-        <w:t xml:space="preserve"> bug. A function should classify an integer as tiny exactly when it is less than three.</w:t>
-      </w:r>
-    </w:p>
-    <w:p>
-      <w:pPr>
         <w:pStyle w:val="Heading3"/>
       </w:pPr>
       <w:r>
-        <w:t>Practice 1: explain the deciding evidence</w:t>
-      </w:r>
-    </w:p>
-    <w:p>
-      <w:pPr>
-        <w:spacing w:line="336" w:lineRule="auto" w:after="180"/>
-      </w:pPr>
-      <w:r>
-        <w:rPr>
-          <w:b w:val="0"/>
-        </w:rPr>
-        <w:t>Which labelled step matches this detail? Using &lt;= passes 2 but fails the test at 3 before the later test.</w:t>
-      </w:r>
-    </w:p>
-    <w:p>
-      <w:pPr>
-        <w:spacing w:line="336" w:lineRule="auto" w:after="180"/>
-        <w:shd w:fill="F4F9FC"/>
-      </w:pPr>
-      <w:r>
-        <w:rPr>
-          <w:b w:val="0"/>
-        </w:rPr>
-        <w:t>1. Locate the bug</w:t>
-      </w:r>
-    </w:p>
-    <w:p>
-      <w:pPr>
-        <w:spacing w:line="336" w:lineRule="auto" w:after="180"/>
-        <w:shd w:fill="F4F9FC"/>
-      </w:pPr>
-      <w:r>
-        <w:rPr>
-          <w:b w:val="0"/>
-        </w:rPr>
-        <w:t>2. Record contract</w:t>
-      </w:r>
-    </w:p>
-    <w:p>
-      <w:pPr>
-        <w:spacing w:line="336" w:lineRule="auto" w:after="180"/>
-        <w:shd w:fill="F4F9FC"/>
-      </w:pPr>
-      <w:r>
-        <w:rPr>
-          <w:b w:val="0"/>
-        </w:rPr>
-        <w:t xml:space="preserve">3. Run </w:t>
-      </w:r>
-      <w:r>
-        <w:rPr>
-          <w:b/>
-        </w:rPr>
-        <w:t>boundary</w:t>
-      </w:r>
-      <w:r>
-        <w:rPr>
-          <w:b w:val="0"/>
-        </w:rPr>
-        <w:t xml:space="preserve"> cases</w:t>
+        <w:t>Repair a missing building block</w:t>
       </w:r>
     </w:p>
     <w:p>
@@ -1779,32 +1970,7 @@
         <w:pStyle w:val="Heading3"/>
       </w:pPr>
       <w:r>
-        <w:t>My selected conclusion, deciding fact and explanation</w:t>
-      </w:r>
-    </w:p>
-    <w:p>
-      <w:r>
-        <w:t>________________________________________________________________</w:t>
-      </w:r>
-    </w:p>
-    <w:p>
-      <w:r>
-        <w:t>________________________________________________________________</w:t>
-      </w:r>
-    </w:p>
-    <w:p>
-      <w:r>
-        <w:t>________________________________________________________________</w:t>
-      </w:r>
-    </w:p>
-    <w:p>
-      <w:r>
-        <w:t>________________________________________________________________</w:t>
-      </w:r>
-    </w:p>
-    <w:p>
-      <w:r>
-        <w:t>________________________________________________________________</w:t>
+        <w:t>Predict, run and debug</w:t>
       </w:r>
     </w:p>
     <w:p>
@@ -1812,481 +1978,25 @@
         <w:pStyle w:val="Heading3"/>
       </w:pPr>
       <w:r>
-        <w:t>Hint · try first</w:t>
-      </w:r>
-    </w:p>
-    <w:p>
-      <w:pPr>
-        <w:spacing w:line="336" w:lineRule="auto" w:after="180"/>
-        <w:shd w:fill="F1F6F8"/>
-      </w:pPr>
-      <w:r>
-        <w:rPr>
-          <w:b w:val="0"/>
-        </w:rPr>
-        <w:t>Hint if needed: Read the steps in the pictorial case. Match the supplied detail to the stage that performs or records it.</w:t>
-      </w:r>
-    </w:p>
-    <w:p>
-      <w:pPr>
-        <w:pStyle w:val="Heading3"/>
-      </w:pPr>
-      <w:r>
-        <w:t>Feedback · compare after trying</w:t>
-      </w:r>
-    </w:p>
-    <w:p>
-      <w:pPr>
-        <w:spacing w:line="336" w:lineRule="auto" w:after="180"/>
-        <w:shd w:fill="F1F6FC"/>
-      </w:pPr>
-      <w:r>
-        <w:rPr>
-          <w:b w:val="0"/>
-        </w:rPr>
-        <w:t>After your attempt, compare with the supported explanation: Locate the bug Using &lt;= passes 2 but fails the test at 3 before the later test. A revealing test distinguishes a correct implementation from a plausible mistake.</w:t>
-      </w:r>
-    </w:p>
-    <w:p>
-      <w:pPr>
-        <w:spacing w:line="336" w:lineRule="auto" w:after="180"/>
-        <w:shd w:fill="F1F6FC"/>
-      </w:pPr>
-      <w:r>
-        <w:rPr>
-          <w:b w:val="0"/>
-        </w:rPr>
-        <w:t xml:space="preserve">Checking only values far from the </w:t>
-      </w:r>
-      <w:r>
-        <w:rPr>
-          <w:b/>
-        </w:rPr>
-        <w:t>boundary</w:t>
-      </w:r>
-      <w:r>
-        <w:rPr>
-          <w:b w:val="0"/>
-        </w:rPr>
-        <w:t xml:space="preserve"> would miss this inclusive-versus-strict bug.</w:t>
-      </w:r>
-    </w:p>
-    <w:p>
-      <w:pPr>
-        <w:pStyle w:val="Heading3"/>
-      </w:pPr>
-      <w:r>
-        <w:t>Practice 2: explain the deciding evidence</w:t>
-      </w:r>
-    </w:p>
-    <w:p>
-      <w:pPr>
-        <w:pStyle w:val="Heading3"/>
-      </w:pPr>
-      <w:r>
-        <w:t>Changed case · predict first</w:t>
-      </w:r>
-    </w:p>
-    <w:p>
-      <w:pPr>
-        <w:spacing w:line="336" w:lineRule="auto" w:after="180"/>
-        <w:shd w:fill="F5F1FB"/>
-      </w:pPr>
-      <w:r>
-        <w:rPr>
-          <w:b w:val="0"/>
-        </w:rPr>
-        <w:t>Changed-case practice: Remove the test at 3 and keep only 2 and 4. Which conclusion is supported by the supplied facts?</w:t>
-      </w:r>
-    </w:p>
-    <w:p>
-      <w:pPr>
-        <w:spacing w:line="336" w:lineRule="auto" w:after="180"/>
-        <w:shd w:fill="F4F9FC"/>
-      </w:pPr>
-      <w:r>
-        <w:rPr>
-          <w:b w:val="0"/>
-        </w:rPr>
-        <w:t>1. The buggy &lt;= function passes those remaining tests.</w:t>
-      </w:r>
-    </w:p>
-    <w:p>
-      <w:pPr>
-        <w:spacing w:line="336" w:lineRule="auto" w:after="180"/>
-        <w:shd w:fill="F4F9FC"/>
-      </w:pPr>
-      <w:r>
-        <w:rPr>
-          <w:b w:val="0"/>
-        </w:rPr>
-        <w:t xml:space="preserve">2. This one example guarantees correct results for every future </w:t>
-      </w:r>
-      <w:r>
-        <w:rPr>
-          <w:b/>
-        </w:rPr>
-        <w:t>input</w:t>
-      </w:r>
-      <w:r>
-        <w:rPr>
-          <w:b w:val="0"/>
-        </w:rPr>
-        <w:t>.</w:t>
-      </w:r>
-    </w:p>
-    <w:p>
-      <w:pPr>
-        <w:spacing w:line="336" w:lineRule="auto" w:after="180"/>
-        <w:shd w:fill="F4F9FC"/>
-      </w:pPr>
-      <w:r>
-        <w:rPr>
-          <w:b w:val="0"/>
-        </w:rPr>
-        <w:t xml:space="preserve">3. We can decide the result without examining the changed </w:t>
-      </w:r>
-      <w:r>
-        <w:rPr>
-          <w:b/>
-        </w:rPr>
-        <w:t>input</w:t>
-      </w:r>
-      <w:r>
-        <w:rPr>
-          <w:b w:val="0"/>
-        </w:rPr>
-        <w:t xml:space="preserve"> or the procedure.</w:t>
-      </w:r>
-    </w:p>
-    <w:p>
-      <w:pPr>
-        <w:pStyle w:val="Heading3"/>
-      </w:pPr>
-      <w:r>
-        <w:t>My selected conclusion, deciding fact and explanation</w:t>
-      </w:r>
-    </w:p>
-    <w:p>
-      <w:r>
-        <w:t>________________________________________________________________</w:t>
-      </w:r>
-    </w:p>
-    <w:p>
-      <w:r>
-        <w:t>________________________________________________________________</w:t>
-      </w:r>
-    </w:p>
-    <w:p>
-      <w:r>
-        <w:t>________________________________________________________________</w:t>
-      </w:r>
-    </w:p>
-    <w:p>
-      <w:r>
-        <w:t>________________________________________________________________</w:t>
-      </w:r>
-    </w:p>
-    <w:p>
-      <w:r>
-        <w:t>________________________________________________________________</w:t>
-      </w:r>
-    </w:p>
-    <w:p>
-      <w:pPr>
-        <w:pStyle w:val="Heading3"/>
-      </w:pPr>
-      <w:r>
-        <w:t>Hint · try first</w:t>
-      </w:r>
-    </w:p>
-    <w:p>
-      <w:pPr>
-        <w:spacing w:line="336" w:lineRule="auto" w:after="180"/>
-        <w:shd w:fill="F1F6F8"/>
-      </w:pPr>
-      <w:r>
-        <w:rPr>
-          <w:b w:val="0"/>
-        </w:rPr>
-        <w:t>Hint if needed: Use the changed condition and the deciding step in the pictorial trace. The answer must say what follows from those facts.</w:t>
-      </w:r>
-    </w:p>
-    <w:p>
-      <w:pPr>
-        <w:pStyle w:val="Heading3"/>
-      </w:pPr>
-      <w:r>
-        <w:t>Feedback · compare after trying</w:t>
-      </w:r>
-    </w:p>
-    <w:p>
-      <w:pPr>
-        <w:spacing w:line="336" w:lineRule="auto" w:after="180"/>
-        <w:shd w:fill="F1F6FC"/>
-      </w:pPr>
-      <w:r>
-        <w:rPr>
-          <w:b w:val="0"/>
-        </w:rPr>
-        <w:t xml:space="preserve">After your attempt, compare with the supported explanation: The buggy &lt;= function passes those remaining tests. Both procedures agree away from the equality </w:t>
-      </w:r>
-      <w:r>
-        <w:rPr>
-          <w:b/>
-        </w:rPr>
-        <w:t>boundary</w:t>
-      </w:r>
-      <w:r>
-        <w:rPr>
-          <w:b w:val="0"/>
-        </w:rPr>
-        <w:t>.</w:t>
-      </w:r>
-    </w:p>
-    <w:p>
-      <w:pPr>
-        <w:pStyle w:val="Heading3"/>
-      </w:pPr>
-      <w:r>
-        <w:t>Repair a missing building block</w:t>
-      </w:r>
-    </w:p>
-    <w:p>
-      <w:pPr>
-        <w:spacing w:line="336" w:lineRule="auto" w:after="180"/>
-      </w:pPr>
-      <w:r>
-        <w:rPr>
-          <w:b w:val="0"/>
-        </w:rPr>
-        <w:t xml:space="preserve">Review Reading structured data (python-bridge/11). Goal: </w:t>
-      </w:r>
-      <w:r>
-        <w:rPr>
-          <w:b/>
-        </w:rPr>
-        <w:t>Process</w:t>
-      </w:r>
-      <w:r>
-        <w:rPr>
-          <w:b w:val="0"/>
-        </w:rPr>
-        <w:t xml:space="preserve"> a list of records consistently. Short practice: Circle the included rows, calculate the sum and mean, and state coverage.</w:t>
-      </w:r>
-    </w:p>
-    <w:p>
-      <w:pPr>
-        <w:spacing w:line="336" w:lineRule="auto" w:after="180"/>
-      </w:pPr>
-      <w:r>
-        <w:rPr>
-          <w:b w:val="0"/>
-        </w:rPr>
-        <w:t>Repeat after adding the fourth row with count four.. Return to this week and explain what you changed.</w:t>
-      </w:r>
-    </w:p>
-    <w:p>
-      <w:pPr>
-        <w:spacing w:line="336" w:lineRule="auto" w:after="180"/>
-      </w:pPr>
-      <w:r>
-        <w:rPr>
-          <w:b w:val="0"/>
-        </w:rPr>
-        <w:t>Review Return values and local state (python-bridge/9). Goal: Use a returned value in a later calculation. Short practice: Trace the two returned values and explain why first stays seven.</w:t>
-      </w:r>
-    </w:p>
-    <w:p>
-      <w:pPr>
-        <w:spacing w:line="336" w:lineRule="auto" w:after="180"/>
-      </w:pPr>
-      <w:r>
-        <w:rPr>
-          <w:b w:val="0"/>
-        </w:rPr>
-        <w:t>What happens if the caller tries to print result directly?. Return to this week and explain what you changed.</w:t>
-      </w:r>
-    </w:p>
-    <w:p>
-      <w:pPr>
-        <w:spacing w:line="336" w:lineRule="auto" w:after="180"/>
-      </w:pPr>
-      <w:r>
-        <w:rPr>
-          <w:b w:val="0"/>
-        </w:rPr>
-        <w:t>Review Loops and trace tables (python-bridge/6). Goal: Trace variable values before and after each loop iteration. Short practice: List the four visited values and their running totals.</w:t>
-      </w:r>
-    </w:p>
-    <w:p>
-      <w:pPr>
-        <w:spacing w:line="336" w:lineRule="auto" w:after="180"/>
-      </w:pPr>
-      <w:r>
-        <w:rPr>
-          <w:b w:val="0"/>
-        </w:rPr>
-        <w:t>Explain why 5 is absent and what prints for range(1,1).. Return to this week and explain what you changed.</w:t>
-      </w:r>
-    </w:p>
-    <w:p>
-      <w:pPr>
-        <w:pStyle w:val="Heading3"/>
-      </w:pPr>
-      <w:r>
-        <w:t>Predict, run and debug</w:t>
-      </w:r>
-    </w:p>
-    <w:p>
-      <w:pPr>
-        <w:spacing w:line="336" w:lineRule="auto" w:after="180"/>
-      </w:pPr>
-      <w:r>
-        <w:rPr>
-          <w:b w:val="0"/>
-        </w:rPr>
-        <w:t xml:space="preserve">The browser lab lets you edit the supported Python examples already included in this lesson. Predict first, run, inspect the actual </w:t>
-      </w:r>
-      <w:r>
-        <w:rPr>
-          <w:b/>
-        </w:rPr>
-        <w:t>output</w:t>
-      </w:r>
-      <w:r>
-        <w:rPr>
-          <w:b w:val="0"/>
-        </w:rPr>
-        <w:t xml:space="preserve"> or error, change one </w:t>
-      </w:r>
-      <w:r>
-        <w:rPr>
-          <w:b/>
-        </w:rPr>
-        <w:t>input</w:t>
-      </w:r>
-      <w:r>
-        <w:rPr>
-          <w:b w:val="0"/>
-        </w:rPr>
-        <w:t>, then run again.</w:t>
-      </w:r>
-    </w:p>
-    <w:p>
-      <w:pPr>
-        <w:spacing w:line="336" w:lineRule="auto" w:after="180"/>
-      </w:pPr>
-      <w:r>
-        <w:rPr>
-          <w:b w:val="0"/>
-        </w:rPr>
-        <w:t xml:space="preserve">Keep code, </w:t>
-      </w:r>
-      <w:r>
-        <w:rPr>
-          <w:b/>
-        </w:rPr>
-        <w:t>prediction</w:t>
-      </w:r>
-      <w:r>
-        <w:rPr>
-          <w:b w:val="0"/>
-        </w:rPr>
-        <w:t>s, actual results and a reasoned revision together. On paper, label your result as a trace rather than an execution.</w:t>
-      </w:r>
-    </w:p>
-    <w:p>
-      <w:pPr>
-        <w:pStyle w:val="Heading3"/>
-      </w:pPr>
-      <w:r>
         <w:t>Keep your completed work</w:t>
       </w:r>
     </w:p>
     <w:p>
       <w:pPr>
-        <w:spacing w:line="336" w:lineRule="auto" w:after="180"/>
-      </w:pPr>
-      <w:r>
-        <w:rPr>
-          <w:b w:val="0"/>
-        </w:rPr>
-        <w:t xml:space="preserve">Use Download completed work in the hosted lesson to export your answers, reflections, practice feedback and code-run </w:t>
-      </w:r>
-      <w:r>
-        <w:rPr>
-          <w:b/>
-        </w:rPr>
-        <w:t>evidence</w:t>
-      </w:r>
-      <w:r>
-        <w:rPr>
-          <w:b w:val="0"/>
-        </w:rPr>
-        <w:t>. Open the HTML copy to read or print it.</w:t>
-      </w:r>
-    </w:p>
-    <w:p>
-      <w:pPr>
-        <w:spacing w:line="336" w:lineRule="auto" w:after="180"/>
-      </w:pPr>
-      <w:r>
-        <w:rPr>
-          <w:b w:val="0"/>
-        </w:rPr>
-        <w:t>Drafts stay in this browser when storage is available; clear drafts on a shared device.</w:t>
-      </w:r>
-    </w:p>
-    <w:p>
-      <w:pPr>
-        <w:pStyle w:val="Heading3"/>
-      </w:pPr>
-      <w:r>
-        <w:t>What I repaired, the evidence I kept and the next test</w:t>
-      </w:r>
-    </w:p>
-    <w:p>
-      <w:r>
-        <w:t>________________________________________________________________</w:t>
-      </w:r>
-    </w:p>
-    <w:p>
-      <w:r>
-        <w:t>________________________________________________________________</w:t>
-      </w:r>
-    </w:p>
-    <w:p>
-      <w:r>
-        <w:t>________________________________________________________________</w:t>
-      </w:r>
-    </w:p>
-    <w:p>
-      <w:r>
-        <w:t>________________________________________________________________</w:t>
-      </w:r>
-    </w:p>
-    <w:p>
-      <w:r>
-        <w:t>________________________________________________________________</w:t>
-      </w:r>
-    </w:p>
-    <w:p>
-      <w:pPr>
         <w:pStyle w:val="Heading1"/>
       </w:pPr>
       <w:r>
-        <w:t>15. Visual concept journey</w:t>
-      </w:r>
-    </w:p>
-    <w:p>
-      <w:r>
-        <w:t>Explain each Testing and debugging functions picture from its labels, then record a relevant limit.</w:t>
-      </w:r>
-    </w:p>
-    <w:p>
-      <w:pPr>
-        <w:pStyle w:val="Heading3"/>
+        <w:t>15. Reference · Six-picture response sheets</w:t>
+      </w:r>
+    </w:p>
+    <w:p>
+      <w:r>
+        <w:t>Use the picture relevant to a current gap.</w:t>
+      </w:r>
+    </w:p>
+    <w:p>
+      <w:pPr>
+        <w:pStyle w:val="Heading2"/>
       </w:pPr>
       <w:r>
         <w:t>01. Testing and debugging functions: the case</w:t>
@@ -2377,7 +2087,6 @@
     <w:p>
       <w:pPr>
         <w:spacing w:line="336" w:lineRule="auto" w:after="180"/>
-        <w:shd w:fill="F5F1FB"/>
       </w:pPr>
       <w:r>
         <w:rPr>
@@ -2416,7 +2125,7 @@
     </w:p>
     <w:p>
       <w:pPr>
-        <w:pStyle w:val="Heading3"/>
+        <w:pStyle w:val="Heading2"/>
       </w:pPr>
       <w:r>
         <w:t>02. Follow the deciding steps</w:t>
@@ -2496,7 +2205,6 @@
     <w:p>
       <w:pPr>
         <w:spacing w:line="336" w:lineRule="auto" w:after="180"/>
-        <w:shd w:fill="F5F1FB"/>
       </w:pPr>
       <w:r>
         <w:rPr>
@@ -2547,7 +2255,7 @@
     </w:p>
     <w:p>
       <w:pPr>
-        <w:pStyle w:val="Heading3"/>
+        <w:pStyle w:val="Heading2"/>
       </w:pPr>
       <w:r>
         <w:t>03. Follow the evidence</w:t>
@@ -2615,7 +2323,6 @@
     <w:p>
       <w:pPr>
         <w:spacing w:line="336" w:lineRule="auto" w:after="180"/>
-        <w:shd w:fill="F5F1FB"/>
       </w:pPr>
       <w:r>
         <w:rPr>
@@ -2654,7 +2361,7 @@
     </w:p>
     <w:p>
       <w:pPr>
-        <w:pStyle w:val="Heading3"/>
+        <w:pStyle w:val="Heading2"/>
       </w:pPr>
       <w:r>
         <w:t>04. Change one thing. Trace what follows.</w:t>
@@ -2733,7 +2440,6 @@
     <w:p>
       <w:pPr>
         <w:spacing w:line="336" w:lineRule="auto" w:after="180"/>
-        <w:shd w:fill="F5F1FB"/>
       </w:pPr>
       <w:r>
         <w:rPr>
@@ -2772,7 +2478,7 @@
     </w:p>
     <w:p>
       <w:pPr>
-        <w:pStyle w:val="Heading3"/>
+        <w:pStyle w:val="Heading2"/>
       </w:pPr>
       <w:r>
         <w:t>05. Connect the explanation to its limit</w:t>
@@ -2863,7 +2569,6 @@
     <w:p>
       <w:pPr>
         <w:spacing w:line="336" w:lineRule="auto" w:after="180"/>
-        <w:shd w:fill="F5F1FB"/>
       </w:pPr>
       <w:r>
         <w:rPr>
@@ -2902,7 +2607,7 @@
     </w:p>
     <w:p>
       <w:pPr>
-        <w:pStyle w:val="Heading3"/>
+        <w:pStyle w:val="Heading2"/>
       </w:pPr>
       <w:r>
         <w:t>06. Make the idea visible in your project</w:t>
@@ -3017,7 +2722,6 @@
     <w:p>
       <w:pPr>
         <w:spacing w:line="336" w:lineRule="auto" w:after="180"/>
-        <w:shd w:fill="F5F1FB"/>
       </w:pPr>
       <w:r>
         <w:rPr>
@@ -3064,6 +2768,62 @@
     <w:p>
       <w:r>
         <w:t>________________________________________________________________</w:t>
+      </w:r>
+    </w:p>
+    <w:p>
+      <w:pPr>
+        <w:pStyle w:val="Heading2"/>
+      </w:pPr>
+      <w:r>
+        <w:t>Earlier wording, alternatives and picture transcripts · reference / check after trying</w:t>
+      </w:r>
+    </w:p>
+    <w:p>
+      <w:pPr>
+        <w:pStyle w:val="Heading3"/>
+      </w:pPr>
+      <w:r>
+        <w:t>01. Testing and debugging functions: the case</w:t>
+      </w:r>
+    </w:p>
+    <w:p>
+      <w:pPr>
+        <w:pStyle w:val="Heading3"/>
+      </w:pPr>
+      <w:r>
+        <w:t>02. Follow the deciding steps</w:t>
+      </w:r>
+    </w:p>
+    <w:p>
+      <w:pPr>
+        <w:pStyle w:val="Heading3"/>
+      </w:pPr>
+      <w:r>
+        <w:t>03. Follow the evidence</w:t>
+      </w:r>
+    </w:p>
+    <w:p>
+      <w:pPr>
+        <w:pStyle w:val="Heading3"/>
+      </w:pPr>
+      <w:r>
+        <w:t>04. Change one thing. Trace what follows.</w:t>
+      </w:r>
+    </w:p>
+    <w:p>
+      <w:pPr>
+        <w:pStyle w:val="Heading3"/>
+      </w:pPr>
+      <w:r>
+        <w:t>05. Connect the explanation to its limit</w:t>
+      </w:r>
+    </w:p>
+    <w:p>
+      <w:pPr>
+        <w:pStyle w:val="Heading3"/>
+      </w:pPr>
+      <w:r>
+        <w:t>06. Make the idea visible in your project</w:t>
       </w:r>
     </w:p>
     <w:sectPr>
